--- a/outputs/integrated-research-20261024/交付文件/高端线下社群市场调研与对标报告.docx
+++ b/outputs/integrated-research-20261024/交付文件/高端线下社群市场调研与对标报告.docx
@@ -38,12 +38,17 @@
     </w:p>
     <w:p>
       <w:r>
-        <w:t>我们拟持续服务A8及以上客户，组织商业交流、单身婚恋和社交旅行。具体采用个人还是家庭资产口径、如何划分年龄带，留待合伙人确定。本报告比较现有收费、客户条件和交付方式，判断哪些客户与组织能力可以共用。</w:t>
-      </w:r>
-    </w:p>
-    <w:p>
-      <w:r>
-        <w:t>本版分为市场调研与对标两部分。市场调研解释客户、供给和收费结构；对标选择可以具体拆解的服务，而非把知名度最高的公司都当成启动模板。</w:t>
+        <w:t>建议围绕同一批高资产客户建立持续线下社群，商业交流、婚恋专场和旅行分别设置参加目的与准入。共享会员服务和活动日历，先在一个可触达客户的城市验证。</w:t>
+      </w:r>
+    </w:p>
+    <w:p>
+      <w:r>
+        <w:t>首次付费的理由要具体：商务客买适合讨论真实问题的同桌；单身客买可信的同行条件与认识机会；旅行客买愿意相处的人、舒适的行程和有人负责组织。资产条件用来审核，报名理由还要落实到每场活动。</w:t>
+      </w:r>
+    </w:p>
+    <w:p>
+      <w:r>
+        <w:t>再次参加依靠持续匹配和共同经历。BoL的活动日历、Founder Feast的同桌联系、社群从城市活动延伸度假，都值得学习。建议先按场与按团测试，积累真实再次参加记录后再决定年费权益。</w:t>
       </w:r>
     </w:p>
     <w:tbl>
@@ -62,9 +67,9 @@
         </w:tblBorders>
       </w:tblPr>
       <w:tblGrid>
-        <w:gridCol w:w="1587"/>
-        <w:gridCol w:w="4195"/>
-        <w:gridCol w:w="3742"/>
+        <w:gridCol w:w="1247"/>
+        <w:gridCol w:w="3685"/>
+        <w:gridCol w:w="4592"/>
       </w:tblGrid>
       <w:tr>
         <w:trPr>
@@ -73,7 +78,7 @@
         </w:trPr>
         <w:tc>
           <w:tcPr>
-            <w:tcW w:type="dxa" w:w="1587"/>
+            <w:tcW w:type="dxa" w:w="1247"/>
             <w:vAlign w:val="center"/>
             <w:tcMar>
               <w:top w:w="90" w:type="dxa"/>
@@ -98,7 +103,7 @@
         </w:tc>
         <w:tc>
           <w:tcPr>
-            <w:tcW w:type="dxa" w:w="4195"/>
+            <w:tcW w:type="dxa" w:w="3685"/>
             <w:vAlign w:val="center"/>
             <w:tcMar>
               <w:top w:w="90" w:type="dxa"/>
@@ -117,13 +122,13 @@
                 <w:b/>
                 <w:sz w:val="20"/>
               </w:rPr>
-              <w:t>本次重点学习对象</w:t>
-            </w:r>
-          </w:p>
-        </w:tc>
-        <w:tc>
-          <w:tcPr>
-            <w:tcW w:type="dxa" w:w="3742"/>
+              <w:t>主要学习对象</w:t>
+            </w:r>
+          </w:p>
+        </w:tc>
+        <w:tc>
+          <w:tcPr>
+            <w:tcW w:type="dxa" w:w="4592"/>
             <w:vAlign w:val="center"/>
             <w:tcMar>
               <w:top w:w="90" w:type="dxa"/>
@@ -142,7 +147,7 @@
                 <w:b/>
                 <w:sz w:val="20"/>
               </w:rPr>
-              <w:t>选择结果</w:t>
+              <w:t>我们优先学什么</w:t>
             </w:r>
           </w:p>
         </w:tc>
@@ -153,7 +158,7 @@
         </w:trPr>
         <w:tc>
           <w:tcPr>
-            <w:tcW w:type="dxa" w:w="1587"/>
+            <w:tcW w:type="dxa" w:w="1247"/>
             <w:vAlign w:val="center"/>
             <w:tcMar>
               <w:top w:w="90" w:type="dxa"/>
@@ -171,13 +176,13 @@
                 <w:b w:val="0"/>
                 <w:sz w:val="20"/>
               </w:rPr>
-              <w:t>商业社交</w:t>
-            </w:r>
-          </w:p>
-        </w:tc>
-        <w:tc>
-          <w:tcPr>
-            <w:tcW w:type="dxa" w:w="4195"/>
+              <w:t>商业</w:t>
+            </w:r>
+          </w:p>
+        </w:tc>
+        <w:tc>
+          <w:tcPr>
+            <w:tcW w:type="dxa" w:w="3685"/>
             <w:vAlign w:val="center"/>
             <w:tcMar>
               <w:top w:w="90" w:type="dxa"/>
@@ -195,13 +200,13 @@
                 <w:b w:val="0"/>
                 <w:sz w:val="20"/>
               </w:rPr>
-              <w:t>BoL商务会籍</w:t>
-            </w:r>
-          </w:p>
-        </w:tc>
-        <w:tc>
-          <w:tcPr>
-            <w:tcW w:type="dxa" w:w="3742"/>
+              <w:t>BoL、Founder Feast</w:t>
+            </w:r>
+          </w:p>
+        </w:tc>
+        <w:tc>
+          <w:tcPr>
+            <w:tcW w:type="dxa" w:w="4592"/>
             <w:vAlign w:val="center"/>
             <w:tcMar>
               <w:top w:w="90" w:type="dxa"/>
@@ -219,7 +224,7 @@
                 <w:b w:val="0"/>
                 <w:sz w:val="20"/>
               </w:rPr>
-              <w:t>主对标</w:t>
+              <w:t>会籍与活动分层；人工筛选、小桌配对和餐费分账</w:t>
             </w:r>
           </w:p>
         </w:tc>
@@ -230,7 +235,7 @@
         </w:trPr>
         <w:tc>
           <w:tcPr>
-            <w:tcW w:type="dxa" w:w="1587"/>
+            <w:tcW w:type="dxa" w:w="1247"/>
             <w:vAlign w:val="center"/>
             <w:tcMar>
               <w:top w:w="90" w:type="dxa"/>
@@ -248,13 +253,13 @@
                 <w:b w:val="0"/>
                 <w:sz w:val="20"/>
               </w:rPr>
-              <w:t>商业社交</w:t>
-            </w:r>
-          </w:p>
-        </w:tc>
-        <w:tc>
-          <w:tcPr>
-            <w:tcW w:type="dxa" w:w="4195"/>
+              <w:t>婚恋</w:t>
+            </w:r>
+          </w:p>
+        </w:tc>
+        <w:tc>
+          <w:tcPr>
+            <w:tcW w:type="dxa" w:w="3685"/>
             <w:vAlign w:val="center"/>
             <w:tcMar>
               <w:top w:w="90" w:type="dxa"/>
@@ -272,13 +277,13 @@
                 <w:b w:val="0"/>
                 <w:sz w:val="20"/>
               </w:rPr>
-              <w:t>Founder Feast</w:t>
-            </w:r>
-          </w:p>
-        </w:tc>
-        <w:tc>
-          <w:tcPr>
-            <w:tcW w:type="dxa" w:w="3742"/>
+              <w:t>BoL Selected、钻石婚恋</w:t>
+            </w:r>
+          </w:p>
+        </w:tc>
+        <w:tc>
+          <w:tcPr>
+            <w:tcW w:type="dxa" w:w="4592"/>
             <w:vAlign w:val="center"/>
             <w:tcMar>
               <w:top w:w="90" w:type="dxa"/>
@@ -296,7 +301,7 @@
                 <w:b w:val="0"/>
                 <w:sz w:val="20"/>
               </w:rPr>
-              <w:t>主对标</w:t>
+              <w:t>半天私宴、男女准入与互选；顾问和资源分工</w:t>
             </w:r>
           </w:p>
         </w:tc>
@@ -307,7 +312,7 @@
         </w:trPr>
         <w:tc>
           <w:tcPr>
-            <w:tcW w:type="dxa" w:w="1587"/>
+            <w:tcW w:type="dxa" w:w="1247"/>
             <w:vAlign w:val="center"/>
             <w:tcMar>
               <w:top w:w="90" w:type="dxa"/>
@@ -325,13 +330,13 @@
                 <w:b w:val="0"/>
                 <w:sz w:val="20"/>
               </w:rPr>
-              <w:t>婚恋交友</w:t>
-            </w:r>
-          </w:p>
-        </w:tc>
-        <w:tc>
-          <w:tcPr>
-            <w:tcW w:type="dxa" w:w="4195"/>
+              <w:t>旅行</w:t>
+            </w:r>
+          </w:p>
+        </w:tc>
+        <w:tc>
+          <w:tcPr>
+            <w:tcW w:type="dxa" w:w="3685"/>
             <w:vAlign w:val="center"/>
             <w:tcMar>
               <w:top w:w="90" w:type="dxa"/>
@@ -349,13 +354,13 @@
                 <w:b w:val="0"/>
                 <w:sz w:val="20"/>
               </w:rPr>
-              <w:t>BoL Selected</w:t>
-            </w:r>
-          </w:p>
-        </w:tc>
-        <w:tc>
-          <w:tcPr>
-            <w:tcW w:type="dxa" w:w="3742"/>
+              <w:t>奇语、OWR；补充Offline Club</w:t>
+            </w:r>
+          </w:p>
+        </w:tc>
+        <w:tc>
+          <w:tcPr>
+            <w:tcW w:type="dxa" w:w="4592"/>
             <w:vAlign w:val="center"/>
             <w:tcMar>
               <w:top w:w="90" w:type="dxa"/>
@@ -373,238 +378,7 @@
                 <w:b w:val="0"/>
                 <w:sz w:val="20"/>
               </w:rPr>
-              <w:t>主对标</w:t>
-            </w:r>
-          </w:p>
-        </w:tc>
-      </w:tr>
-      <w:tr>
-        <w:trPr>
-          <w:cantSplit/>
-        </w:trPr>
-        <w:tc>
-          <w:tcPr>
-            <w:tcW w:type="dxa" w:w="1587"/>
-            <w:vAlign w:val="center"/>
-            <w:tcMar>
-              <w:top w:w="90" w:type="dxa"/>
-              <w:bottom w:w="90" w:type="dxa"/>
-              <w:left w:w="90" w:type="dxa"/>
-              <w:right w:w="90" w:type="dxa"/>
-            </w:tcMar>
-          </w:tcPr>
-          <w:p>
-            <w:pPr>
-              <w:spacing w:line="304" w:lineRule="exact" w:after="40"/>
-            </w:pPr>
-            <w:r>
-              <w:rPr>
-                <w:b w:val="0"/>
-                <w:sz w:val="20"/>
-              </w:rPr>
-              <w:t>婚恋交友</w:t>
-            </w:r>
-          </w:p>
-        </w:tc>
-        <w:tc>
-          <w:tcPr>
-            <w:tcW w:type="dxa" w:w="4195"/>
-            <w:vAlign w:val="center"/>
-            <w:tcMar>
-              <w:top w:w="90" w:type="dxa"/>
-              <w:bottom w:w="90" w:type="dxa"/>
-              <w:left w:w="90" w:type="dxa"/>
-              <w:right w:w="90" w:type="dxa"/>
-            </w:tcMar>
-          </w:tcPr>
-          <w:p>
-            <w:pPr>
-              <w:spacing w:line="304" w:lineRule="exact" w:after="40"/>
-            </w:pPr>
-            <w:r>
-              <w:rPr>
-                <w:b w:val="0"/>
-                <w:sz w:val="20"/>
-              </w:rPr>
-              <w:t>钻石婚恋</w:t>
-            </w:r>
-          </w:p>
-        </w:tc>
-        <w:tc>
-          <w:tcPr>
-            <w:tcW w:type="dxa" w:w="3742"/>
-            <w:vAlign w:val="center"/>
-            <w:tcMar>
-              <w:top w:w="90" w:type="dxa"/>
-              <w:bottom w:w="90" w:type="dxa"/>
-              <w:left w:w="90" w:type="dxa"/>
-              <w:right w:w="90" w:type="dxa"/>
-            </w:tcMar>
-          </w:tcPr>
-          <w:p>
-            <w:pPr>
-              <w:spacing w:line="304" w:lineRule="exact" w:after="40"/>
-            </w:pPr>
-            <w:r>
-              <w:rPr>
-                <w:b w:val="0"/>
-                <w:sz w:val="20"/>
-              </w:rPr>
-              <w:t>成熟服务对标</w:t>
-            </w:r>
-          </w:p>
-        </w:tc>
-      </w:tr>
-      <w:tr>
-        <w:trPr>
-          <w:cantSplit/>
-        </w:trPr>
-        <w:tc>
-          <w:tcPr>
-            <w:tcW w:type="dxa" w:w="1587"/>
-            <w:vAlign w:val="center"/>
-            <w:tcMar>
-              <w:top w:w="90" w:type="dxa"/>
-              <w:bottom w:w="90" w:type="dxa"/>
-              <w:left w:w="90" w:type="dxa"/>
-              <w:right w:w="90" w:type="dxa"/>
-            </w:tcMar>
-          </w:tcPr>
-          <w:p>
-            <w:pPr>
-              <w:spacing w:line="304" w:lineRule="exact" w:after="40"/>
-            </w:pPr>
-            <w:r>
-              <w:rPr>
-                <w:b w:val="0"/>
-                <w:sz w:val="20"/>
-              </w:rPr>
-              <w:t>社交旅行</w:t>
-            </w:r>
-          </w:p>
-        </w:tc>
-        <w:tc>
-          <w:tcPr>
-            <w:tcW w:type="dxa" w:w="4195"/>
-            <w:vAlign w:val="center"/>
-            <w:tcMar>
-              <w:top w:w="90" w:type="dxa"/>
-              <w:bottom w:w="90" w:type="dxa"/>
-              <w:left w:w="90" w:type="dxa"/>
-              <w:right w:w="90" w:type="dxa"/>
-            </w:tcMar>
-          </w:tcPr>
-          <w:p>
-            <w:pPr>
-              <w:spacing w:line="304" w:lineRule="exact" w:after="40"/>
-            </w:pPr>
-            <w:r>
-              <w:rPr>
-                <w:b w:val="0"/>
-                <w:sz w:val="20"/>
-              </w:rPr>
-              <w:t>奇语旅行</w:t>
-            </w:r>
-          </w:p>
-        </w:tc>
-        <w:tc>
-          <w:tcPr>
-            <w:tcW w:type="dxa" w:w="3742"/>
-            <w:vAlign w:val="center"/>
-            <w:tcMar>
-              <w:top w:w="90" w:type="dxa"/>
-              <w:bottom w:w="90" w:type="dxa"/>
-              <w:left w:w="90" w:type="dxa"/>
-              <w:right w:w="90" w:type="dxa"/>
-            </w:tcMar>
-          </w:tcPr>
-          <w:p>
-            <w:pPr>
-              <w:spacing w:line="304" w:lineRule="exact" w:after="40"/>
-            </w:pPr>
-            <w:r>
-              <w:rPr>
-                <w:b w:val="0"/>
-                <w:sz w:val="20"/>
-              </w:rPr>
-              <w:t>主对标</w:t>
-            </w:r>
-          </w:p>
-        </w:tc>
-      </w:tr>
-      <w:tr>
-        <w:trPr>
-          <w:cantSplit/>
-        </w:trPr>
-        <w:tc>
-          <w:tcPr>
-            <w:tcW w:type="dxa" w:w="1587"/>
-            <w:vAlign w:val="center"/>
-            <w:tcMar>
-              <w:top w:w="90" w:type="dxa"/>
-              <w:bottom w:w="90" w:type="dxa"/>
-              <w:left w:w="90" w:type="dxa"/>
-              <w:right w:w="90" w:type="dxa"/>
-            </w:tcMar>
-          </w:tcPr>
-          <w:p>
-            <w:pPr>
-              <w:spacing w:line="304" w:lineRule="exact" w:after="40"/>
-            </w:pPr>
-            <w:r>
-              <w:rPr>
-                <w:b w:val="0"/>
-                <w:sz w:val="20"/>
-              </w:rPr>
-              <w:t>社交旅行</w:t>
-            </w:r>
-          </w:p>
-        </w:tc>
-        <w:tc>
-          <w:tcPr>
-            <w:tcW w:type="dxa" w:w="4195"/>
-            <w:vAlign w:val="center"/>
-            <w:tcMar>
-              <w:top w:w="90" w:type="dxa"/>
-              <w:bottom w:w="90" w:type="dxa"/>
-              <w:left w:w="90" w:type="dxa"/>
-              <w:right w:w="90" w:type="dxa"/>
-            </w:tcMar>
-          </w:tcPr>
-          <w:p>
-            <w:pPr>
-              <w:spacing w:line="304" w:lineRule="exact" w:after="40"/>
-            </w:pPr>
-            <w:r>
-              <w:rPr>
-                <w:b w:val="0"/>
-                <w:sz w:val="20"/>
-              </w:rPr>
-              <w:t>Other Way Round</w:t>
-            </w:r>
-          </w:p>
-        </w:tc>
-        <w:tc>
-          <w:tcPr>
-            <w:tcW w:type="dxa" w:w="3742"/>
-            <w:vAlign w:val="center"/>
-            <w:tcMar>
-              <w:top w:w="90" w:type="dxa"/>
-              <w:bottom w:w="90" w:type="dxa"/>
-              <w:left w:w="90" w:type="dxa"/>
-              <w:right w:w="90" w:type="dxa"/>
-            </w:tcMar>
-          </w:tcPr>
-          <w:p>
-            <w:pPr>
-              <w:spacing w:line="304" w:lineRule="exact" w:after="40"/>
-            </w:pPr>
-            <w:r>
-              <w:rPr>
-                <w:b w:val="0"/>
-                <w:sz w:val="20"/>
-              </w:rPr>
-              <w:t>国外主对标</w:t>
+              <w:t>小团内容、行前准备；社群主持人与目的地合作交付</w:t>
             </w:r>
           </w:p>
         </w:tc>
@@ -620,15 +394,10 @@
         <w:rPr>
           <w:b/>
         </w:rPr>
-        <w:t>以上是5家机构、6条产品线：</w:t>
-      </w:r>
-      <w:r>
-        <w:t>BoL商务会籍与Selected分别占商业和婚恋用途。长江商学院、马会、EO、木兰等继续保留在市场和成熟机制比较中。大超说媒因依赖个人IP，不列启动主对标。</w:t>
-      </w:r>
-    </w:p>
-    <w:p>
-      <w:r>
-        <w:t>当前证据最支持的学习重点：把“哪些人可以参加、每笔钱包含什么、现场怎么相处”写成清楚产品。公开资料仍不足以证明这些品牌谁利润最高，因此选择结果以适配和可核产品为依据。</w:t>
+        <w:t>研究判断：</w:t>
+      </w:r>
+      <w:r>
+        <w:t>值得开展小规模付费验证。首阶段重点是获得一批适配客户并把一次相处做好；现有资料尚不足以支持重资产会所、高价顾问团队或同时铺开多城。具体收费以产品规格、可落实成本和客户反馈共同确定。</w:t>
       </w:r>
     </w:p>
     <w:p>
@@ -1590,7 +1359,7 @@
                 <w:b w:val="0"/>
                 <w:sz w:val="20"/>
               </w:rPr>
-              <w:t>商业、婚恋、旅行各类供给地图；总Excel收录65条机构与品牌线索</w:t>
+              <w:t>商业、婚恋、旅行各类供给地图；总Excel收录66条机构与品牌线索</w:t>
             </w:r>
           </w:p>
         </w:tc>
@@ -5332,6 +5101,463 @@
       </w:r>
     </w:p>
     <w:p>
+      <w:pPr>
+        <w:pStyle w:val="Heading2"/>
+        <w:pageBreakBefore/>
+      </w:pPr>
+      <w:r>
+        <w:t>4 资产条件和参加目的怎样同时使用</w:t>
+      </w:r>
+    </w:p>
+    <w:p>
+      <w:r>
+        <w:t>对本项目，A8及以上是既定目标，仍需明确个人还是家庭资产。对标的财富门槛不能直接当作我们的客户资产：Selected本场男士家庭5000万元或年入100万元，女性的资产条件只是三选二中的一项；钻石也同时服务千万级与亿元级客户。借鉴重点是审核和服务流程。</w:t>
+      </w:r>
+    </w:p>
+    <w:p>
+      <w:pPr>
+        <w:spacing w:line="260" w:lineRule="exact" w:after="100"/>
+      </w:pPr>
+      <w:r>
+        <w:rPr>
+          <w:sz w:val="18"/>
+        </w:rPr>
+        <w:t>BOLSCREEN BoL会籍及Selected六张用户提供截图  微信小程序内查看</w:t>
+      </w:r>
+      <w:r>
+        <w:t xml:space="preserve">  </w:t>
+      </w:r>
+      <w:hyperlink r:id="rId25">
+        <w:r>
+          <w:rPr>
+            <w:color w:val="255878"/>
+            <w:sz w:val="18"/>
+          </w:rPr>
+          <w:t>C01 钻石婚恋爱情定制本轮复核</w:t>
+        </w:r>
+      </w:hyperlink>
+    </w:p>
+    <w:tbl>
+      <w:tblPr>
+        <w:tblW w:type="auto" w:w="0"/>
+        <w:jc w:val="center"/>
+        <w:tblLayout w:type="fixed"/>
+        <w:tblLook w:firstColumn="1" w:firstRow="1" w:lastColumn="0" w:lastRow="0" w:noHBand="0" w:noVBand="1" w:val="04A0"/>
+        <w:tblBorders>
+          <w:top w:val="single" w:sz="4" w:color="CDD4DA"/>
+          <w:bottom w:val="single" w:sz="4" w:color="CDD4DA"/>
+          <w:left w:val="single" w:sz="4" w:color="CDD4DA"/>
+          <w:right w:val="single" w:sz="4" w:color="CDD4DA"/>
+          <w:insideH w:val="single" w:sz="4" w:color="CDD4DA"/>
+          <w:insideV w:val="single" w:sz="4" w:color="CDD4DA"/>
+        </w:tblBorders>
+      </w:tblPr>
+      <w:tblGrid>
+        <w:gridCol w:w="2381"/>
+        <w:gridCol w:w="3458"/>
+        <w:gridCol w:w="3685"/>
+      </w:tblGrid>
+      <w:tr>
+        <w:trPr>
+          <w:cantSplit/>
+          <w:tblHeader/>
+        </w:trPr>
+        <w:tc>
+          <w:tcPr>
+            <w:tcW w:type="dxa" w:w="2381"/>
+            <w:vAlign w:val="center"/>
+            <w:tcMar>
+              <w:top w:w="90" w:type="dxa"/>
+              <w:bottom w:w="90" w:type="dxa"/>
+              <w:left w:w="90" w:type="dxa"/>
+              <w:right w:w="90" w:type="dxa"/>
+            </w:tcMar>
+            <w:shd w:fill="E8EDF1"/>
+          </w:tcPr>
+          <w:p>
+            <w:pPr>
+              <w:spacing w:line="304" w:lineRule="exact" w:after="40"/>
+            </w:pPr>
+            <w:r>
+              <w:rPr>
+                <w:b/>
+                <w:sz w:val="20"/>
+              </w:rPr>
+              <w:t>拟服务的人</w:t>
+            </w:r>
+          </w:p>
+        </w:tc>
+        <w:tc>
+          <w:tcPr>
+            <w:tcW w:type="dxa" w:w="3458"/>
+            <w:vAlign w:val="center"/>
+            <w:tcMar>
+              <w:top w:w="90" w:type="dxa"/>
+              <w:bottom w:w="90" w:type="dxa"/>
+              <w:left w:w="90" w:type="dxa"/>
+              <w:right w:w="90" w:type="dxa"/>
+            </w:tcMar>
+            <w:shd w:fill="E8EDF1"/>
+          </w:tcPr>
+          <w:p>
+            <w:pPr>
+              <w:spacing w:line="304" w:lineRule="exact" w:after="40"/>
+            </w:pPr>
+            <w:r>
+              <w:rPr>
+                <w:b/>
+                <w:sz w:val="20"/>
+              </w:rPr>
+              <w:t>客群识别重点</w:t>
+            </w:r>
+          </w:p>
+        </w:tc>
+        <w:tc>
+          <w:tcPr>
+            <w:tcW w:type="dxa" w:w="3685"/>
+            <w:vAlign w:val="center"/>
+            <w:tcMar>
+              <w:top w:w="90" w:type="dxa"/>
+              <w:bottom w:w="90" w:type="dxa"/>
+              <w:left w:w="90" w:type="dxa"/>
+              <w:right w:w="90" w:type="dxa"/>
+            </w:tcMar>
+            <w:shd w:fill="E8EDF1"/>
+          </w:tcPr>
+          <w:p>
+            <w:pPr>
+              <w:spacing w:line="304" w:lineRule="exact" w:after="40"/>
+            </w:pPr>
+            <w:r>
+              <w:rPr>
+                <w:b/>
+                <w:sz w:val="20"/>
+              </w:rPr>
+              <w:t>适合的活动与购买理由</w:t>
+            </w:r>
+          </w:p>
+        </w:tc>
+      </w:tr>
+      <w:tr>
+        <w:trPr>
+          <w:cantSplit/>
+        </w:trPr>
+        <w:tc>
+          <w:tcPr>
+            <w:tcW w:type="dxa" w:w="2381"/>
+            <w:vAlign w:val="center"/>
+            <w:tcMar>
+              <w:top w:w="90" w:type="dxa"/>
+              <w:bottom w:w="90" w:type="dxa"/>
+              <w:left w:w="90" w:type="dxa"/>
+              <w:right w:w="90" w:type="dxa"/>
+            </w:tcMar>
+          </w:tcPr>
+          <w:p>
+            <w:pPr>
+              <w:spacing w:line="304" w:lineRule="exact" w:after="40"/>
+            </w:pPr>
+            <w:r>
+              <w:rPr>
+                <w:b w:val="0"/>
+                <w:sz w:val="20"/>
+              </w:rPr>
+              <w:t>有明确恋爱目标的单身客户</w:t>
+            </w:r>
+          </w:p>
+        </w:tc>
+        <w:tc>
+          <w:tcPr>
+            <w:tcW w:type="dxa" w:w="3458"/>
+            <w:vAlign w:val="center"/>
+            <w:tcMar>
+              <w:top w:w="90" w:type="dxa"/>
+              <w:bottom w:w="90" w:type="dxa"/>
+              <w:left w:w="90" w:type="dxa"/>
+              <w:right w:w="90" w:type="dxa"/>
+            </w:tcMar>
+          </w:tcPr>
+          <w:p>
+            <w:pPr>
+              <w:spacing w:line="304" w:lineRule="exact" w:after="40"/>
+            </w:pPr>
+            <w:r>
+              <w:rPr>
+                <w:b w:val="0"/>
+                <w:sz w:val="20"/>
+              </w:rPr>
+              <w:t>本人真实单身、资产口径、年龄阶段、所在城市、居住计划与稳定关系意愿</w:t>
+            </w:r>
+          </w:p>
+        </w:tc>
+        <w:tc>
+          <w:tcPr>
+            <w:tcW w:type="dxa" w:w="3685"/>
+            <w:vAlign w:val="center"/>
+            <w:tcMar>
+              <w:top w:w="90" w:type="dxa"/>
+              <w:bottom w:w="90" w:type="dxa"/>
+              <w:left w:w="90" w:type="dxa"/>
+              <w:right w:w="90" w:type="dxa"/>
+            </w:tcMar>
+          </w:tcPr>
+          <w:p>
+            <w:pPr>
+              <w:spacing w:line="304" w:lineRule="exact" w:after="40"/>
+            </w:pPr>
+            <w:r>
+              <w:rPr>
+                <w:b w:val="0"/>
+                <w:sz w:val="20"/>
+              </w:rPr>
+              <w:t>审核私宴与单身旅行。第一次付款主要为同行条件、认识机会及被照顾的交流节奏。</w:t>
+            </w:r>
+          </w:p>
+        </w:tc>
+      </w:tr>
+      <w:tr>
+        <w:trPr>
+          <w:cantSplit/>
+        </w:trPr>
+        <w:tc>
+          <w:tcPr>
+            <w:tcW w:type="dxa" w:w="2381"/>
+            <w:vAlign w:val="center"/>
+            <w:tcMar>
+              <w:top w:w="90" w:type="dxa"/>
+              <w:bottom w:w="90" w:type="dxa"/>
+              <w:left w:w="90" w:type="dxa"/>
+              <w:right w:w="90" w:type="dxa"/>
+            </w:tcMar>
+          </w:tcPr>
+          <w:p>
+            <w:pPr>
+              <w:spacing w:line="304" w:lineRule="exact" w:after="40"/>
+            </w:pPr>
+            <w:r>
+              <w:rPr>
+                <w:b w:val="0"/>
+                <w:sz w:val="20"/>
+              </w:rPr>
+              <w:t>已婚、恋爱中或无婚恋意向的经营者</w:t>
+            </w:r>
+          </w:p>
+        </w:tc>
+        <w:tc>
+          <w:tcPr>
+            <w:tcW w:type="dxa" w:w="3458"/>
+            <w:vAlign w:val="center"/>
+            <w:tcMar>
+              <w:top w:w="90" w:type="dxa"/>
+              <w:bottom w:w="90" w:type="dxa"/>
+              <w:left w:w="90" w:type="dxa"/>
+              <w:right w:w="90" w:type="dxa"/>
+            </w:tcMar>
+          </w:tcPr>
+          <w:p>
+            <w:pPr>
+              <w:spacing w:line="304" w:lineRule="exact" w:after="40"/>
+            </w:pPr>
+            <w:r>
+              <w:rPr>
+                <w:b w:val="0"/>
+                <w:sz w:val="20"/>
+              </w:rPr>
+              <w:t>实际经营身份、正在面对的问题、可分享的经验及参与时间</w:t>
+            </w:r>
+          </w:p>
+        </w:tc>
+        <w:tc>
+          <w:tcPr>
+            <w:tcW w:type="dxa" w:w="3685"/>
+            <w:vAlign w:val="center"/>
+            <w:tcMar>
+              <w:top w:w="90" w:type="dxa"/>
+              <w:bottom w:w="90" w:type="dxa"/>
+              <w:left w:w="90" w:type="dxa"/>
+              <w:right w:w="90" w:type="dxa"/>
+            </w:tcMar>
+          </w:tcPr>
+          <w:p>
+            <w:pPr>
+              <w:spacing w:line="304" w:lineRule="exact" w:after="40"/>
+            </w:pPr>
+            <w:r>
+              <w:rPr>
+                <w:b w:val="0"/>
+                <w:sz w:val="20"/>
+              </w:rPr>
+              <w:t>主题小桌、分享会、运动或参访。付款理由是具体议题与有共同处境的同行。</w:t>
+            </w:r>
+          </w:p>
+        </w:tc>
+      </w:tr>
+      <w:tr>
+        <w:trPr>
+          <w:cantSplit/>
+        </w:trPr>
+        <w:tc>
+          <w:tcPr>
+            <w:tcW w:type="dxa" w:w="2381"/>
+            <w:vAlign w:val="center"/>
+            <w:tcMar>
+              <w:top w:w="90" w:type="dxa"/>
+              <w:bottom w:w="90" w:type="dxa"/>
+              <w:left w:w="90" w:type="dxa"/>
+              <w:right w:w="90" w:type="dxa"/>
+            </w:tcMar>
+          </w:tcPr>
+          <w:p>
+            <w:pPr>
+              <w:spacing w:line="304" w:lineRule="exact" w:after="40"/>
+            </w:pPr>
+            <w:r>
+              <w:rPr>
+                <w:b w:val="0"/>
+                <w:sz w:val="20"/>
+              </w:rPr>
+              <w:t>有职业专长的高资产人士</w:t>
+            </w:r>
+          </w:p>
+        </w:tc>
+        <w:tc>
+          <w:tcPr>
+            <w:tcW w:type="dxa" w:w="3458"/>
+            <w:vAlign w:val="center"/>
+            <w:tcMar>
+              <w:top w:w="90" w:type="dxa"/>
+              <w:bottom w:w="90" w:type="dxa"/>
+              <w:left w:w="90" w:type="dxa"/>
+              <w:right w:w="90" w:type="dxa"/>
+            </w:tcMar>
+          </w:tcPr>
+          <w:p>
+            <w:pPr>
+              <w:spacing w:line="304" w:lineRule="exact" w:after="40"/>
+            </w:pPr>
+            <w:r>
+              <w:rPr>
+                <w:b w:val="0"/>
+                <w:sz w:val="20"/>
+              </w:rPr>
+              <w:t>本人职业、时间安排及希望交流的主题，与家庭资产来源分别了解</w:t>
+            </w:r>
+          </w:p>
+        </w:tc>
+        <w:tc>
+          <w:tcPr>
+            <w:tcW w:type="dxa" w:w="3685"/>
+            <w:vAlign w:val="center"/>
+            <w:tcMar>
+              <w:top w:w="90" w:type="dxa"/>
+              <w:bottom w:w="90" w:type="dxa"/>
+              <w:left w:w="90" w:type="dxa"/>
+              <w:right w:w="90" w:type="dxa"/>
+            </w:tcMar>
+          </w:tcPr>
+          <w:p>
+            <w:pPr>
+              <w:spacing w:line="304" w:lineRule="exact" w:after="40"/>
+            </w:pPr>
+            <w:r>
+              <w:rPr>
+                <w:b w:val="0"/>
+                <w:sz w:val="20"/>
+              </w:rPr>
+              <w:t>可参加跨行业主题活动。由其专业与议题决定同桌，而不默认职业头衔意味着收入或资产。</w:t>
+            </w:r>
+          </w:p>
+        </w:tc>
+      </w:tr>
+      <w:tr>
+        <w:trPr>
+          <w:cantSplit/>
+        </w:trPr>
+        <w:tc>
+          <w:tcPr>
+            <w:tcW w:type="dxa" w:w="2381"/>
+            <w:vAlign w:val="center"/>
+            <w:tcMar>
+              <w:top w:w="90" w:type="dxa"/>
+              <w:bottom w:w="90" w:type="dxa"/>
+              <w:left w:w="90" w:type="dxa"/>
+              <w:right w:w="90" w:type="dxa"/>
+            </w:tcMar>
+          </w:tcPr>
+          <w:p>
+            <w:pPr>
+              <w:spacing w:line="304" w:lineRule="exact" w:after="40"/>
+            </w:pPr>
+            <w:r>
+              <w:rPr>
+                <w:b w:val="0"/>
+                <w:sz w:val="20"/>
+              </w:rPr>
+              <w:t>愿意共同出行的会员及伴侣</w:t>
+            </w:r>
+          </w:p>
+        </w:tc>
+        <w:tc>
+          <w:tcPr>
+            <w:tcW w:type="dxa" w:w="3458"/>
+            <w:vAlign w:val="center"/>
+            <w:tcMar>
+              <w:top w:w="90" w:type="dxa"/>
+              <w:bottom w:w="90" w:type="dxa"/>
+              <w:left w:w="90" w:type="dxa"/>
+              <w:right w:w="90" w:type="dxa"/>
+            </w:tcMar>
+          </w:tcPr>
+          <w:p>
+            <w:pPr>
+              <w:spacing w:line="304" w:lineRule="exact" w:after="40"/>
+            </w:pPr>
+            <w:r>
+              <w:rPr>
+                <w:b w:val="0"/>
+                <w:sz w:val="20"/>
+              </w:rPr>
+              <w:t>出行日期、独住或同住、活动强度、饮食与独处偏好、是否接受陌生同行</w:t>
+            </w:r>
+          </w:p>
+        </w:tc>
+        <w:tc>
+          <w:tcPr>
+            <w:tcW w:type="dxa" w:w="3685"/>
+            <w:vAlign w:val="center"/>
+            <w:tcMar>
+              <w:top w:w="90" w:type="dxa"/>
+              <w:bottom w:w="90" w:type="dxa"/>
+              <w:left w:w="90" w:type="dxa"/>
+              <w:right w:w="90" w:type="dxa"/>
+            </w:tcMar>
+          </w:tcPr>
+          <w:p>
+            <w:pPr>
+              <w:spacing w:line="304" w:lineRule="exact" w:after="40"/>
+            </w:pPr>
+            <w:r>
+              <w:rPr>
+                <w:b w:val="0"/>
+                <w:sz w:val="20"/>
+              </w:rPr>
+              <w:t>普通社交旅行或伴侣同行产品；单身互选另成专场，避免活动目的混淆。</w:t>
+            </w:r>
+          </w:p>
+        </w:tc>
+      </w:tr>
+    </w:tbl>
+    <w:p>
+      <w:pPr>
+        <w:spacing w:after="0"/>
+      </w:pPr>
+    </w:p>
+    <w:p>
+      <w:r>
+        <w:t>上表是根据已核案例提出的客户服务分组，不是本公司已有购买者统计。性格询问落实到交流偏好，爱好询问落实到过去实际投入；收入、个人资产和家庭资产分别记录，不能互相换算。</w:t>
+      </w:r>
+    </w:p>
+    <w:p>
       <w:bookmarkStart w:id="6" w:name="section_6"/>
       <w:pPr>
         <w:pStyle w:val="Heading2"/>
@@ -6013,6 +6239,1590 @@
         <w:pageBreakBefore/>
       </w:pPr>
       <w:r>
+        <w:t>5 旅行公司怎样组织不同人群</w:t>
+      </w:r>
+    </w:p>
+    <w:p>
+      <w:r>
+        <w:t>国内外供给可以按谁来组织同行者区分。下表继续复用已有如爱、心动计划、奇语及旅行社资料；新补官网产品和条款，不因新增来源改掉原主对标。</w:t>
+      </w:r>
+    </w:p>
+    <w:tbl>
+      <w:tblPr>
+        <w:tblW w:type="auto" w:w="0"/>
+        <w:jc w:val="center"/>
+        <w:tblLayout w:type="fixed"/>
+        <w:tblLook w:firstColumn="1" w:firstRow="1" w:lastColumn="0" w:lastRow="0" w:noHBand="0" w:noVBand="1" w:val="04A0"/>
+        <w:tblBorders>
+          <w:top w:val="single" w:sz="4" w:color="CDD4DA"/>
+          <w:bottom w:val="single" w:sz="4" w:color="CDD4DA"/>
+          <w:left w:val="single" w:sz="4" w:color="CDD4DA"/>
+          <w:right w:val="single" w:sz="4" w:color="CDD4DA"/>
+          <w:insideH w:val="single" w:sz="4" w:color="CDD4DA"/>
+          <w:insideV w:val="single" w:sz="4" w:color="CDD4DA"/>
+        </w:tblBorders>
+      </w:tblPr>
+      <w:tblGrid>
+        <w:gridCol w:w="1814"/>
+        <w:gridCol w:w="3685"/>
+        <w:gridCol w:w="4025"/>
+      </w:tblGrid>
+      <w:tr>
+        <w:trPr>
+          <w:cantSplit/>
+          <w:tblHeader/>
+        </w:trPr>
+        <w:tc>
+          <w:tcPr>
+            <w:tcW w:type="dxa" w:w="1814"/>
+            <w:vAlign w:val="center"/>
+            <w:tcMar>
+              <w:top w:w="90" w:type="dxa"/>
+              <w:bottom w:w="90" w:type="dxa"/>
+              <w:left w:w="90" w:type="dxa"/>
+              <w:right w:w="90" w:type="dxa"/>
+            </w:tcMar>
+            <w:shd w:fill="E8EDF1"/>
+          </w:tcPr>
+          <w:p>
+            <w:pPr>
+              <w:spacing w:line="304" w:lineRule="exact" w:after="40"/>
+            </w:pPr>
+            <w:r>
+              <w:rPr>
+                <w:b/>
+                <w:sz w:val="20"/>
+              </w:rPr>
+              <w:t>主导方式</w:t>
+            </w:r>
+          </w:p>
+        </w:tc>
+        <w:tc>
+          <w:tcPr>
+            <w:tcW w:type="dxa" w:w="3685"/>
+            <w:vAlign w:val="center"/>
+            <w:tcMar>
+              <w:top w:w="90" w:type="dxa"/>
+              <w:bottom w:w="90" w:type="dxa"/>
+              <w:left w:w="90" w:type="dxa"/>
+              <w:right w:w="90" w:type="dxa"/>
+            </w:tcMar>
+            <w:shd w:fill="E8EDF1"/>
+          </w:tcPr>
+          <w:p>
+            <w:pPr>
+              <w:spacing w:line="304" w:lineRule="exact" w:after="40"/>
+            </w:pPr>
+            <w:r>
+              <w:rPr>
+                <w:b/>
+                <w:sz w:val="20"/>
+              </w:rPr>
+              <w:t>代表与客群</w:t>
+            </w:r>
+          </w:p>
+        </w:tc>
+        <w:tc>
+          <w:tcPr>
+            <w:tcW w:type="dxa" w:w="4025"/>
+            <w:vAlign w:val="center"/>
+            <w:tcMar>
+              <w:top w:w="90" w:type="dxa"/>
+              <w:bottom w:w="90" w:type="dxa"/>
+              <w:left w:w="90" w:type="dxa"/>
+              <w:right w:w="90" w:type="dxa"/>
+            </w:tcMar>
+            <w:shd w:fill="E8EDF1"/>
+          </w:tcPr>
+          <w:p>
+            <w:pPr>
+              <w:spacing w:line="304" w:lineRule="exact" w:after="40"/>
+            </w:pPr>
+            <w:r>
+              <w:rPr>
+                <w:b/>
+                <w:sz w:val="20"/>
+              </w:rPr>
+              <w:t>收费与交付重点</w:t>
+            </w:r>
+          </w:p>
+        </w:tc>
+      </w:tr>
+      <w:tr>
+        <w:trPr>
+          <w:cantSplit/>
+        </w:trPr>
+        <w:tc>
+          <w:tcPr>
+            <w:tcW w:type="dxa" w:w="1814"/>
+            <w:vAlign w:val="center"/>
+            <w:tcMar>
+              <w:top w:w="90" w:type="dxa"/>
+              <w:bottom w:w="90" w:type="dxa"/>
+              <w:left w:w="90" w:type="dxa"/>
+              <w:right w:w="90" w:type="dxa"/>
+            </w:tcMar>
+          </w:tcPr>
+          <w:p>
+            <w:pPr>
+              <w:spacing w:line="304" w:lineRule="exact" w:after="40"/>
+            </w:pPr>
+            <w:r>
+              <w:rPr>
+                <w:b w:val="0"/>
+                <w:sz w:val="20"/>
+              </w:rPr>
+              <w:t>旅行社主导</w:t>
+            </w:r>
+          </w:p>
+        </w:tc>
+        <w:tc>
+          <w:tcPr>
+            <w:tcW w:type="dxa" w:w="3685"/>
+            <w:vAlign w:val="center"/>
+            <w:tcMar>
+              <w:top w:w="90" w:type="dxa"/>
+              <w:bottom w:w="90" w:type="dxa"/>
+              <w:left w:w="90" w:type="dxa"/>
+              <w:right w:w="90" w:type="dxa"/>
+            </w:tcMar>
+          </w:tcPr>
+          <w:p>
+            <w:pPr>
+              <w:spacing w:line="304" w:lineRule="exact" w:after="40"/>
+            </w:pPr>
+            <w:r>
+              <w:rPr>
+                <w:b w:val="0"/>
+                <w:sz w:val="20"/>
+              </w:rPr>
+              <w:t>32号、东方中华行。已有伴侣、家人或团队，主要买线路和地面服务。</w:t>
+            </w:r>
+          </w:p>
+        </w:tc>
+        <w:tc>
+          <w:tcPr>
+            <w:tcW w:type="dxa" w:w="4025"/>
+            <w:vAlign w:val="center"/>
+            <w:tcMar>
+              <w:top w:w="90" w:type="dxa"/>
+              <w:bottom w:w="90" w:type="dxa"/>
+              <w:left w:w="90" w:type="dxa"/>
+              <w:right w:w="90" w:type="dxa"/>
+            </w:tcMar>
+          </w:tcPr>
+          <w:p>
+            <w:pPr>
+              <w:spacing w:line="304" w:lineRule="exact" w:after="40"/>
+            </w:pPr>
+            <w:r>
+              <w:rPr>
+                <w:b w:val="0"/>
+                <w:sz w:val="20"/>
+              </w:rPr>
+              <w:t>32号六日5980元起；东方中华行四日2748元起。 可比较住宿、车、餐、门票及司机；没有替客户组建高资产新朋友圈的交付。</w:t>
+            </w:r>
+          </w:p>
+        </w:tc>
+      </w:tr>
+      <w:tr>
+        <w:trPr>
+          <w:cantSplit/>
+        </w:trPr>
+        <w:tc>
+          <w:tcPr>
+            <w:tcW w:type="dxa" w:w="1814"/>
+            <w:vAlign w:val="center"/>
+            <w:tcMar>
+              <w:top w:w="90" w:type="dxa"/>
+              <w:bottom w:w="90" w:type="dxa"/>
+              <w:left w:w="90" w:type="dxa"/>
+              <w:right w:w="90" w:type="dxa"/>
+            </w:tcMar>
+          </w:tcPr>
+          <w:p>
+            <w:pPr>
+              <w:spacing w:line="304" w:lineRule="exact" w:after="40"/>
+            </w:pPr>
+            <w:r>
+              <w:rPr>
+                <w:b w:val="0"/>
+                <w:sz w:val="20"/>
+              </w:rPr>
+              <w:t>婚恋机构或主题主导</w:t>
+            </w:r>
+          </w:p>
+        </w:tc>
+        <w:tc>
+          <w:tcPr>
+            <w:tcW w:type="dxa" w:w="3685"/>
+            <w:vAlign w:val="center"/>
+            <w:tcMar>
+              <w:top w:w="90" w:type="dxa"/>
+              <w:bottom w:w="90" w:type="dxa"/>
+              <w:left w:w="90" w:type="dxa"/>
+              <w:right w:w="90" w:type="dxa"/>
+            </w:tcMar>
+          </w:tcPr>
+          <w:p>
+            <w:pPr>
+              <w:spacing w:line="304" w:lineRule="exact" w:after="40"/>
+            </w:pPr>
+            <w:r>
+              <w:rPr>
+                <w:b w:val="0"/>
+                <w:sz w:val="20"/>
+              </w:rPr>
+              <w:t>如爱、心动计划、囍上媒捎等。有见异性和恋爱目标，先看准入及互动。</w:t>
+            </w:r>
+          </w:p>
+        </w:tc>
+        <w:tc>
+          <w:tcPr>
+            <w:tcW w:type="dxa" w:w="4025"/>
+            <w:vAlign w:val="center"/>
+            <w:tcMar>
+              <w:top w:w="90" w:type="dxa"/>
+              <w:bottom w:w="90" w:type="dxa"/>
+              <w:left w:w="90" w:type="dxa"/>
+              <w:right w:w="90" w:type="dxa"/>
+            </w:tcMar>
+          </w:tcPr>
+          <w:p>
+            <w:pPr>
+              <w:spacing w:line="304" w:lineRule="exact" w:after="40"/>
+            </w:pPr>
+            <w:r>
+              <w:rPr>
+                <w:b w:val="0"/>
+                <w:sz w:val="20"/>
+              </w:rPr>
+              <w:t>既有如爱一日男115女95；心动五日正文6280／海报7280。 低价户外与小团恋综形式均存在；承办与实际成团按产品核，不以文案直接认定成熟。</w:t>
+            </w:r>
+          </w:p>
+        </w:tc>
+      </w:tr>
+      <w:tr>
+        <w:trPr>
+          <w:cantSplit/>
+        </w:trPr>
+        <w:tc>
+          <w:tcPr>
+            <w:tcW w:type="dxa" w:w="1814"/>
+            <w:vAlign w:val="center"/>
+            <w:tcMar>
+              <w:top w:w="90" w:type="dxa"/>
+              <w:bottom w:w="90" w:type="dxa"/>
+              <w:left w:w="90" w:type="dxa"/>
+              <w:right w:w="90" w:type="dxa"/>
+            </w:tcMar>
+          </w:tcPr>
+          <w:p>
+            <w:pPr>
+              <w:spacing w:line="304" w:lineRule="exact" w:after="40"/>
+            </w:pPr>
+            <w:r>
+              <w:rPr>
+                <w:b w:val="0"/>
+                <w:sz w:val="20"/>
+              </w:rPr>
+              <w:t>社群或兴趣主导</w:t>
+            </w:r>
+          </w:p>
+        </w:tc>
+        <w:tc>
+          <w:tcPr>
+            <w:tcW w:type="dxa" w:w="3685"/>
+            <w:vAlign w:val="center"/>
+            <w:tcMar>
+              <w:top w:w="90" w:type="dxa"/>
+              <w:bottom w:w="90" w:type="dxa"/>
+              <w:left w:w="90" w:type="dxa"/>
+              <w:right w:w="90" w:type="dxa"/>
+            </w:tcMar>
+          </w:tcPr>
+          <w:p>
+            <w:pPr>
+              <w:spacing w:line="304" w:lineRule="exact" w:after="40"/>
+            </w:pPr>
+            <w:r>
+              <w:rPr>
+                <w:b w:val="0"/>
+                <w:sz w:val="20"/>
+              </w:rPr>
+              <w:t>The Offline Club、奇语。为共同生活方式或同行氛围参加，关系状态可多元。</w:t>
+            </w:r>
+          </w:p>
+        </w:tc>
+        <w:tc>
+          <w:tcPr>
+            <w:tcW w:type="dxa" w:w="4025"/>
+            <w:vAlign w:val="center"/>
+            <w:tcMar>
+              <w:top w:w="90" w:type="dxa"/>
+              <w:bottom w:w="90" w:type="dxa"/>
+              <w:left w:w="90" w:type="dxa"/>
+              <w:right w:w="90" w:type="dxa"/>
+            </w:tcMar>
+          </w:tcPr>
+          <w:p>
+            <w:pPr>
+              <w:spacing w:line="304" w:lineRule="exact" w:after="40"/>
+            </w:pPr>
+            <w:r>
+              <w:rPr>
+                <w:b w:val="0"/>
+                <w:sz w:val="20"/>
+              </w:rPr>
+              <w:t>Offline法国五晚895—1125欧元，按已列房型；奇语济州岛“1k+”地面起价。 可以学习共同餐桌、可选择活动和合作场地；财富或婚恋条件需另外设计。</w:t>
+            </w:r>
+          </w:p>
+        </w:tc>
+      </w:tr>
+      <w:tr>
+        <w:trPr>
+          <w:cantSplit/>
+        </w:trPr>
+        <w:tc>
+          <w:tcPr>
+            <w:tcW w:type="dxa" w:w="1814"/>
+            <w:vAlign w:val="center"/>
+            <w:tcMar>
+              <w:top w:w="90" w:type="dxa"/>
+              <w:bottom w:w="90" w:type="dxa"/>
+              <w:left w:w="90" w:type="dxa"/>
+              <w:right w:w="90" w:type="dxa"/>
+            </w:tcMar>
+          </w:tcPr>
+          <w:p>
+            <w:pPr>
+              <w:spacing w:line="304" w:lineRule="exact" w:after="40"/>
+            </w:pPr>
+            <w:r>
+              <w:rPr>
+                <w:b w:val="0"/>
+                <w:sz w:val="20"/>
+              </w:rPr>
+              <w:t>独行者专业组织</w:t>
+            </w:r>
+          </w:p>
+        </w:tc>
+        <w:tc>
+          <w:tcPr>
+            <w:tcW w:type="dxa" w:w="3685"/>
+            <w:vAlign w:val="center"/>
+            <w:tcMar>
+              <w:top w:w="90" w:type="dxa"/>
+              <w:bottom w:w="90" w:type="dxa"/>
+              <w:left w:w="90" w:type="dxa"/>
+              <w:right w:w="90" w:type="dxa"/>
+            </w:tcMar>
+          </w:tcPr>
+          <w:p>
+            <w:pPr>
+              <w:spacing w:line="304" w:lineRule="exact" w:after="40"/>
+            </w:pPr>
+            <w:r>
+              <w:rPr>
+                <w:b w:val="0"/>
+                <w:sz w:val="20"/>
+              </w:rPr>
+              <w:t>OWR、FTLO。年龄或生活阶段相近，愿意认识新朋友的旅行者。</w:t>
+            </w:r>
+          </w:p>
+        </w:tc>
+        <w:tc>
+          <w:tcPr>
+            <w:tcW w:type="dxa" w:w="4025"/>
+            <w:vAlign w:val="center"/>
+            <w:tcMar>
+              <w:top w:w="90" w:type="dxa"/>
+              <w:bottom w:w="90" w:type="dxa"/>
+              <w:left w:w="90" w:type="dxa"/>
+              <w:right w:w="90" w:type="dxa"/>
+            </w:tcMar>
+          </w:tcPr>
+          <w:p>
+            <w:pPr>
+              <w:spacing w:line="304" w:lineRule="exact" w:after="40"/>
+            </w:pPr>
+            <w:r>
+              <w:rPr>
+                <w:b w:val="0"/>
+                <w:sz w:val="20"/>
+              </w:rPr>
+              <w:t>OWR墨城1400英镑，独住另225；FTLO日本6899美元起。 最适合比较同行分组、房型、行前准备、分期和退改；无A8收入门槛。</w:t>
+            </w:r>
+          </w:p>
+        </w:tc>
+      </w:tr>
+    </w:tbl>
+    <w:p>
+      <w:pPr>
+        <w:spacing w:after="0"/>
+      </w:pPr>
+    </w:p>
+    <w:p>
+      <w:pPr>
+        <w:spacing w:line="260" w:lineRule="exact" w:after="100"/>
+      </w:pPr>
+      <w:hyperlink r:id="rId45">
+        <w:r>
+          <w:rPr>
+            <w:color w:val="255878"/>
+            <w:sz w:val="18"/>
+          </w:rPr>
+          <w:t>R09 32号海南六日私家团</w:t>
+        </w:r>
+      </w:hyperlink>
+      <w:r>
+        <w:t xml:space="preserve">  </w:t>
+      </w:r>
+      <w:hyperlink r:id="rId47">
+        <w:r>
+          <w:rPr>
+            <w:color w:val="255878"/>
+            <w:sz w:val="18"/>
+          </w:rPr>
+          <w:t>R10 三亚四天私家包车产品</w:t>
+        </w:r>
+      </w:hyperlink>
+      <w:r>
+        <w:t xml:space="preserve">  </w:t>
+      </w:r>
+      <w:hyperlink r:id="rId48">
+        <w:r>
+          <w:rPr>
+            <w:color w:val="255878"/>
+            <w:sz w:val="18"/>
+          </w:rPr>
+          <w:t>TD08 如爱盘锦一日活动</w:t>
+        </w:r>
+      </w:hyperlink>
+      <w:r>
+        <w:t xml:space="preserve">  </w:t>
+      </w:r>
+      <w:hyperlink r:id="rId42">
+        <w:r>
+          <w:rPr>
+            <w:color w:val="255878"/>
+            <w:sz w:val="18"/>
+          </w:rPr>
+          <w:t>HEART 心动计划草原恋综旅行</w:t>
+        </w:r>
+      </w:hyperlink>
+      <w:r>
+        <w:t xml:space="preserve">  </w:t>
+      </w:r>
+      <w:hyperlink r:id="rId49">
+        <w:r>
+          <w:rPr>
+            <w:color w:val="255878"/>
+            <w:sz w:val="18"/>
+          </w:rPr>
+          <w:t>R12 The Offline Club五月法国房型与付款退改</w:t>
+        </w:r>
+      </w:hyperlink>
+      <w:r>
+        <w:t xml:space="preserve">  </w:t>
+      </w:r>
+      <w:hyperlink r:id="rId50">
+        <w:r>
+          <w:rPr>
+            <w:color w:val="255878"/>
+            <w:sz w:val="18"/>
+          </w:rPr>
+          <w:t>R06 FTLO客群及复购优惠</w:t>
+        </w:r>
+      </w:hyperlink>
+      <w:r>
+        <w:t xml:space="preserve">  </w:t>
+      </w:r>
+      <w:hyperlink r:id="rId41">
+        <w:r>
+          <w:rPr>
+            <w:color w:val="255878"/>
+            <w:sz w:val="18"/>
+          </w:rPr>
+          <w:t>OWR Other Way Round墨西哥城4日</w:t>
+        </w:r>
+      </w:hyperlink>
+    </w:p>
+    <w:p>
+      <w:r>
+        <w:rPr>
+          <w:b/>
+        </w:rPr>
+        <w:t>我们的判断：</w:t>
+      </w:r>
+      <w:r>
+        <w:t>旅行承办方可以买到车、房、餐和目的地活动；社群还要承担同行筛选、行前沟通和现场相处。定价应把这两部分各自交付写清，才能讨论客户愿意多付的钱对应什么。</w:t>
+      </w:r>
+    </w:p>
+    <w:p>
+      <w:pPr>
+        <w:pStyle w:val="Heading2"/>
+        <w:pageBreakBefore/>
+      </w:pPr>
+      <w:r>
+        <w:t>5 一次同行可以容纳哪些关系状态</w:t>
+      </w:r>
+    </w:p>
+    <w:p>
+      <w:pPr>
+        <w:spacing w:line="240" w:lineRule="auto"/>
+      </w:pPr>
+      <w:r>
+        <w:drawing>
+          <wp:inline xmlns:a="http://schemas.openxmlformats.org/drawingml/2006/main" xmlns:pic="http://schemas.openxmlformats.org/drawingml/2006/picture">
+            <wp:extent cx="5940000" cy="1813263"/>
+            <wp:docPr id="4" name="Picture 4"/>
+            <wp:cNvGraphicFramePr>
+              <a:graphicFrameLocks noChangeAspect="1"/>
+            </wp:cNvGraphicFramePr>
+            <a:graphic>
+              <a:graphicData uri="http://schemas.openxmlformats.org/drawingml/2006/picture">
+                <pic:pic>
+                  <pic:nvPicPr>
+                    <pic:cNvPr id="0" name="旅行者结构.png"/>
+                    <pic:cNvPicPr/>
+                  </pic:nvPicPr>
+                  <pic:blipFill>
+                    <a:blip r:embed="rId51"/>
+                    <a:stretch>
+                      <a:fillRect/>
+                    </a:stretch>
+                  </pic:blipFill>
+                  <pic:spPr>
+                    <a:xfrm>
+                      <a:off x="0" y="0"/>
+                      <a:ext cx="5940000" cy="1813263"/>
+                    </a:xfrm>
+                    <a:prstGeom prst="rect"/>
+                  </pic:spPr>
+                </pic:pic>
+              </a:graphicData>
+            </a:graphic>
+          </wp:inline>
+        </w:drawing>
+      </w:r>
+    </w:p>
+    <w:p>
+      <w:r>
+        <w:t>FTLO面向25—39岁，官网自述平均30岁，多数27—34岁，女性占70%—80%。其三项不同指标见图：独自报名80%，自述单身且愿交友60%，大城市居住75%。官网没有列对应样本量和年份，职业主要以年轻专业人士概括。</w:t>
+      </w:r>
+    </w:p>
+    <w:p>
+      <w:pPr>
+        <w:spacing w:line="260" w:lineRule="exact" w:after="100"/>
+      </w:pPr>
+      <w:hyperlink r:id="rId50">
+        <w:r>
+          <w:rPr>
+            <w:color w:val="255878"/>
+            <w:sz w:val="18"/>
+          </w:rPr>
+          <w:t>R06 FTLO客群及复购优惠</w:t>
+        </w:r>
+      </w:hyperlink>
+    </w:p>
+    <w:p>
+      <w:r>
+        <w:t>这为我们的产品提供两个具体选择。普通社交旅行可服务独自报名、有伴侣但单独出行，或与伴侣同来的人，报名时说明共同兴趣和活动强度；以恋爱为目的的旅行则另行确认真实单身、关系意愿及相处安排。它们可以共用旅行供应，但应分别招募。</w:t>
+      </w:r>
+    </w:p>
+    <w:p>
+      <w:r>
+        <w:t>性格与爱好怎样用于组织：OWR要求对认识同行者有兴趣，并接受共同年龄阶段中的职业、文化与观点差异；FTLO允许客人自由活动后再一起用餐。我们可以询问喜欢多人讨论还是少量深聊、是否愿意运动、需要多少独处时间，据此安排活动。上述为产品设计建议，不编写客户性格分布。</w:t>
+      </w:r>
+    </w:p>
+    <w:p>
+      <w:pPr>
+        <w:spacing w:line="260" w:lineRule="exact" w:after="100"/>
+      </w:pPr>
+      <w:hyperlink r:id="rId52">
+        <w:r>
+          <w:rPr>
+            <w:color w:val="255878"/>
+            <w:sz w:val="18"/>
+          </w:rPr>
+          <w:t>R04 OWR旅行适配条件</w:t>
+        </w:r>
+      </w:hyperlink>
+      <w:r>
+        <w:t xml:space="preserve">  </w:t>
+      </w:r>
+      <w:hyperlink r:id="rId50">
+        <w:r>
+          <w:rPr>
+            <w:color w:val="255878"/>
+            <w:sz w:val="18"/>
+          </w:rPr>
+          <w:t>R06 FTLO客群及复购优惠</w:t>
+        </w:r>
+      </w:hyperlink>
+    </w:p>
+    <w:p>
+      <w:pPr>
+        <w:pStyle w:val="Heading2"/>
+        <w:pageBreakBefore/>
+      </w:pPr>
+      <w:r>
+        <w:t>5 城市社群延伸旅行的完整例子</w:t>
+      </w:r>
+    </w:p>
+    <w:p>
+      <w:r>
+        <w:t>The Offline Club与法国Simply Canvas Farm合作，2027年5月20—25日住五晚。社群带来客人并安排一位社区主持人，农场由业主提供场地、餐食和日常照料。这个分工比单看一条酒店线路更接近我们想研究的社群旅行。</w:t>
+      </w:r>
+    </w:p>
+    <w:tbl>
+      <w:tblPr>
+        <w:tblW w:type="auto" w:w="0"/>
+        <w:jc w:val="center"/>
+        <w:tblLayout w:type="fixed"/>
+        <w:tblLook w:firstColumn="1" w:firstRow="1" w:lastColumn="0" w:lastRow="0" w:noHBand="0" w:noVBand="1" w:val="04A0"/>
+        <w:tblBorders>
+          <w:top w:val="single" w:sz="4" w:color="CDD4DA"/>
+          <w:bottom w:val="single" w:sz="4" w:color="CDD4DA"/>
+          <w:left w:val="single" w:sz="4" w:color="CDD4DA"/>
+          <w:right w:val="single" w:sz="4" w:color="CDD4DA"/>
+          <w:insideH w:val="single" w:sz="4" w:color="CDD4DA"/>
+          <w:insideV w:val="single" w:sz="4" w:color="CDD4DA"/>
+        </w:tblBorders>
+      </w:tblPr>
+      <w:tblGrid>
+        <w:gridCol w:w="2778"/>
+        <w:gridCol w:w="2835"/>
+        <w:gridCol w:w="3912"/>
+      </w:tblGrid>
+      <w:tr>
+        <w:trPr>
+          <w:cantSplit/>
+          <w:tblHeader/>
+        </w:trPr>
+        <w:tc>
+          <w:tcPr>
+            <w:tcW w:type="dxa" w:w="2778"/>
+            <w:vAlign w:val="center"/>
+            <w:tcMar>
+              <w:top w:w="90" w:type="dxa"/>
+              <w:bottom w:w="90" w:type="dxa"/>
+              <w:left w:w="90" w:type="dxa"/>
+              <w:right w:w="90" w:type="dxa"/>
+            </w:tcMar>
+            <w:shd w:fill="E8EDF1"/>
+          </w:tcPr>
+          <w:p>
+            <w:pPr>
+              <w:spacing w:line="304" w:lineRule="exact" w:after="40"/>
+            </w:pPr>
+            <w:r>
+              <w:rPr>
+                <w:b/>
+                <w:sz w:val="20"/>
+              </w:rPr>
+              <w:t>五月场房型</w:t>
+            </w:r>
+          </w:p>
+        </w:tc>
+        <w:tc>
+          <w:tcPr>
+            <w:tcW w:type="dxa" w:w="2835"/>
+            <w:vAlign w:val="center"/>
+            <w:tcMar>
+              <w:top w:w="90" w:type="dxa"/>
+              <w:bottom w:w="90" w:type="dxa"/>
+              <w:left w:w="90" w:type="dxa"/>
+              <w:right w:w="90" w:type="dxa"/>
+            </w:tcMar>
+            <w:shd w:fill="E8EDF1"/>
+          </w:tcPr>
+          <w:p>
+            <w:pPr>
+              <w:spacing w:line="304" w:lineRule="exact" w:after="40"/>
+            </w:pPr>
+            <w:r>
+              <w:rPr>
+                <w:b/>
+                <w:sz w:val="20"/>
+              </w:rPr>
+              <w:t>每人全价</w:t>
+            </w:r>
+          </w:p>
+        </w:tc>
+        <w:tc>
+          <w:tcPr>
+            <w:tcW w:type="dxa" w:w="3912"/>
+            <w:vAlign w:val="center"/>
+            <w:tcMar>
+              <w:top w:w="90" w:type="dxa"/>
+              <w:bottom w:w="90" w:type="dxa"/>
+              <w:left w:w="90" w:type="dxa"/>
+              <w:right w:w="90" w:type="dxa"/>
+            </w:tcMar>
+            <w:shd w:fill="E8EDF1"/>
+          </w:tcPr>
+          <w:p>
+            <w:pPr>
+              <w:spacing w:line="304" w:lineRule="exact" w:after="40"/>
+            </w:pPr>
+            <w:r>
+              <w:rPr>
+                <w:b/>
+                <w:sz w:val="20"/>
+              </w:rPr>
+              <w:t>包含及付费方式</w:t>
+            </w:r>
+          </w:p>
+        </w:tc>
+      </w:tr>
+      <w:tr>
+        <w:trPr>
+          <w:cantSplit/>
+        </w:trPr>
+        <w:tc>
+          <w:tcPr>
+            <w:tcW w:type="dxa" w:w="2778"/>
+            <w:vAlign w:val="center"/>
+            <w:tcMar>
+              <w:top w:w="90" w:type="dxa"/>
+              <w:bottom w:w="90" w:type="dxa"/>
+              <w:left w:w="90" w:type="dxa"/>
+              <w:right w:w="90" w:type="dxa"/>
+            </w:tcMar>
+          </w:tcPr>
+          <w:p>
+            <w:pPr>
+              <w:spacing w:line="304" w:lineRule="exact" w:after="40"/>
+            </w:pPr>
+            <w:r>
+              <w:rPr>
+                <w:b w:val="0"/>
+                <w:sz w:val="20"/>
+              </w:rPr>
+              <w:t>自带帐篷或房车</w:t>
+            </w:r>
+          </w:p>
+        </w:tc>
+        <w:tc>
+          <w:tcPr>
+            <w:tcW w:type="dxa" w:w="2835"/>
+            <w:vAlign w:val="center"/>
+            <w:tcMar>
+              <w:top w:w="90" w:type="dxa"/>
+              <w:bottom w:w="90" w:type="dxa"/>
+              <w:left w:w="90" w:type="dxa"/>
+              <w:right w:w="90" w:type="dxa"/>
+            </w:tcMar>
+          </w:tcPr>
+          <w:p>
+            <w:pPr>
+              <w:spacing w:line="304" w:lineRule="exact" w:after="40"/>
+            </w:pPr>
+            <w:r>
+              <w:rPr>
+                <w:b w:val="0"/>
+                <w:sz w:val="20"/>
+              </w:rPr>
+              <w:t>895欧元</w:t>
+            </w:r>
+          </w:p>
+        </w:tc>
+        <w:tc>
+          <w:tcPr>
+            <w:tcW w:type="dxa" w:w="3912"/>
+            <w:vAlign w:val="center"/>
+            <w:tcMar>
+              <w:top w:w="90" w:type="dxa"/>
+              <w:bottom w:w="90" w:type="dxa"/>
+              <w:left w:w="90" w:type="dxa"/>
+              <w:right w:w="90" w:type="dxa"/>
+            </w:tcMar>
+          </w:tcPr>
+          <w:p>
+            <w:pPr>
+              <w:spacing w:line="304" w:lineRule="exact" w:after="40"/>
+            </w:pPr>
+            <w:r>
+              <w:rPr>
+                <w:b w:val="0"/>
+                <w:sz w:val="20"/>
+              </w:rPr>
+              <w:t>使用场地及已列活动、餐食；自带住宿装备</w:t>
+            </w:r>
+          </w:p>
+        </w:tc>
+      </w:tr>
+      <w:tr>
+        <w:trPr>
+          <w:cantSplit/>
+        </w:trPr>
+        <w:tc>
+          <w:tcPr>
+            <w:tcW w:type="dxa" w:w="2778"/>
+            <w:vAlign w:val="center"/>
+            <w:tcMar>
+              <w:top w:w="90" w:type="dxa"/>
+              <w:bottom w:w="90" w:type="dxa"/>
+              <w:left w:w="90" w:type="dxa"/>
+              <w:right w:w="90" w:type="dxa"/>
+            </w:tcMar>
+          </w:tcPr>
+          <w:p>
+            <w:pPr>
+              <w:spacing w:line="304" w:lineRule="exact" w:after="40"/>
+            </w:pPr>
+            <w:r>
+              <w:rPr>
+                <w:b w:val="0"/>
+                <w:sz w:val="20"/>
+              </w:rPr>
+              <w:t>双人帐篷／指定双住</w:t>
+            </w:r>
+          </w:p>
+        </w:tc>
+        <w:tc>
+          <w:tcPr>
+            <w:tcW w:type="dxa" w:w="2835"/>
+            <w:vAlign w:val="center"/>
+            <w:tcMar>
+              <w:top w:w="90" w:type="dxa"/>
+              <w:bottom w:w="90" w:type="dxa"/>
+              <w:left w:w="90" w:type="dxa"/>
+              <w:right w:w="90" w:type="dxa"/>
+            </w:tcMar>
+          </w:tcPr>
+          <w:p>
+            <w:pPr>
+              <w:spacing w:line="304" w:lineRule="exact" w:after="40"/>
+            </w:pPr>
+            <w:r>
+              <w:rPr>
+                <w:b w:val="0"/>
+                <w:sz w:val="20"/>
+              </w:rPr>
+              <w:t>995欧元</w:t>
+            </w:r>
+          </w:p>
+        </w:tc>
+        <w:tc>
+          <w:tcPr>
+            <w:tcW w:type="dxa" w:w="3912"/>
+            <w:vAlign w:val="center"/>
+            <w:tcMar>
+              <w:top w:w="90" w:type="dxa"/>
+              <w:bottom w:w="90" w:type="dxa"/>
+              <w:left w:w="90" w:type="dxa"/>
+              <w:right w:w="90" w:type="dxa"/>
+            </w:tcMar>
+          </w:tcPr>
+          <w:p>
+            <w:pPr>
+              <w:spacing w:line="304" w:lineRule="exact" w:after="40"/>
+            </w:pPr>
+            <w:r>
+              <w:rPr>
+                <w:b w:val="0"/>
+                <w:sz w:val="20"/>
+              </w:rPr>
+              <w:t>同性双床按报名类型安排；每人单独买名额</w:t>
+            </w:r>
+          </w:p>
+        </w:tc>
+      </w:tr>
+      <w:tr>
+        <w:trPr>
+          <w:cantSplit/>
+        </w:trPr>
+        <w:tc>
+          <w:tcPr>
+            <w:tcW w:type="dxa" w:w="2778"/>
+            <w:vAlign w:val="center"/>
+            <w:tcMar>
+              <w:top w:w="90" w:type="dxa"/>
+              <w:bottom w:w="90" w:type="dxa"/>
+              <w:left w:w="90" w:type="dxa"/>
+              <w:right w:w="90" w:type="dxa"/>
+            </w:tcMar>
+          </w:tcPr>
+          <w:p>
+            <w:pPr>
+              <w:spacing w:line="304" w:lineRule="exact" w:after="40"/>
+            </w:pPr>
+            <w:r>
+              <w:rPr>
+                <w:b w:val="0"/>
+                <w:sz w:val="20"/>
+              </w:rPr>
+              <w:t>房屋内独立房间</w:t>
+            </w:r>
+          </w:p>
+        </w:tc>
+        <w:tc>
+          <w:tcPr>
+            <w:tcW w:type="dxa" w:w="2835"/>
+            <w:vAlign w:val="center"/>
+            <w:tcMar>
+              <w:top w:w="90" w:type="dxa"/>
+              <w:bottom w:w="90" w:type="dxa"/>
+              <w:left w:w="90" w:type="dxa"/>
+              <w:right w:w="90" w:type="dxa"/>
+            </w:tcMar>
+          </w:tcPr>
+          <w:p>
+            <w:pPr>
+              <w:spacing w:line="304" w:lineRule="exact" w:after="40"/>
+            </w:pPr>
+            <w:r>
+              <w:rPr>
+                <w:b w:val="0"/>
+                <w:sz w:val="20"/>
+              </w:rPr>
+              <w:t>1095欧元</w:t>
+            </w:r>
+          </w:p>
+        </w:tc>
+        <w:tc>
+          <w:tcPr>
+            <w:tcW w:type="dxa" w:w="3912"/>
+            <w:vAlign w:val="center"/>
+            <w:tcMar>
+              <w:top w:w="90" w:type="dxa"/>
+              <w:bottom w:w="90" w:type="dxa"/>
+              <w:left w:w="90" w:type="dxa"/>
+              <w:right w:w="90" w:type="dxa"/>
+            </w:tcMar>
+          </w:tcPr>
+          <w:p>
+            <w:pPr>
+              <w:spacing w:line="304" w:lineRule="exact" w:after="40"/>
+            </w:pPr>
+            <w:r>
+              <w:rPr>
+                <w:b w:val="0"/>
+                <w:sz w:val="20"/>
+              </w:rPr>
+              <w:t>一个人住，参加共同餐食及活动</w:t>
+            </w:r>
+          </w:p>
+        </w:tc>
+      </w:tr>
+      <w:tr>
+        <w:trPr>
+          <w:cantSplit/>
+        </w:trPr>
+        <w:tc>
+          <w:tcPr>
+            <w:tcW w:type="dxa" w:w="2778"/>
+            <w:vAlign w:val="center"/>
+            <w:tcMar>
+              <w:top w:w="90" w:type="dxa"/>
+              <w:bottom w:w="90" w:type="dxa"/>
+              <w:left w:w="90" w:type="dxa"/>
+              <w:right w:w="90" w:type="dxa"/>
+            </w:tcMar>
+          </w:tcPr>
+          <w:p>
+            <w:pPr>
+              <w:spacing w:line="304" w:lineRule="exact" w:after="40"/>
+            </w:pPr>
+            <w:r>
+              <w:rPr>
+                <w:b w:val="0"/>
+                <w:sz w:val="20"/>
+              </w:rPr>
+              <w:t>独立小屋</w:t>
+            </w:r>
+          </w:p>
+        </w:tc>
+        <w:tc>
+          <w:tcPr>
+            <w:tcW w:type="dxa" w:w="2835"/>
+            <w:vAlign w:val="center"/>
+            <w:tcMar>
+              <w:top w:w="90" w:type="dxa"/>
+              <w:bottom w:w="90" w:type="dxa"/>
+              <w:left w:w="90" w:type="dxa"/>
+              <w:right w:w="90" w:type="dxa"/>
+            </w:tcMar>
+          </w:tcPr>
+          <w:p>
+            <w:pPr>
+              <w:spacing w:line="304" w:lineRule="exact" w:after="40"/>
+            </w:pPr>
+            <w:r>
+              <w:rPr>
+                <w:b w:val="0"/>
+                <w:sz w:val="20"/>
+              </w:rPr>
+              <w:t>独住1125欧元；伴侣双住每人995</w:t>
+            </w:r>
+          </w:p>
+        </w:tc>
+        <w:tc>
+          <w:tcPr>
+            <w:tcW w:type="dxa" w:w="3912"/>
+            <w:vAlign w:val="center"/>
+            <w:tcMar>
+              <w:top w:w="90" w:type="dxa"/>
+              <w:bottom w:w="90" w:type="dxa"/>
+              <w:left w:w="90" w:type="dxa"/>
+              <w:right w:w="90" w:type="dxa"/>
+            </w:tcMar>
+          </w:tcPr>
+          <w:p>
+            <w:pPr>
+              <w:spacing w:line="304" w:lineRule="exact" w:after="40"/>
+            </w:pPr>
+            <w:r>
+              <w:rPr>
+                <w:b w:val="0"/>
+                <w:sz w:val="20"/>
+              </w:rPr>
+              <w:t>伴侣双住合计1990欧元；均先付每人300欧元定金</w:t>
+            </w:r>
+          </w:p>
+        </w:tc>
+      </w:tr>
+    </w:tbl>
+    <w:p>
+      <w:pPr>
+        <w:spacing w:after="0"/>
+      </w:pPr>
+    </w:p>
+    <w:p>
+      <w:r>
+        <w:t>售票页按钮显示的300欧元是定金，具体全价写在各房型说明中。上表采用房型票明示金额；活动正文还留有895—1195欧元总区间。往返交通、部分外出交通另计，特定饮食加价见主办方规则。</w:t>
+      </w:r>
+    </w:p>
+    <w:p>
+      <w:pPr>
+        <w:spacing w:line="260" w:lineRule="exact" w:after="100"/>
+      </w:pPr>
+      <w:hyperlink r:id="rId49">
+        <w:r>
+          <w:rPr>
+            <w:color w:val="255878"/>
+            <w:sz w:val="18"/>
+          </w:rPr>
+          <w:t>R12 The Offline Club五月法国房型与付款退改</w:t>
+        </w:r>
+      </w:hyperlink>
+      <w:r>
+        <w:t xml:space="preserve">  </w:t>
+      </w:r>
+      <w:hyperlink r:id="rId53">
+        <w:r>
+          <w:rPr>
+            <w:color w:val="255878"/>
+            <w:sz w:val="18"/>
+          </w:rPr>
+          <w:t>R07 The Offline Club法国社群度假</w:t>
+        </w:r>
+      </w:hyperlink>
+    </w:p>
+    <w:p>
+      <w:r>
+        <w:t>谁来参加：设计为16—20人，往期年龄23—68岁，男女及不同关系状态均可。官网展示33岁设计师、27岁创业者、47岁教师的体验样例。其共同点是愿意暂离手机、休息并自愿交流，未设置资产或职业级别门槛。</w:t>
+      </w:r>
+    </w:p>
+    <w:p>
+      <w:r>
+        <w:t>怎样相处：入场收存手机，白天可散步、冥想、创作或独处，晚餐和篝火提供自然相聚；没有强制满排的破冰节目。它适合借鉴“有共同节奏、也有自由空间”的形式，不能据此照搬为高资产婚恋产品。</w:t>
+      </w:r>
+    </w:p>
+    <w:p>
+      <w:pPr>
+        <w:pStyle w:val="Heading2"/>
+        <w:pageBreakBefore/>
+      </w:pPr>
+      <w:r>
+        <w:t>5 旅行付款和退出怎样安排</w:t>
+      </w:r>
+    </w:p>
+    <w:tbl>
+      <w:tblPr>
+        <w:tblW w:type="auto" w:w="0"/>
+        <w:jc w:val="center"/>
+        <w:tblLayout w:type="fixed"/>
+        <w:tblLook w:firstColumn="1" w:firstRow="1" w:lastColumn="0" w:lastRow="0" w:noHBand="0" w:noVBand="1" w:val="04A0"/>
+        <w:tblBorders>
+          <w:top w:val="single" w:sz="4" w:color="CDD4DA"/>
+          <w:bottom w:val="single" w:sz="4" w:color="CDD4DA"/>
+          <w:left w:val="single" w:sz="4" w:color="CDD4DA"/>
+          <w:right w:val="single" w:sz="4" w:color="CDD4DA"/>
+          <w:insideH w:val="single" w:sz="4" w:color="CDD4DA"/>
+          <w:insideV w:val="single" w:sz="4" w:color="CDD4DA"/>
+        </w:tblBorders>
+      </w:tblPr>
+      <w:tblGrid>
+        <w:gridCol w:w="1701"/>
+        <w:gridCol w:w="3458"/>
+        <w:gridCol w:w="4365"/>
+      </w:tblGrid>
+      <w:tr>
+        <w:trPr>
+          <w:cantSplit/>
+          <w:tblHeader/>
+        </w:trPr>
+        <w:tc>
+          <w:tcPr>
+            <w:tcW w:type="dxa" w:w="1701"/>
+            <w:vAlign w:val="center"/>
+            <w:tcMar>
+              <w:top w:w="90" w:type="dxa"/>
+              <w:bottom w:w="90" w:type="dxa"/>
+              <w:left w:w="90" w:type="dxa"/>
+              <w:right w:w="90" w:type="dxa"/>
+            </w:tcMar>
+            <w:shd w:fill="E8EDF1"/>
+          </w:tcPr>
+          <w:p>
+            <w:pPr>
+              <w:spacing w:line="304" w:lineRule="exact" w:after="40"/>
+            </w:pPr>
+            <w:r>
+              <w:rPr>
+                <w:b/>
+                <w:sz w:val="20"/>
+              </w:rPr>
+              <w:t>产品</w:t>
+            </w:r>
+          </w:p>
+        </w:tc>
+        <w:tc>
+          <w:tcPr>
+            <w:tcW w:type="dxa" w:w="3458"/>
+            <w:vAlign w:val="center"/>
+            <w:tcMar>
+              <w:top w:w="90" w:type="dxa"/>
+              <w:bottom w:w="90" w:type="dxa"/>
+              <w:left w:w="90" w:type="dxa"/>
+              <w:right w:w="90" w:type="dxa"/>
+            </w:tcMar>
+            <w:shd w:fill="E8EDF1"/>
+          </w:tcPr>
+          <w:p>
+            <w:pPr>
+              <w:spacing w:line="304" w:lineRule="exact" w:after="40"/>
+            </w:pPr>
+            <w:r>
+              <w:rPr>
+                <w:b/>
+                <w:sz w:val="20"/>
+              </w:rPr>
+              <w:t>付款</w:t>
+            </w:r>
+          </w:p>
+        </w:tc>
+        <w:tc>
+          <w:tcPr>
+            <w:tcW w:type="dxa" w:w="4365"/>
+            <w:vAlign w:val="center"/>
+            <w:tcMar>
+              <w:top w:w="90" w:type="dxa"/>
+              <w:bottom w:w="90" w:type="dxa"/>
+              <w:left w:w="90" w:type="dxa"/>
+              <w:right w:w="90" w:type="dxa"/>
+            </w:tcMar>
+            <w:shd w:fill="E8EDF1"/>
+          </w:tcPr>
+          <w:p>
+            <w:pPr>
+              <w:spacing w:line="304" w:lineRule="exact" w:after="40"/>
+            </w:pPr>
+            <w:r>
+              <w:rPr>
+                <w:b/>
+                <w:sz w:val="20"/>
+              </w:rPr>
+              <w:t>旅客取消规则摘要</w:t>
+            </w:r>
+          </w:p>
+        </w:tc>
+      </w:tr>
+      <w:tr>
+        <w:trPr>
+          <w:cantSplit/>
+        </w:trPr>
+        <w:tc>
+          <w:tcPr>
+            <w:tcW w:type="dxa" w:w="1701"/>
+            <w:vAlign w:val="center"/>
+            <w:tcMar>
+              <w:top w:w="90" w:type="dxa"/>
+              <w:bottom w:w="90" w:type="dxa"/>
+              <w:left w:w="90" w:type="dxa"/>
+              <w:right w:w="90" w:type="dxa"/>
+            </w:tcMar>
+          </w:tcPr>
+          <w:p>
+            <w:pPr>
+              <w:spacing w:line="304" w:lineRule="exact" w:after="40"/>
+            </w:pPr>
+            <w:r>
+              <w:rPr>
+                <w:b w:val="0"/>
+                <w:sz w:val="20"/>
+              </w:rPr>
+              <w:t>OWR</w:t>
+            </w:r>
+          </w:p>
+        </w:tc>
+        <w:tc>
+          <w:tcPr>
+            <w:tcW w:type="dxa" w:w="3458"/>
+            <w:vAlign w:val="center"/>
+            <w:tcMar>
+              <w:top w:w="90" w:type="dxa"/>
+              <w:bottom w:w="90" w:type="dxa"/>
+              <w:left w:w="90" w:type="dxa"/>
+              <w:right w:w="90" w:type="dxa"/>
+            </w:tcMar>
+          </w:tcPr>
+          <w:p>
+            <w:pPr>
+              <w:spacing w:line="304" w:lineRule="exact" w:after="40"/>
+            </w:pPr>
+            <w:r>
+              <w:rPr>
+                <w:b w:val="0"/>
+                <w:sz w:val="20"/>
+              </w:rPr>
+              <w:t>英镑定金200／美元250；出发前70天付清，不足70天报名全款</w:t>
+            </w:r>
+          </w:p>
+        </w:tc>
+        <w:tc>
+          <w:tcPr>
+            <w:tcW w:type="dxa" w:w="4365"/>
+            <w:vAlign w:val="center"/>
+            <w:tcMar>
+              <w:top w:w="90" w:type="dxa"/>
+              <w:bottom w:w="90" w:type="dxa"/>
+              <w:left w:w="90" w:type="dxa"/>
+              <w:right w:w="90" w:type="dxa"/>
+            </w:tcMar>
+          </w:tcPr>
+          <w:p>
+            <w:pPr>
+              <w:spacing w:line="304" w:lineRule="exact" w:after="40"/>
+            </w:pPr>
+            <w:r>
+              <w:rPr>
+                <w:b w:val="0"/>
+                <w:sz w:val="20"/>
+              </w:rPr>
+              <w:t>超过70天保留定金，可转后续旅行；69—30天扣50%；不足30天扣100%。</w:t>
+            </w:r>
+          </w:p>
+        </w:tc>
+      </w:tr>
+      <w:tr>
+        <w:trPr>
+          <w:cantSplit/>
+        </w:trPr>
+        <w:tc>
+          <w:tcPr>
+            <w:tcW w:type="dxa" w:w="1701"/>
+            <w:vAlign w:val="center"/>
+            <w:tcMar>
+              <w:top w:w="90" w:type="dxa"/>
+              <w:bottom w:w="90" w:type="dxa"/>
+              <w:left w:w="90" w:type="dxa"/>
+              <w:right w:w="90" w:type="dxa"/>
+            </w:tcMar>
+          </w:tcPr>
+          <w:p>
+            <w:pPr>
+              <w:spacing w:line="304" w:lineRule="exact" w:after="40"/>
+            </w:pPr>
+            <w:r>
+              <w:rPr>
+                <w:b w:val="0"/>
+                <w:sz w:val="20"/>
+              </w:rPr>
+              <w:t>Offline法国五月</w:t>
+            </w:r>
+          </w:p>
+        </w:tc>
+        <w:tc>
+          <w:tcPr>
+            <w:tcW w:type="dxa" w:w="3458"/>
+            <w:vAlign w:val="center"/>
+            <w:tcMar>
+              <w:top w:w="90" w:type="dxa"/>
+              <w:bottom w:w="90" w:type="dxa"/>
+              <w:left w:w="90" w:type="dxa"/>
+              <w:right w:w="90" w:type="dxa"/>
+            </w:tcMar>
+          </w:tcPr>
+          <w:p>
+            <w:pPr>
+              <w:spacing w:line="304" w:lineRule="exact" w:after="40"/>
+            </w:pPr>
+            <w:r>
+              <w:rPr>
+                <w:b w:val="0"/>
+                <w:sz w:val="20"/>
+              </w:rPr>
+              <w:t>每人先付300欧元，尾款由主办方另发通知，可分期</w:t>
+            </w:r>
+          </w:p>
+        </w:tc>
+        <w:tc>
+          <w:tcPr>
+            <w:tcW w:type="dxa" w:w="4365"/>
+            <w:vAlign w:val="center"/>
+            <w:tcMar>
+              <w:top w:w="90" w:type="dxa"/>
+              <w:bottom w:w="90" w:type="dxa"/>
+              <w:left w:w="90" w:type="dxa"/>
+              <w:right w:w="90" w:type="dxa"/>
+            </w:tcMar>
+          </w:tcPr>
+          <w:p>
+            <w:pPr>
+              <w:spacing w:line="304" w:lineRule="exact" w:after="40"/>
+            </w:pPr>
+            <w:r>
+              <w:rPr>
+                <w:b w:val="0"/>
+                <w:sz w:val="20"/>
+              </w:rPr>
+              <w:t>提前超过8周扣100欧元取消费；4—8周退50%；不足4周不退。</w:t>
+            </w:r>
+          </w:p>
+        </w:tc>
+      </w:tr>
+      <w:tr>
+        <w:trPr>
+          <w:cantSplit/>
+        </w:trPr>
+        <w:tc>
+          <w:tcPr>
+            <w:tcW w:type="dxa" w:w="1701"/>
+            <w:vAlign w:val="center"/>
+            <w:tcMar>
+              <w:top w:w="90" w:type="dxa"/>
+              <w:bottom w:w="90" w:type="dxa"/>
+              <w:left w:w="90" w:type="dxa"/>
+              <w:right w:w="90" w:type="dxa"/>
+            </w:tcMar>
+          </w:tcPr>
+          <w:p>
+            <w:pPr>
+              <w:spacing w:line="304" w:lineRule="exact" w:after="40"/>
+            </w:pPr>
+            <w:r>
+              <w:rPr>
+                <w:b w:val="0"/>
+                <w:sz w:val="20"/>
+              </w:rPr>
+              <w:t>32号海南六日</w:t>
+            </w:r>
+          </w:p>
+        </w:tc>
+        <w:tc>
+          <w:tcPr>
+            <w:tcW w:type="dxa" w:w="3458"/>
+            <w:vAlign w:val="center"/>
+            <w:tcMar>
+              <w:top w:w="90" w:type="dxa"/>
+              <w:bottom w:w="90" w:type="dxa"/>
+              <w:left w:w="90" w:type="dxa"/>
+              <w:right w:w="90" w:type="dxa"/>
+            </w:tcMar>
+          </w:tcPr>
+          <w:p>
+            <w:pPr>
+              <w:spacing w:line="304" w:lineRule="exact" w:after="40"/>
+            </w:pPr>
+            <w:r>
+              <w:rPr>
+                <w:b w:val="0"/>
+                <w:sz w:val="20"/>
+              </w:rPr>
+              <w:t>按选定日期、人数、房型确认；付费报名，一单一团2人起</w:t>
+            </w:r>
+          </w:p>
+        </w:tc>
+        <w:tc>
+          <w:tcPr>
+            <w:tcW w:type="dxa" w:w="4365"/>
+            <w:vAlign w:val="center"/>
+            <w:tcMar>
+              <w:top w:w="90" w:type="dxa"/>
+              <w:bottom w:w="90" w:type="dxa"/>
+              <w:left w:w="90" w:type="dxa"/>
+              <w:right w:w="90" w:type="dxa"/>
+            </w:tcMar>
+          </w:tcPr>
+          <w:p>
+            <w:pPr>
+              <w:spacing w:line="304" w:lineRule="exact" w:after="40"/>
+            </w:pPr>
+            <w:r>
+              <w:rPr>
+                <w:b w:val="0"/>
+                <w:sz w:val="20"/>
+              </w:rPr>
+              <w:t>前11日及以上0%；10—7日20%；6—4日40%；3—1日60%；当日70%。不足实际预订损失时按实际损失，人数变化重核费用。</w:t>
+            </w:r>
+          </w:p>
+        </w:tc>
+      </w:tr>
+      <w:tr>
+        <w:trPr>
+          <w:cantSplit/>
+        </w:trPr>
+        <w:tc>
+          <w:tcPr>
+            <w:tcW w:type="dxa" w:w="1701"/>
+            <w:vAlign w:val="center"/>
+            <w:tcMar>
+              <w:top w:w="90" w:type="dxa"/>
+              <w:bottom w:w="90" w:type="dxa"/>
+              <w:left w:w="90" w:type="dxa"/>
+              <w:right w:w="90" w:type="dxa"/>
+            </w:tcMar>
+          </w:tcPr>
+          <w:p>
+            <w:pPr>
+              <w:spacing w:line="304" w:lineRule="exact" w:after="40"/>
+            </w:pPr>
+            <w:r>
+              <w:rPr>
+                <w:b w:val="0"/>
+                <w:sz w:val="20"/>
+              </w:rPr>
+              <w:t>FTLO日本</w:t>
+            </w:r>
+          </w:p>
+        </w:tc>
+        <w:tc>
+          <w:tcPr>
+            <w:tcW w:type="dxa" w:w="3458"/>
+            <w:vAlign w:val="center"/>
+            <w:tcMar>
+              <w:top w:w="90" w:type="dxa"/>
+              <w:bottom w:w="90" w:type="dxa"/>
+              <w:left w:w="90" w:type="dxa"/>
+              <w:right w:w="90" w:type="dxa"/>
+            </w:tcMar>
+          </w:tcPr>
+          <w:p>
+            <w:pPr>
+              <w:spacing w:line="304" w:lineRule="exact" w:after="40"/>
+            </w:pPr>
+            <w:r>
+              <w:rPr>
+                <w:b w:val="0"/>
+                <w:sz w:val="20"/>
+              </w:rPr>
+              <w:t>线路定金；常规分期前95／65／35天累计付50%／75%／100%</w:t>
+            </w:r>
+          </w:p>
+        </w:tc>
+        <w:tc>
+          <w:tcPr>
+            <w:tcW w:type="dxa" w:w="4365"/>
+            <w:vAlign w:val="center"/>
+            <w:tcMar>
+              <w:top w:w="90" w:type="dxa"/>
+              <w:bottom w:w="90" w:type="dxa"/>
+              <w:left w:w="90" w:type="dxa"/>
+              <w:right w:w="90" w:type="dxa"/>
+            </w:tcMar>
+          </w:tcPr>
+          <w:p>
+            <w:pPr>
+              <w:spacing w:line="304" w:lineRule="exact" w:after="40"/>
+            </w:pPr>
+            <w:r>
+              <w:rPr>
+                <w:b w:val="0"/>
+                <w:sz w:val="20"/>
+              </w:rPr>
+              <w:t>日本适用95天档：95天以上定金转旅行额度；94—65天25%不可退；64—35天50%不可退；34天内不退。另有供应商损失条款。</w:t>
+            </w:r>
+          </w:p>
+        </w:tc>
+      </w:tr>
+    </w:tbl>
+    <w:p>
+      <w:pPr>
+        <w:spacing w:after="0"/>
+      </w:pPr>
+    </w:p>
+    <w:p>
+      <w:pPr>
+        <w:spacing w:line="260" w:lineRule="exact" w:after="100"/>
+      </w:pPr>
+      <w:hyperlink r:id="rId54">
+        <w:r>
+          <w:rPr>
+            <w:color w:val="255878"/>
+            <w:sz w:val="18"/>
+          </w:rPr>
+          <w:t>R05 OWR预订付款取消条款</w:t>
+        </w:r>
+      </w:hyperlink>
+      <w:r>
+        <w:t xml:space="preserve">  </w:t>
+      </w:r>
+      <w:hyperlink r:id="rId49">
+        <w:r>
+          <w:rPr>
+            <w:color w:val="255878"/>
+            <w:sz w:val="18"/>
+          </w:rPr>
+          <w:t>R12 The Offline Club五月法国房型与付款退改</w:t>
+        </w:r>
+      </w:hyperlink>
+      <w:r>
+        <w:t xml:space="preserve">  </w:t>
+      </w:r>
+      <w:hyperlink r:id="rId45">
+        <w:r>
+          <w:rPr>
+            <w:color w:val="255878"/>
+            <w:sz w:val="18"/>
+          </w:rPr>
+          <w:t>R09 32号海南六日私家团</w:t>
+        </w:r>
+      </w:hyperlink>
+      <w:r>
+        <w:t xml:space="preserve">  </w:t>
+      </w:r>
+      <w:hyperlink r:id="rId50">
+        <w:r>
+          <w:rPr>
+            <w:color w:val="255878"/>
+            <w:sz w:val="18"/>
+          </w:rPr>
+          <w:t>R06 FTLO客群及复购优惠</w:t>
+        </w:r>
+      </w:hyperlink>
+    </w:p>
+    <w:p>
+      <w:r>
+        <w:rPr>
+          <w:b/>
+        </w:rPr>
+        <w:t>研究判断：</w:t>
+      </w:r>
+      <w:r>
+        <w:t>客户收款节奏要与酒店、车辆及承办付款对应，先确认成团再锁不可退资源。自身合同应逐日写清取消边界；例如OWR网页未单列恰70天，部分退改还叠加供应商实际损失，不能只摘一个“可退比例”当成全部退款承诺。</w:t>
+      </w:r>
+    </w:p>
+    <w:p>
+      <w:pPr>
+        <w:pStyle w:val="Heading2"/>
+        <w:pageBreakBefore/>
+      </w:pPr>
+      <w:r>
         <w:t>5 商业与婚恋扩搜新增的机构线索</w:t>
       </w:r>
     </w:p>
@@ -6387,7 +8197,7 @@
       <w:pPr>
         <w:spacing w:line="260" w:lineRule="exact" w:after="100"/>
       </w:pPr>
-      <w:hyperlink r:id="rId47">
+      <w:hyperlink r:id="rId55">
         <w:r>
           <w:rPr>
             <w:color w:val="255878"/>
@@ -6399,7 +8209,7 @@
       <w:r>
         <w:t xml:space="preserve">  </w:t>
       </w:r>
-      <w:hyperlink r:id="rId48">
+      <w:hyperlink r:id="rId56">
         <w:r>
           <w:rPr>
             <w:color w:val="255878"/>
@@ -6411,7 +8221,7 @@
       <w:r>
         <w:t xml:space="preserve">  </w:t>
       </w:r>
-      <w:hyperlink r:id="rId49">
+      <w:hyperlink r:id="rId57">
         <w:r>
           <w:rPr>
             <w:color w:val="255878"/>
@@ -6423,7 +8233,7 @@
       <w:r>
         <w:t xml:space="preserve">  </w:t>
       </w:r>
-      <w:hyperlink r:id="rId50">
+      <w:hyperlink r:id="rId58">
         <w:r>
           <w:rPr>
             <w:color w:val="255878"/>
@@ -6435,7 +8245,7 @@
       <w:r>
         <w:t xml:space="preserve">  </w:t>
       </w:r>
-      <w:hyperlink r:id="rId51">
+      <w:hyperlink r:id="rId59">
         <w:r>
           <w:rPr>
             <w:color w:val="255878"/>
@@ -6447,7 +8257,7 @@
       <w:r>
         <w:t xml:space="preserve">  </w:t>
       </w:r>
-      <w:hyperlink r:id="rId52">
+      <w:hyperlink r:id="rId60">
         <w:r>
           <w:rPr>
             <w:color w:val="255878"/>
@@ -6922,7 +8732,7 @@
       <w:pPr>
         <w:spacing w:line="260" w:lineRule="exact" w:after="100"/>
       </w:pPr>
-      <w:hyperlink r:id="rId53">
+      <w:hyperlink r:id="rId61">
         <w:r>
           <w:rPr>
             <w:color w:val="255878"/>
@@ -6934,7 +8744,7 @@
       <w:r>
         <w:t xml:space="preserve">  </w:t>
       </w:r>
-      <w:hyperlink r:id="rId54">
+      <w:hyperlink r:id="rId62">
         <w:r>
           <w:rPr>
             <w:color w:val="255878"/>
@@ -6946,7 +8756,7 @@
       <w:r>
         <w:t xml:space="preserve">  </w:t>
       </w:r>
-      <w:hyperlink r:id="rId55">
+      <w:hyperlink r:id="rId63">
         <w:r>
           <w:rPr>
             <w:color w:val="255878"/>
@@ -6958,7 +8768,7 @@
       <w:r>
         <w:t xml:space="preserve">  </w:t>
       </w:r>
-      <w:hyperlink r:id="rId56">
+      <w:hyperlink r:id="rId64">
         <w:r>
           <w:rPr>
             <w:color w:val="255878"/>
@@ -6970,7 +8780,7 @@
       <w:r>
         <w:t xml:space="preserve">  </w:t>
       </w:r>
-      <w:hyperlink r:id="rId57">
+      <w:hyperlink r:id="rId65">
         <w:r>
           <w:rPr>
             <w:color w:val="255878"/>
@@ -6982,7 +8792,7 @@
       <w:r>
         <w:t xml:space="preserve">  </w:t>
       </w:r>
-      <w:hyperlink r:id="rId58">
+      <w:hyperlink r:id="rId66">
         <w:r>
           <w:rPr>
             <w:color w:val="255878"/>
@@ -7001,7 +8811,7 @@
       <w:pPr>
         <w:spacing w:line="260" w:lineRule="exact" w:after="100"/>
       </w:pPr>
-      <w:hyperlink r:id="rId59">
+      <w:hyperlink r:id="rId67">
         <w:r>
           <w:rPr>
             <w:color w:val="255878"/>
@@ -7013,7 +8823,7 @@
       <w:r>
         <w:t xml:space="preserve">  </w:t>
       </w:r>
-      <w:hyperlink r:id="rId60">
+      <w:hyperlink r:id="rId68">
         <w:r>
           <w:rPr>
             <w:color w:val="255878"/>
@@ -9296,7 +11106,7 @@
     </w:p>
     <w:p>
       <w:r>
-        <w:t>会籍页用每次金额乘12展示价值，同时在权益说明中写全年10+场；二者不能改写成已经交付12场。1288元位于私宴价值栏，会员实付票价须以具体场次规格为准。</w:t>
+        <w:t>会籍页用每次金额乘12展示价值，同时在权益说明中写全年10+场；二者不能改写成已经交付12场。1288元位于私宴价值栏，会员实付票价未公开。</w:t>
       </w:r>
     </w:p>
     <w:p>
@@ -9414,7 +11224,7 @@
     </w:p>
     <w:p>
       <w:r>
-        <w:t>给创业者配一桌五人的晚餐，隔周周四组织。先人工看申请，再按行业、创业阶段和目标安排同桌；成员还可约咖啡、跑步或徒步。公开运营城市为温哥华、旧金山和洛杉矶。</w:t>
+        <w:t>在温哥华、旧金山和洛杉矶组织经过申请筛选的小桌晚餐。申请者说明正在做什么、想认识谁，团队按经营阶段、行业和当年的具体问题配桌。</w:t>
       </w:r>
     </w:p>
     <w:p>
@@ -9559,7 +11369,7 @@
                 <w:b w:val="0"/>
                 <w:sz w:val="20"/>
               </w:rPr>
-              <w:t>未设公开年龄或婚恋门槛；核心筛选是创业身份、阶段和交流目标。</w:t>
+              <w:t>未设公开统一年龄线或婚恋门槛；本页按职业与交流目的组织，不承诺异性匹配。</w:t>
             </w:r>
           </w:p>
         </w:tc>
@@ -9588,7 +11398,7 @@
                 <w:b w:val="0"/>
                 <w:sz w:val="20"/>
               </w:rPr>
-              <w:t>工作与收入</w:t>
+              <w:t>工作与经营阶段</w:t>
             </w:r>
           </w:p>
         </w:tc>
@@ -9612,7 +11422,7 @@
                 <w:b w:val="0"/>
                 <w:sz w:val="20"/>
               </w:rPr>
-              <w:t>创始人及创业经营者。没有收入或资产准入数字，不作为A8客源证明。</w:t>
+              <w:t>FAQ以创业者、CEO、联合创始人和经营者为核心；流程页也欢迎投资人、医生、教授、运动员和艺术家等。筛选看正在建设什么、参与意愿和能给同桌带来什么。</w:t>
             </w:r>
           </w:p>
         </w:tc>
@@ -9641,7 +11451,7 @@
                 <w:b w:val="0"/>
                 <w:sz w:val="20"/>
               </w:rPr>
-              <w:t>性格与兴趣</w:t>
+              <w:t>收入与资产</w:t>
             </w:r>
           </w:p>
         </w:tc>
@@ -9665,7 +11475,7 @@
                 <w:b w:val="0"/>
                 <w:sz w:val="20"/>
               </w:rPr>
-              <w:t>申请匹配围绕行业、阶段和目标；咖啡、跑步、徒步为可参加活动，不能写成全体会员爱好。</w:t>
+              <w:t>未设公开数字门槛。尚在想法阶段和正在扩张的公司都在招募范围内，不能据此认定会员都是高资产人士。</w:t>
             </w:r>
           </w:p>
         </w:tc>
@@ -9694,7 +11504,7 @@
                 <w:b w:val="0"/>
                 <w:sz w:val="20"/>
               </w:rPr>
-              <w:t>适合学习的客户关系</w:t>
+              <w:t>性格、兴趣与交流偏好</w:t>
             </w:r>
           </w:p>
         </w:tc>
@@ -9718,7 +11528,60 @@
                 <w:b w:val="0"/>
                 <w:sz w:val="20"/>
               </w:rPr>
-              <w:t>同桌成员因为正在做公司而有共同话题，第一次付款主要购买经过组织的同行见面。</w:t>
+              <w:t>希望认真交流实际问题、不以推销和交换名片为主。活动提供咖啡、运动等入口；个人性格与兴趣分布没有统计。</w:t>
+            </w:r>
+          </w:p>
+        </w:tc>
+      </w:tr>
+      <w:tr>
+        <w:trPr>
+          <w:cantSplit/>
+        </w:trPr>
+        <w:tc>
+          <w:tcPr>
+            <w:tcW w:type="dxa" w:w="2098"/>
+            <w:vAlign w:val="center"/>
+            <w:tcMar>
+              <w:top w:w="90" w:type="dxa"/>
+              <w:bottom w:w="90" w:type="dxa"/>
+              <w:left w:w="90" w:type="dxa"/>
+              <w:right w:w="90" w:type="dxa"/>
+            </w:tcMar>
+          </w:tcPr>
+          <w:p>
+            <w:pPr>
+              <w:spacing w:line="304" w:lineRule="exact" w:after="40"/>
+            </w:pPr>
+            <w:r>
+              <w:rPr>
+                <w:b w:val="0"/>
+                <w:sz w:val="20"/>
+              </w:rPr>
+              <w:t>第一次买到什么</w:t>
+            </w:r>
+          </w:p>
+        </w:tc>
+        <w:tc>
+          <w:tcPr>
+            <w:tcW w:type="dxa" w:w="7427"/>
+            <w:vAlign w:val="center"/>
+            <w:tcMar>
+              <w:top w:w="90" w:type="dxa"/>
+              <w:bottom w:w="90" w:type="dxa"/>
+              <w:left w:w="90" w:type="dxa"/>
+              <w:right w:w="90" w:type="dxa"/>
+            </w:tcMar>
+          </w:tcPr>
+          <w:p>
+            <w:pPr>
+              <w:spacing w:line="304" w:lineRule="exact" w:after="40"/>
+            </w:pPr>
+            <w:r>
+              <w:rPr>
+                <w:b w:val="0"/>
+                <w:sz w:val="20"/>
+              </w:rPr>
+              <w:t>有人预先读申请、组桌和选餐厅，提前24小时告知同桌与地点，结束后在App内继续联系。</w:t>
             </w:r>
           </w:p>
         </w:tc>
@@ -9987,7 +11850,7 @@
                 <w:b w:val="0"/>
                 <w:sz w:val="20"/>
               </w:rPr>
-              <w:t>餐厅餐酒自己按菜单付款；无额外订位费。取消后使用到已付周期结束。</w:t>
+              <w:t>餐酒直接按餐厅菜单付款；无常规订位费。FAQ另列未通知缺席50加元；晚餐提前24小时可免费取消预约。订阅取消后用至已付周期结束。</w:t>
             </w:r>
           </w:p>
         </w:tc>
@@ -10079,7 +11942,7 @@
       <w:pPr>
         <w:spacing w:line="260" w:lineRule="exact" w:after="100"/>
       </w:pPr>
-      <w:hyperlink r:id="rId61">
+      <w:hyperlink r:id="rId69">
         <w:r>
           <w:rPr>
             <w:color w:val="255878"/>
@@ -10091,31 +11954,55 @@
       <w:r>
         <w:t xml:space="preserve">  </w:t>
       </w:r>
+      <w:hyperlink r:id="rId70">
+        <w:r>
+          <w:rPr>
+            <w:color w:val="255878"/>
+            <w:sz w:val="18"/>
+          </w:rPr>
+          <w:t>R01 Founder Feast匹配与交付</w:t>
+        </w:r>
+      </w:hyperlink>
+      <w:r>
+        <w:t xml:space="preserve">  </w:t>
+      </w:r>
+      <w:hyperlink r:id="rId71">
+        <w:r>
+          <w:rPr>
+            <w:color w:val="255878"/>
+            <w:sz w:val="18"/>
+          </w:rPr>
+          <w:t>R03 Founder Feast常见问题</w:t>
+        </w:r>
+      </w:hyperlink>
+      <w:r>
+        <w:t xml:space="preserve">  </w:t>
+      </w:r>
       <w:hyperlink r:id="rId24">
         <w:r>
           <w:rPr>
             <w:color w:val="255878"/>
             <w:sz w:val="18"/>
           </w:rPr>
-          <w:t>B12 Founder Feast现行会籍价格</w:t>
+          <w:t>R11 Founder Feast现行价格复核</w:t>
         </w:r>
       </w:hyperlink>
       <w:r>
         <w:t xml:space="preserve">  </w:t>
       </w:r>
-      <w:hyperlink r:id="rId62">
+      <w:hyperlink r:id="rId72">
         <w:r>
           <w:rPr>
             <w:color w:val="255878"/>
             <w:sz w:val="18"/>
           </w:rPr>
-          <w:t>B13 Founder Feast具体酒会票价与流程</w:t>
+          <w:t>C04 Founder Feast十一月酒会流程复核</w:t>
         </w:r>
       </w:hyperlink>
       <w:r>
         <w:t xml:space="preserve">  </w:t>
       </w:r>
-      <w:hyperlink r:id="rId63">
+      <w:hyperlink r:id="rId73">
         <w:r>
           <w:rPr>
             <w:color w:val="255878"/>
@@ -10124,6 +12011,125 @@
           <w:t>B14 Founder Feast加拿大应用商店</w:t>
         </w:r>
       </w:hyperlink>
+    </w:p>
+    <w:p>
+      <w:pPr>
+        <w:pStyle w:val="Heading2"/>
+        <w:pageBreakBefore/>
+      </w:pPr>
+      <w:r>
+        <w:t>8 Founder Feast怎样交付和经营</w:t>
+      </w:r>
+    </w:p>
+    <w:p>
+      <w:pPr>
+        <w:pStyle w:val="Heading3"/>
+      </w:pPr>
+      <w:r>
+        <w:t>活动与服务流程</w:t>
+      </w:r>
+    </w:p>
+    <w:p>
+      <w:r>
+        <w:t>1  填写申请，说明正在做的事情和想认识的人，人工审核通常约一天。</w:t>
+      </w:r>
+    </w:p>
+    <w:p>
+      <w:r>
+        <w:t>2  获准后购买会籍，在App选择晚餐；FAQ说明每座城市隔周周四举办。</w:t>
+      </w:r>
+    </w:p>
+    <w:p>
+      <w:r>
+        <w:t>3  按行业、阶段和当年具体问题配桌；晚餐前24小时公布餐厅和同桌人员。</w:t>
+      </w:r>
+    </w:p>
+    <w:p>
+      <w:r>
+        <w:t>4  到店用餐交流，自己的餐酒直接付给餐厅；结束后保留同桌聊天及跨城会员联系。</w:t>
+      </w:r>
+    </w:p>
+    <w:p>
+      <w:r>
+        <w:t>5  预约取消须提前24小时；FAQ列未通知缺席收费50加元。订阅取消后可用至已付周期结束；特别酒会另售。</w:t>
+      </w:r>
+    </w:p>
+    <w:p>
+      <w:pPr>
+        <w:pStyle w:val="Heading3"/>
+      </w:pPr>
+      <w:r>
+        <w:t>客户从哪里来</w:t>
+      </w:r>
+    </w:p>
+    <w:p>
+      <w:r>
+        <w:t>官网城市页、真实往期照片和App承接申请。当前推荐优惠：分享代码给3人并提交反馈，可解锁首月减80%，即支付原价20%；被推荐人获准后也可获该首月优惠。活动伙伴与讲者提供新的触达入口。</w:t>
+      </w:r>
+    </w:p>
+    <w:p>
+      <w:pPr>
+        <w:pStyle w:val="Heading3"/>
+      </w:pPr>
+      <w:r>
+        <w:t>经营表现</w:t>
+      </w:r>
+    </w:p>
+    <w:p>
+      <w:r>
+        <w:t>官网有7月30日往期活动照片；11月5日活动仍属预售。加拿大App Store显示2条评分，2026年5月首次版本，9月起多次更新预约和聊天功能。尚无公开付费会员、实到、留存或利润。</w:t>
+      </w:r>
+    </w:p>
+    <w:p>
+      <w:pPr>
+        <w:pStyle w:val="Heading3"/>
+      </w:pPr>
+      <w:r>
+        <w:t>我们的判断</w:t>
+      </w:r>
+    </w:p>
+    <w:p>
+      <w:r>
+        <w:t>适合我们学的是人工筛选、围绕具体问题配桌、餐费分账和活动后联系。它降低了筹备大活动的负担，也清楚区分会费与餐费。其职业范围比纯创业者更宽，客户规模和利润未公开，不能直接复制为A8专属定位。</w:t>
+      </w:r>
+    </w:p>
+    <w:p>
+      <w:pPr>
+        <w:spacing w:line="260" w:lineRule="exact" w:after="100"/>
+      </w:pPr>
+      <w:hyperlink r:id="rId69">
+        <w:r>
+          <w:rPr>
+            <w:color w:val="255878"/>
+            <w:sz w:val="18"/>
+          </w:rPr>
+          <w:t>B10 Founder Feast产品和收费</w:t>
+        </w:r>
+      </w:hyperlink>
+      <w:r>
+        <w:t xml:space="preserve">  </w:t>
+      </w:r>
+      <w:hyperlink r:id="rId70">
+        <w:r>
+          <w:rPr>
+            <w:color w:val="255878"/>
+            <w:sz w:val="18"/>
+          </w:rPr>
+          <w:t>R01 Founder Feast匹配与交付</w:t>
+        </w:r>
+      </w:hyperlink>
+      <w:r>
+        <w:t xml:space="preserve">  </w:t>
+      </w:r>
+      <w:hyperlink r:id="rId71">
+        <w:r>
+          <w:rPr>
+            <w:color w:val="255878"/>
+            <w:sz w:val="18"/>
+          </w:rPr>
+          <w:t>R03 Founder Feast常见问题</w:t>
+        </w:r>
+      </w:hyperlink>
       <w:r>
         <w:t xml:space="preserve">  </w:t>
       </w:r>
@@ -10133,13 +12139,13 @@
             <w:color w:val="255878"/>
             <w:sz w:val="18"/>
           </w:rPr>
-          <w:t>C03 Founder Feast当期定价复核</w:t>
+          <w:t>R11 Founder Feast现行价格复核</w:t>
         </w:r>
       </w:hyperlink>
       <w:r>
         <w:t xml:space="preserve">  </w:t>
       </w:r>
-      <w:hyperlink r:id="rId62">
+      <w:hyperlink r:id="rId72">
         <w:r>
           <w:rPr>
             <w:color w:val="255878"/>
@@ -10148,149 +12154,16 @@
           <w:t>C04 Founder Feast十一月酒会流程复核</w:t>
         </w:r>
       </w:hyperlink>
-    </w:p>
-    <w:p>
-      <w:pPr>
-        <w:pStyle w:val="Heading2"/>
-        <w:pageBreakBefore/>
-      </w:pPr>
-      <w:r>
-        <w:t>8 Founder Feast怎样交付和经营</w:t>
-      </w:r>
-    </w:p>
-    <w:p>
-      <w:pPr>
-        <w:pStyle w:val="Heading3"/>
-      </w:pPr>
-      <w:r>
-        <w:t>活动与服务流程</w:t>
-      </w:r>
-    </w:p>
-    <w:p>
-      <w:r>
-        <w:t>1  免费申请→人工审核→获准后选择付费。</w:t>
-      </w:r>
-    </w:p>
-    <w:p>
-      <w:r>
-        <w:t>2  会员选择隔周周四晚餐；前一天公布餐厅和同桌；到店各自支付餐酒，活动后在App继续联系。</w:t>
-      </w:r>
-    </w:p>
-    <w:p>
-      <w:r>
-        <w:t>3  11月5日酒会：18时入场，站立自由交流及短讲，楼上设安静交流区，23时结束；不设固定座次与主持破冰。审核确认后扣款，票不退不转。100人为招募计划。</w:t>
-      </w:r>
-    </w:p>
-    <w:p>
-      <w:pPr>
-        <w:pStyle w:val="Heading3"/>
-      </w:pPr>
-      <w:r>
-        <w:t>客户从哪里来</w:t>
-      </w:r>
-    </w:p>
-    <w:p>
-      <w:r>
-        <w:t>官网城市页、真实往期照片和App承接申请。当前推荐优惠：分享代码给3人并提交反馈，可解锁首月减80%，即支付原价20%；被推荐人获准后也可获该首月优惠。活动伙伴与讲者提供新的触达入口。</w:t>
-      </w:r>
-    </w:p>
-    <w:p>
-      <w:pPr>
-        <w:pStyle w:val="Heading3"/>
-      </w:pPr>
-      <w:r>
-        <w:t>经营表现</w:t>
-      </w:r>
-    </w:p>
-    <w:p>
-      <w:r>
-        <w:t>官网有7月30日往期活动照片；11月5日活动仍属预售。加拿大App Store显示2条评分，2026年5月首次版本，9月起多次更新预约和聊天功能。尚无公开付费会员、实到、留存或利润。</w:t>
-      </w:r>
-    </w:p>
-    <w:p>
-      <w:pPr>
-        <w:pStyle w:val="Heading3"/>
-      </w:pPr>
-      <w:r>
-        <w:t>我们的判断</w:t>
-      </w:r>
-    </w:p>
-    <w:p>
-      <w:r>
-        <w:t>新纳入主对标，理由是五人餐桌、筛选、订阅和餐费分账都能小规模实行，且能找到往期记录及现行收费交叉核对。它是启动产品参照，其成功程度仍需更多经营证据；不建议现在为模仿它先开发App。</w:t>
-      </w:r>
-    </w:p>
-    <w:p>
-      <w:pPr>
-        <w:spacing w:line="260" w:lineRule="exact" w:after="100"/>
-      </w:pPr>
-      <w:hyperlink r:id="rId61">
-        <w:r>
-          <w:rPr>
-            <w:color w:val="255878"/>
-            <w:sz w:val="18"/>
-          </w:rPr>
-          <w:t>B10 Founder Feast产品和收费</w:t>
-        </w:r>
-      </w:hyperlink>
       <w:r>
         <w:t xml:space="preserve">  </w:t>
       </w:r>
-      <w:hyperlink r:id="rId24">
-        <w:r>
-          <w:rPr>
-            <w:color w:val="255878"/>
-            <w:sz w:val="18"/>
-          </w:rPr>
-          <w:t>B12 Founder Feast现行会籍价格</w:t>
-        </w:r>
-      </w:hyperlink>
-      <w:r>
-        <w:t xml:space="preserve">  </w:t>
-      </w:r>
-      <w:hyperlink r:id="rId62">
-        <w:r>
-          <w:rPr>
-            <w:color w:val="255878"/>
-            <w:sz w:val="18"/>
-          </w:rPr>
-          <w:t>B13 Founder Feast具体酒会票价与流程</w:t>
-        </w:r>
-      </w:hyperlink>
-      <w:r>
-        <w:t xml:space="preserve">  </w:t>
-      </w:r>
-      <w:hyperlink r:id="rId63">
+      <w:hyperlink r:id="rId73">
         <w:r>
           <w:rPr>
             <w:color w:val="255878"/>
             <w:sz w:val="18"/>
           </w:rPr>
           <w:t>B14 Founder Feast加拿大应用商店</w:t>
-        </w:r>
-      </w:hyperlink>
-      <w:r>
-        <w:t xml:space="preserve">  </w:t>
-      </w:r>
-      <w:hyperlink r:id="rId24">
-        <w:r>
-          <w:rPr>
-            <w:color w:val="255878"/>
-            <w:sz w:val="18"/>
-          </w:rPr>
-          <w:t>C03 Founder Feast当期定价复核</w:t>
-        </w:r>
-      </w:hyperlink>
-      <w:r>
-        <w:t xml:space="preserve">  </w:t>
-      </w:r>
-      <w:hyperlink r:id="rId62">
-        <w:r>
-          <w:rPr>
-            <w:color w:val="255878"/>
-            <w:sz w:val="18"/>
-          </w:rPr>
-          <w:t>C04 Founder Feast十一月酒会流程复核</w:t>
         </w:r>
       </w:hyperlink>
     </w:p>
@@ -10856,7 +12729,7 @@
                 <w:b w:val="0"/>
                 <w:sz w:val="20"/>
               </w:rPr>
-              <w:t>五小时活动商品展示价；未打开最终规格及会员结算差异。</w:t>
+              <w:t>五小时活动商品展示价，未标作会员价。</w:t>
             </w:r>
           </w:p>
         </w:tc>
@@ -11010,7 +12883,7 @@
                 <w:b w:val="0"/>
                 <w:sz w:val="20"/>
               </w:rPr>
-              <w:t>2888元星辰会员只承诺私宴会员价，仍另购票。会籍页“价值1288元／次×12”不是该场会员票价；本批截图没有最终价格规格。</w:t>
+              <w:t>2888元星辰会员享私宴会员价，仍须审核及另购票。实际会员价未公开，1288元／次×12仅为会籍页标称价值。</w:t>
             </w:r>
           </w:p>
         </w:tc>
@@ -12029,7 +13902,7 @@
       <w:r>
         <w:t xml:space="preserve">  </w:t>
       </w:r>
-      <w:hyperlink r:id="rId64">
+      <w:hyperlink r:id="rId74">
         <w:r>
           <w:rPr>
             <w:color w:val="255878"/>
@@ -12041,7 +13914,7 @@
       <w:r>
         <w:t xml:space="preserve">  </w:t>
       </w:r>
-      <w:hyperlink r:id="rId65">
+      <w:hyperlink r:id="rId75">
         <w:r>
           <w:rPr>
             <w:color w:val="255878"/>
@@ -12053,7 +13926,7 @@
       <w:r>
         <w:t xml:space="preserve">  </w:t>
       </w:r>
-      <w:hyperlink r:id="rId66">
+      <w:hyperlink r:id="rId76">
         <w:r>
           <w:rPr>
             <w:color w:val="255878"/>
@@ -12065,7 +13938,7 @@
       <w:r>
         <w:t xml:space="preserve">  </w:t>
       </w:r>
-      <w:hyperlink r:id="rId67">
+      <w:hyperlink r:id="rId77">
         <w:r>
           <w:rPr>
             <w:color w:val="255878"/>
@@ -12172,7 +14045,7 @@
       <w:r>
         <w:t xml:space="preserve">  </w:t>
       </w:r>
-      <w:hyperlink r:id="rId64">
+      <w:hyperlink r:id="rId74">
         <w:r>
           <w:rPr>
             <w:color w:val="255878"/>
@@ -12184,7 +14057,7 @@
       <w:r>
         <w:t xml:space="preserve">  </w:t>
       </w:r>
-      <w:hyperlink r:id="rId65">
+      <w:hyperlink r:id="rId75">
         <w:r>
           <w:rPr>
             <w:color w:val="255878"/>
@@ -12196,7 +14069,7 @@
       <w:r>
         <w:t xml:space="preserve">  </w:t>
       </w:r>
-      <w:hyperlink r:id="rId66">
+      <w:hyperlink r:id="rId76">
         <w:r>
           <w:rPr>
             <w:color w:val="255878"/>
@@ -12208,7 +14081,7 @@
       <w:r>
         <w:t xml:space="preserve">  </w:t>
       </w:r>
-      <w:hyperlink r:id="rId67">
+      <w:hyperlink r:id="rId77">
         <w:r>
           <w:rPr>
             <w:color w:val="255878"/>
@@ -12855,7 +14728,7 @@
       <w:r>
         <w:t xml:space="preserve">  </w:t>
       </w:r>
-      <w:hyperlink r:id="rId68">
+      <w:hyperlink r:id="rId78">
         <w:r>
           <w:rPr>
             <w:color w:val="255878"/>
@@ -12915,7 +14788,7 @@
     </w:p>
     <w:p>
       <w:r>
-        <w:t>10月24日企业主页8143粉丝、4.0万获赞、89件作品；10月21日仍有阿勒泰招募。没有公开付费旅客、实际成团、复购或利润。</w:t>
+        <w:t>10月24日抖音企业主页8143粉丝、4.0万获赞、89件作品；10月21日仍有阿勒泰招募。没有公开付费旅客、实际成团、复购或利润。</w:t>
       </w:r>
     </w:p>
     <w:p>
@@ -12947,7 +14820,7 @@
       <w:r>
         <w:t xml:space="preserve">  </w:t>
       </w:r>
-      <w:hyperlink r:id="rId68">
+      <w:hyperlink r:id="rId78">
         <w:r>
           <w:rPr>
             <w:color w:val="255878"/>
@@ -13594,7 +15467,7 @@
       <w:r>
         <w:t xml:space="preserve">  </w:t>
       </w:r>
-      <w:hyperlink r:id="rId69">
+      <w:hyperlink r:id="rId79">
         <w:r>
           <w:rPr>
             <w:color w:val="255878"/>
@@ -13603,6 +15476,30 @@
           <w:t>OWR2 Other Way Round产品与客群</w:t>
         </w:r>
       </w:hyperlink>
+      <w:r>
+        <w:t xml:space="preserve">  </w:t>
+      </w:r>
+      <w:hyperlink r:id="rId52">
+        <w:r>
+          <w:rPr>
+            <w:color w:val="255878"/>
+            <w:sz w:val="18"/>
+          </w:rPr>
+          <w:t>R04 OWR旅行适配条件</w:t>
+        </w:r>
+      </w:hyperlink>
+      <w:r>
+        <w:t xml:space="preserve">  </w:t>
+      </w:r>
+      <w:hyperlink r:id="rId54">
+        <w:r>
+          <w:rPr>
+            <w:color w:val="255878"/>
+            <w:sz w:val="18"/>
+          </w:rPr>
+          <w:t>R05 OWR预订付款取消条款</w:t>
+        </w:r>
+      </w:hyperlink>
     </w:p>
     <w:p>
       <w:pPr>
@@ -13637,6 +15534,11 @@
       </w:r>
     </w:p>
     <w:p>
+      <w:r>
+        <w:t>4  通用条款要求出发前70天付清；距出发不足70天报名需全款。旅客取消：超过70天保留定金但可转后续旅行；69—30天扣团费50%，不足30天扣100%。官网未单列恰70天这一边界。</w:t>
+      </w:r>
+    </w:p>
+    <w:p>
       <w:pPr>
         <w:pStyle w:val="Heading3"/>
       </w:pPr>
@@ -13672,7 +15574,7 @@
     </w:p>
     <w:p>
       <w:r>
-        <w:t>保留为国外小团交付对标：最值得学的是行前信息、群建立、房型与付款节点。它的价值在组织独自报名者一起旅行；住宿档次与财富筛选需按我们的客户重新设计。</w:t>
+        <w:t>值得学的是把共同年龄阶段、愿认识新朋友、酒店预期和付款退改提前写清。四天墨西哥城1400英镑，加独住225后为1625英镑，这是同产品的可计算支出。其标准以三四星为主，适合借鉴组织流程；我们的A8定位仍要另定住宿、隐私及同行筛选。</w:t>
       </w:r>
     </w:p>
     <w:p>
@@ -13691,7 +15593,7 @@
       <w:r>
         <w:t xml:space="preserve">  </w:t>
       </w:r>
-      <w:hyperlink r:id="rId69">
+      <w:hyperlink r:id="rId79">
         <w:r>
           <w:rPr>
             <w:color w:val="255878"/>
@@ -13700,6 +15602,30 @@
           <w:t>OWR2 Other Way Round产品与客群</w:t>
         </w:r>
       </w:hyperlink>
+      <w:r>
+        <w:t xml:space="preserve">  </w:t>
+      </w:r>
+      <w:hyperlink r:id="rId52">
+        <w:r>
+          <w:rPr>
+            <w:color w:val="255878"/>
+            <w:sz w:val="18"/>
+          </w:rPr>
+          <w:t>R04 OWR旅行适配条件</w:t>
+        </w:r>
+      </w:hyperlink>
+      <w:r>
+        <w:t xml:space="preserve">  </w:t>
+      </w:r>
+      <w:hyperlink r:id="rId54">
+        <w:r>
+          <w:rPr>
+            <w:color w:val="255878"/>
+            <w:sz w:val="18"/>
+          </w:rPr>
+          <w:t>R05 OWR预订付款取消条款</w:t>
+        </w:r>
+      </w:hyperlink>
     </w:p>
     <w:p>
       <w:bookmarkStart w:id="15" w:name="section_15"/>
@@ -13714,7 +15640,273 @@
     </w:p>
     <w:p>
       <w:r>
-        <w:t>第一批客户应按共同生活条件和参加目的来圈定，而非只按一个资产标签。商业活动可以围绕经营身份和共同议题，婚恋专场则必须把真实单身、关系意愿和双方条件写清。BoL与钻石都显示，同一品牌可以有不同准入的产品。</w:t>
+        <w:t>结论是：这个项目值得以小规模、可交付的线下活动验证。现有供给已经证明商业餐桌、筛选私宴和陌生同行有付费形式；我们的机会在于持续服务同一批适配客户，并把同行条件与服务内容说明白。</w:t>
+      </w:r>
+    </w:p>
+    <w:p>
+      <w:pPr>
+        <w:pStyle w:val="Heading3"/>
+      </w:pPr>
+      <w:r>
+        <w:t>定位：建议以持续线下社群为主体，商业、婚恋与旅行按参加目的分产品。</w:t>
+      </w:r>
+    </w:p>
+    <w:p>
+      <w:r>
+        <w:t>依据：BoL两档年费和另售私宴；Offline Club从城市活动延伸度假。</w:t>
+      </w:r>
+    </w:p>
+    <w:p>
+      <w:r>
+        <w:t>建议：先统一客户服务和活动日历；单身互选、商务交流和普通同行各自说明报名目的。</w:t>
+      </w:r>
+    </w:p>
+    <w:p>
+      <w:pPr>
+        <w:pStyle w:val="Heading3"/>
+      </w:pPr>
+      <w:r>
+        <w:t>第一批付费者：优先找已有明确见人或同行需求、且时间与预算匹配的人。A8用于资格核验，购买动机另问。</w:t>
+      </w:r>
+    </w:p>
+    <w:p>
+      <w:r>
+        <w:t>依据：Selected公开男女不同条件；Founder Feast按当年问题配桌。</w:t>
+      </w:r>
+    </w:p>
+    <w:p>
+      <w:r>
+        <w:t>建议：分别招募经营交流者与有恋爱意愿的单身者；实际年龄和城市以可触达客户确认。</w:t>
+      </w:r>
+    </w:p>
+    <w:p>
+      <w:pPr>
+        <w:pStyle w:val="Heading3"/>
+      </w:pPr>
+      <w:r>
+        <w:t>再次参加：可复用的是持续匹配与共同主题，宜让客人记得上次认识了谁、下次为什么见。</w:t>
+      </w:r>
+    </w:p>
+    <w:p>
+      <w:r>
+        <w:t>依据：BoL活动日历；Founder Feast同桌App聊天和后续订桌；FTLO回头客优惠。</w:t>
+      </w:r>
+    </w:p>
+    <w:p>
+      <w:r>
+        <w:t>建议：保留同意后可延续的联系与活动偏好；下一次邀请说明具体话题或同行者理由。</w:t>
+      </w:r>
+    </w:p>
+    <w:p>
+      <w:pPr>
+        <w:spacing w:line="260" w:lineRule="exact" w:after="100"/>
+      </w:pPr>
+      <w:r>
+        <w:rPr>
+          <w:sz w:val="18"/>
+        </w:rPr>
+        <w:t>BOLSCREEN BoL会籍及Selected六张用户提供截图  微信小程序内查看</w:t>
+      </w:r>
+      <w:r>
+        <w:t xml:space="preserve">  </w:t>
+      </w:r>
+      <w:hyperlink r:id="rId70">
+        <w:r>
+          <w:rPr>
+            <w:color w:val="255878"/>
+            <w:sz w:val="18"/>
+          </w:rPr>
+          <w:t>R01 Founder Feast匹配与交付</w:t>
+        </w:r>
+      </w:hyperlink>
+      <w:r>
+        <w:t xml:space="preserve">  </w:t>
+      </w:r>
+      <w:hyperlink r:id="rId71">
+        <w:r>
+          <w:rPr>
+            <w:color w:val="255878"/>
+            <w:sz w:val="18"/>
+          </w:rPr>
+          <w:t>R03 Founder Feast常见问题</w:t>
+        </w:r>
+      </w:hyperlink>
+      <w:r>
+        <w:t xml:space="preserve">  </w:t>
+      </w:r>
+      <w:hyperlink r:id="rId50">
+        <w:r>
+          <w:rPr>
+            <w:color w:val="255878"/>
+            <w:sz w:val="18"/>
+          </w:rPr>
+          <w:t>R06 FTLO客群及复购优惠</w:t>
+        </w:r>
+      </w:hyperlink>
+      <w:r>
+        <w:t xml:space="preserve">  </w:t>
+      </w:r>
+      <w:hyperlink r:id="rId49">
+        <w:r>
+          <w:rPr>
+            <w:color w:val="255878"/>
+            <w:sz w:val="18"/>
+          </w:rPr>
+          <w:t>R12 The Offline Club五月法国房型与付款退改</w:t>
+        </w:r>
+      </w:hyperlink>
+    </w:p>
+    <w:p>
+      <w:pPr>
+        <w:pStyle w:val="Heading2"/>
+        <w:pageBreakBefore/>
+      </w:pPr>
+      <w:r>
+        <w:t>13 首阶段向谁学，先做什么</w:t>
+      </w:r>
+    </w:p>
+    <w:p>
+      <w:pPr>
+        <w:pStyle w:val="Heading3"/>
+      </w:pPr>
+      <w:r>
+        <w:t>旅行产品：应把同行组织、现场主持与目的地交付分别写进产品。</w:t>
+      </w:r>
+    </w:p>
+    <w:p>
+      <w:r>
+        <w:t>依据：32号私家团只服务已有同行者；Offline社群主持人与农场合作；OWR重视共同年龄阶段。</w:t>
+      </w:r>
+    </w:p>
+    <w:p>
+      <w:r>
+        <w:t>建议：旅行报价逐项列筛选、主持和地面服务；由谁负责招募、住宿交通和异常处理要明确。</w:t>
+      </w:r>
+    </w:p>
+    <w:p>
+      <w:pPr>
+        <w:pStyle w:val="Heading3"/>
+      </w:pPr>
+      <w:r>
+        <w:t>收费顺序：建议先按场、按团测试，再决定哪类服务适合会籍。</w:t>
+      </w:r>
+    </w:p>
+    <w:p>
+      <w:r>
+        <w:t>依据：现有供给同时有年费、月费、活动票和团费；各自含项不同。</w:t>
+      </w:r>
+    </w:p>
+    <w:p>
+      <w:r>
+        <w:t>建议：当前1680／680／19800元只作测算。先问客户最近付过什么钱，再验证具体规格愿付。</w:t>
+      </w:r>
+    </w:p>
+    <w:p>
+      <w:pPr>
+        <w:pStyle w:val="Heading3"/>
+      </w:pPr>
+      <w:r>
+        <w:t>对标用途：启动组织优先学BoL与Founder Feast；高价顾问与旅行分别学能力。</w:t>
+      </w:r>
+    </w:p>
+    <w:p>
+      <w:r>
+        <w:t>依据：六条产品线的资产门槛、交付及资源依赖不同。</w:t>
+      </w:r>
+    </w:p>
+    <w:p>
+      <w:r>
+        <w:t>建议：钻石作成熟筛选顾问参照；奇语作小团内容参照；OWR作行前、支付与退改参照。</w:t>
+      </w:r>
+    </w:p>
+    <w:p>
+      <w:r>
+        <w:t>建议的启动顺序是先做好一类同城小活动，形成可再次邀请的人，再确定第一条旅行的同行构成。具体采用单身私宴还是经营者小桌，取决于两位合伙人首先能稳定触达哪类客户。商业与婚恋分别报名、共同兴趣可以跨活动延续。</w:t>
+      </w:r>
+    </w:p>
+    <w:p>
+      <w:r>
+        <w:t>改变建议的条件：若持续筛选后仍无法形成彼此愿意再见的客群，应收窄主题或人群；若客户只愿买景点和酒店服务，可采用旅行合作产品；若有人明确购买长期顾问服务，再评估顾问团队、候选资源和合同。</w:t>
+      </w:r>
+    </w:p>
+    <w:p>
+      <w:pPr>
+        <w:spacing w:line="260" w:lineRule="exact" w:after="100"/>
+      </w:pPr>
+      <w:r>
+        <w:rPr>
+          <w:sz w:val="18"/>
+        </w:rPr>
+        <w:t>BOLSCREEN BoL会籍及Selected六张用户提供截图  微信小程序内查看</w:t>
+      </w:r>
+      <w:r>
+        <w:t xml:space="preserve">  </w:t>
+      </w:r>
+      <w:hyperlink r:id="rId25">
+        <w:r>
+          <w:rPr>
+            <w:color w:val="255878"/>
+            <w:sz w:val="18"/>
+          </w:rPr>
+          <w:t>C01 钻石婚恋爱情定制本轮复核</w:t>
+        </w:r>
+      </w:hyperlink>
+      <w:r>
+        <w:t xml:space="preserve">  </w:t>
+      </w:r>
+      <w:hyperlink r:id="rId70">
+        <w:r>
+          <w:rPr>
+            <w:color w:val="255878"/>
+            <w:sz w:val="18"/>
+          </w:rPr>
+          <w:t>R01 Founder Feast匹配与交付</w:t>
+        </w:r>
+      </w:hyperlink>
+      <w:r>
+        <w:t xml:space="preserve">  </w:t>
+      </w:r>
+      <w:hyperlink r:id="rId52">
+        <w:r>
+          <w:rPr>
+            <w:color w:val="255878"/>
+            <w:sz w:val="18"/>
+          </w:rPr>
+          <w:t>R04 OWR旅行适配条件</w:t>
+        </w:r>
+      </w:hyperlink>
+      <w:r>
+        <w:t xml:space="preserve">  </w:t>
+      </w:r>
+      <w:hyperlink r:id="rId45">
+        <w:r>
+          <w:rPr>
+            <w:color w:val="255878"/>
+            <w:sz w:val="18"/>
+          </w:rPr>
+          <w:t>R09 32号海南六日私家团</w:t>
+        </w:r>
+      </w:hyperlink>
+      <w:r>
+        <w:t xml:space="preserve">  </w:t>
+      </w:r>
+      <w:hyperlink r:id="rId49">
+        <w:r>
+          <w:rPr>
+            <w:color w:val="255878"/>
+            <w:sz w:val="18"/>
+          </w:rPr>
+          <w:t>R12 The Offline Club五月法国房型与付款退改</w:t>
+        </w:r>
+      </w:hyperlink>
+    </w:p>
+    <w:p>
+      <w:pPr>
+        <w:pStyle w:val="Heading2"/>
+        <w:pageBreakBefore/>
+      </w:pPr>
+      <w:r>
+        <w:t>13 这些机构经营到了哪一步</w:t>
       </w:r>
     </w:p>
     <w:tbl>
@@ -13733,8 +15925,9 @@
         </w:tblBorders>
       </w:tblPr>
       <w:tblGrid>
-        <w:gridCol w:w="2324"/>
-        <w:gridCol w:w="7200"/>
+        <w:gridCol w:w="3515"/>
+        <w:gridCol w:w="3005"/>
+        <w:gridCol w:w="3005"/>
       </w:tblGrid>
       <w:tr>
         <w:trPr>
@@ -13743,7 +15936,7 @@
         </w:trPr>
         <w:tc>
           <w:tcPr>
-            <w:tcW w:type="dxa" w:w="2324"/>
+            <w:tcW w:type="dxa" w:w="3515"/>
             <w:vAlign w:val="center"/>
             <w:tcMar>
               <w:top w:w="90" w:type="dxa"/>
@@ -13762,13 +15955,13 @@
                 <w:b/>
                 <w:sz w:val="20"/>
               </w:rPr>
-              <w:t>比较问题</w:t>
-            </w:r>
-          </w:p>
-        </w:tc>
-        <w:tc>
-          <w:tcPr>
-            <w:tcW w:type="dxa" w:w="7200"/>
+              <w:t>机构与现有事实</w:t>
+            </w:r>
+          </w:p>
+        </w:tc>
+        <w:tc>
+          <w:tcPr>
+            <w:tcW w:type="dxa" w:w="3005"/>
             <w:vAlign w:val="center"/>
             <w:tcMar>
               <w:top w:w="90" w:type="dxa"/>
@@ -13787,7 +15980,32 @@
                 <w:b/>
                 <w:sz w:val="20"/>
               </w:rPr>
-              <w:t>依据与判断</w:t>
+              <w:t>能够作出的判断</w:t>
+            </w:r>
+          </w:p>
+        </w:tc>
+        <w:tc>
+          <w:tcPr>
+            <w:tcW w:type="dxa" w:w="3005"/>
+            <w:vAlign w:val="center"/>
+            <w:tcMar>
+              <w:top w:w="90" w:type="dxa"/>
+              <w:bottom w:w="90" w:type="dxa"/>
+              <w:left w:w="90" w:type="dxa"/>
+              <w:right w:w="90" w:type="dxa"/>
+            </w:tcMar>
+            <w:shd w:fill="E8EDF1"/>
+          </w:tcPr>
+          <w:p>
+            <w:pPr>
+              <w:spacing w:line="304" w:lineRule="exact" w:after="40"/>
+            </w:pPr>
+            <w:r>
+              <w:rPr>
+                <w:b/>
+                <w:sz w:val="20"/>
+              </w:rPr>
+              <w:t>对本项目的含义</w:t>
             </w:r>
           </w:p>
         </w:tc>
@@ -13798,7 +16016,7 @@
         </w:trPr>
         <w:tc>
           <w:tcPr>
-            <w:tcW w:type="dxa" w:w="2324"/>
+            <w:tcW w:type="dxa" w:w="3515"/>
             <w:vAlign w:val="center"/>
             <w:tcMar>
               <w:top w:w="90" w:type="dxa"/>
@@ -13816,13 +16034,13 @@
                 <w:b w:val="0"/>
                 <w:sz w:val="20"/>
               </w:rPr>
-              <w:t>第一次为什么付费</w:t>
-            </w:r>
-          </w:p>
-        </w:tc>
-        <w:tc>
-          <w:tcPr>
-            <w:tcW w:type="dxa" w:w="7200"/>
+              <w:t>BoL：两档年费、单独售卖Selected、完整准入与私宴流程；10万会员为品牌自述</w:t>
+            </w:r>
+          </w:p>
+        </w:tc>
+        <w:tc>
+          <w:tcPr>
+            <w:tcW w:type="dxa" w:w="3005"/>
             <w:vAlign w:val="center"/>
             <w:tcMar>
               <w:top w:w="90" w:type="dxa"/>
@@ -13840,7 +16058,31 @@
                 <w:b w:val="0"/>
                 <w:sz w:val="20"/>
               </w:rPr>
-              <w:t>Selected买的是可理解的同行条件和五小时认识机会；Founder Feast买的是匹配过的创业者餐桌；OWR买的是同龄独行者与已组织好的旅程。</w:t>
+              <w:t>产品组合已经清晰；没有真实付费会员和续费资料支持“会籍经营成功”的结论</w:t>
+            </w:r>
+          </w:p>
+        </w:tc>
+        <w:tc>
+          <w:tcPr>
+            <w:tcW w:type="dxa" w:w="3005"/>
+            <w:vAlign w:val="center"/>
+            <w:tcMar>
+              <w:top w:w="90" w:type="dxa"/>
+              <w:bottom w:w="90" w:type="dxa"/>
+              <w:left w:w="90" w:type="dxa"/>
+              <w:right w:w="90" w:type="dxa"/>
+            </w:tcMar>
+          </w:tcPr>
+          <w:p>
+            <w:pPr>
+              <w:spacing w:line="304" w:lineRule="exact" w:after="40"/>
+            </w:pPr>
+            <w:r>
+              <w:rPr>
+                <w:b w:val="0"/>
+                <w:sz w:val="20"/>
+              </w:rPr>
+              <w:t>适合优先学产品组合与筛选，初期不照搬全年高频免费承诺</w:t>
             </w:r>
           </w:p>
         </w:tc>
@@ -13851,7 +16093,7 @@
         </w:trPr>
         <w:tc>
           <w:tcPr>
-            <w:tcW w:type="dxa" w:w="2324"/>
+            <w:tcW w:type="dxa" w:w="3515"/>
             <w:vAlign w:val="center"/>
             <w:tcMar>
               <w:top w:w="90" w:type="dxa"/>
@@ -13869,13 +16111,13 @@
                 <w:b w:val="0"/>
                 <w:sz w:val="20"/>
               </w:rPr>
-              <w:t>第二次第三次为何回来</w:t>
-            </w:r>
-          </w:p>
-        </w:tc>
-        <w:tc>
-          <w:tcPr>
-            <w:tcW w:type="dxa" w:w="7200"/>
+              <w:t>Founder Feast：当前三城价格及隔周晚餐，App预约与聊天，往期照片、预售酒会</w:t>
+            </w:r>
+          </w:p>
+        </w:tc>
+        <w:tc>
+          <w:tcPr>
+            <w:tcW w:type="dxa" w:w="3005"/>
             <w:vAlign w:val="center"/>
             <w:tcMar>
               <w:top w:w="90" w:type="dxa"/>
@@ -13893,7 +16135,31 @@
                 <w:b w:val="0"/>
                 <w:sz w:val="20"/>
               </w:rPr>
-              <w:t>现有产品机制包括BoL的固定活动日历、创业桌的持续匹配、EO的固定同伴交流。它们提供再次参加的理由；只有EO公开了可用的全球续会指标。</w:t>
+              <w:t>有具体交付和产品迭代，尚缺付费人数、留存与利润</w:t>
+            </w:r>
+          </w:p>
+        </w:tc>
+        <w:tc>
+          <w:tcPr>
+            <w:tcW w:type="dxa" w:w="3005"/>
+            <w:vAlign w:val="center"/>
+            <w:tcMar>
+              <w:top w:w="90" w:type="dxa"/>
+              <w:bottom w:w="90" w:type="dxa"/>
+              <w:left w:w="90" w:type="dxa"/>
+              <w:right w:w="90" w:type="dxa"/>
+            </w:tcMar>
+          </w:tcPr>
+          <w:p>
+            <w:pPr>
+              <w:spacing w:line="304" w:lineRule="exact" w:after="40"/>
+            </w:pPr>
+            <w:r>
+              <w:rPr>
+                <w:b w:val="0"/>
+                <w:sz w:val="20"/>
+              </w:rPr>
+              <w:t>小桌组织容易拆解，规模与获客效果要另验证</w:t>
             </w:r>
           </w:p>
         </w:tc>
@@ -13904,7 +16170,7 @@
         </w:trPr>
         <w:tc>
           <w:tcPr>
-            <w:tcW w:type="dxa" w:w="2324"/>
+            <w:tcW w:type="dxa" w:w="3515"/>
             <w:vAlign w:val="center"/>
             <w:tcMar>
               <w:top w:w="90" w:type="dxa"/>
@@ -13922,13 +16188,13 @@
                 <w:b w:val="0"/>
                 <w:sz w:val="20"/>
               </w:rPr>
-              <w:t>哪些客户可共同服务</w:t>
-            </w:r>
-          </w:p>
-        </w:tc>
-        <w:tc>
-          <w:tcPr>
-            <w:tcW w:type="dxa" w:w="7200"/>
+              <w:t>钻石：30／60／100万元起定制产品，当期私宴及山野招募</w:t>
+            </w:r>
+          </w:p>
+        </w:tc>
+        <w:tc>
+          <w:tcPr>
+            <w:tcW w:type="dxa" w:w="3005"/>
             <w:vAlign w:val="center"/>
             <w:tcMar>
               <w:top w:w="90" w:type="dxa"/>
@@ -13946,7 +16212,31 @@
                 <w:b w:val="0"/>
                 <w:sz w:val="20"/>
               </w:rPr>
-              <w:t>商务、兴趣与旅行可按共同主题相聚；有恋爱目的的筛选与互选需另成专场。不要把已婚商业客写进单身供给。</w:t>
+              <w:t>高价服务的专业分工较完整，公开标价不能证明成交数量或收益</w:t>
+            </w:r>
+          </w:p>
+        </w:tc>
+        <w:tc>
+          <w:tcPr>
+            <w:tcW w:type="dxa" w:w="3005"/>
+            <w:vAlign w:val="center"/>
+            <w:tcMar>
+              <w:top w:w="90" w:type="dxa"/>
+              <w:bottom w:w="90" w:type="dxa"/>
+              <w:left w:w="90" w:type="dxa"/>
+              <w:right w:w="90" w:type="dxa"/>
+            </w:tcMar>
+          </w:tcPr>
+          <w:p>
+            <w:pPr>
+              <w:spacing w:line="304" w:lineRule="exact" w:after="40"/>
+            </w:pPr>
+            <w:r>
+              <w:rPr>
+                <w:b w:val="0"/>
+                <w:sz w:val="20"/>
+              </w:rPr>
+              <w:t>借鉴筛选、测评及辅导；启动阶段不复制其资源库投入</w:t>
             </w:r>
           </w:p>
         </w:tc>
@@ -13957,7 +16247,7 @@
         </w:trPr>
         <w:tc>
           <w:tcPr>
-            <w:tcW w:type="dxa" w:w="2324"/>
+            <w:tcW w:type="dxa" w:w="3515"/>
             <w:vAlign w:val="center"/>
             <w:tcMar>
               <w:top w:w="90" w:type="dxa"/>
@@ -13975,13 +16265,13 @@
                 <w:b w:val="0"/>
                 <w:sz w:val="20"/>
               </w:rPr>
-              <w:t>收费结构先向谁学</w:t>
-            </w:r>
-          </w:p>
-        </w:tc>
-        <w:tc>
-          <w:tcPr>
-            <w:tcW w:type="dxa" w:w="7200"/>
+              <w:t>奇语：抖音8143粉丝、89件作品，10月21日阿勒泰招募，分性别主题小团</w:t>
+            </w:r>
+          </w:p>
+        </w:tc>
+        <w:tc>
+          <w:tcPr>
+            <w:tcW w:type="dxa" w:w="3005"/>
             <w:vAlign w:val="center"/>
             <w:tcMar>
               <w:top w:w="90" w:type="dxa"/>
@@ -13999,7 +16289,31 @@
                 <w:b w:val="0"/>
                 <w:sz w:val="20"/>
               </w:rPr>
-              <w:t>单次私宴看Selected，低频组织订阅看Founder Feast，长期顾问看钻石，团费与房型付款看OWR；不能把几家的报价取平均。</w:t>
+              <w:t>可确认持续发内容和在售招募，未核实单团实到、复购和贡献</w:t>
+            </w:r>
+          </w:p>
+        </w:tc>
+        <w:tc>
+          <w:tcPr>
+            <w:tcW w:type="dxa" w:w="3005"/>
+            <w:vAlign w:val="center"/>
+            <w:tcMar>
+              <w:top w:w="90" w:type="dxa"/>
+              <w:bottom w:w="90" w:type="dxa"/>
+              <w:left w:w="90" w:type="dxa"/>
+              <w:right w:w="90" w:type="dxa"/>
+            </w:tcMar>
+          </w:tcPr>
+          <w:p>
+            <w:pPr>
+              <w:spacing w:line="304" w:lineRule="exact" w:after="40"/>
+            </w:pPr>
+            <w:r>
+              <w:rPr>
+                <w:b w:val="0"/>
+                <w:sz w:val="20"/>
+              </w:rPr>
+              <w:t>学同伴主题与内容展示，酒店和高资产审核需自行设计</w:t>
             </w:r>
           </w:p>
         </w:tc>
@@ -14010,7 +16324,7 @@
         </w:trPr>
         <w:tc>
           <w:tcPr>
-            <w:tcW w:type="dxa" w:w="2324"/>
+            <w:tcW w:type="dxa" w:w="3515"/>
             <w:vAlign w:val="center"/>
             <w:tcMar>
               <w:top w:w="90" w:type="dxa"/>
@@ -14028,13 +16342,13 @@
                 <w:b w:val="0"/>
                 <w:sz w:val="20"/>
               </w:rPr>
-              <w:t>能否直接认定值得创业</w:t>
-            </w:r>
-          </w:p>
-        </w:tc>
-        <w:tc>
-          <w:tcPr>
-            <w:tcW w:type="dxa" w:w="7200"/>
+              <w:t>OWR：具体日期、可付款商品、酒店、行前及退改条款</w:t>
+            </w:r>
+          </w:p>
+        </w:tc>
+        <w:tc>
+          <w:tcPr>
+            <w:tcW w:type="dxa" w:w="3005"/>
             <w:vAlign w:val="center"/>
             <w:tcMar>
               <w:top w:w="90" w:type="dxa"/>
@@ -14052,7 +16366,31 @@
                 <w:b w:val="0"/>
                 <w:sz w:val="20"/>
               </w:rPr>
-              <w:t>公开资料支持存在付费形式及可借鉴交付；是否能获得本地高资产客户仍需具体客户反馈。没有供应商报价和已确认资源时，不把旧试价当成定价结论。</w:t>
+              <w:t>产品交易和交付规则较成熟；利润与复购未公开</w:t>
+            </w:r>
+          </w:p>
+        </w:tc>
+        <w:tc>
+          <w:tcPr>
+            <w:tcW w:type="dxa" w:w="3005"/>
+            <w:vAlign w:val="center"/>
+            <w:tcMar>
+              <w:top w:w="90" w:type="dxa"/>
+              <w:bottom w:w="90" w:type="dxa"/>
+              <w:left w:w="90" w:type="dxa"/>
+              <w:right w:w="90" w:type="dxa"/>
+            </w:tcMar>
+          </w:tcPr>
+          <w:p>
+            <w:pPr>
+              <w:spacing w:line="304" w:lineRule="exact" w:after="40"/>
+            </w:pPr>
+            <w:r>
+              <w:rPr>
+                <w:b w:val="0"/>
+                <w:sz w:val="20"/>
+              </w:rPr>
+              <w:t>最适合学旅行预期、付款及退改；A8服务标准另定</w:t>
             </w:r>
           </w:p>
         </w:tc>
@@ -14064,9 +16402,1127 @@
       </w:pPr>
     </w:p>
     <w:p>
-      <w:r>
-        <w:t>建议优先把“谁和谁一起参加、为什么第一次付款、什么体验会让他再来”作为下次合伙人讨论重点。产品成本和人力保留在原模型中，等活动规格和供应商报价确定后再更新，不用未经核实的利润预测推动选择。</w:t>
-      </w:r>
+      <w:pPr>
+        <w:spacing w:line="260" w:lineRule="exact" w:after="100"/>
+      </w:pPr>
+      <w:r>
+        <w:rPr>
+          <w:sz w:val="18"/>
+        </w:rPr>
+        <w:t>BOLSCREEN BoL会籍及Selected六张用户提供截图  微信小程序内查看</w:t>
+      </w:r>
+      <w:r>
+        <w:t xml:space="preserve">  </w:t>
+      </w:r>
+      <w:r>
+        <w:rPr>
+          <w:sz w:val="18"/>
+        </w:rPr>
+        <w:t>BOL BoL会籍与Selected商品实查  微信小程序内查看</w:t>
+      </w:r>
+      <w:r>
+        <w:t xml:space="preserve">  </w:t>
+      </w:r>
+      <w:hyperlink r:id="rId70">
+        <w:r>
+          <w:rPr>
+            <w:color w:val="255878"/>
+            <w:sz w:val="18"/>
+          </w:rPr>
+          <w:t>R01 Founder Feast匹配与交付</w:t>
+        </w:r>
+      </w:hyperlink>
+      <w:r>
+        <w:t xml:space="preserve">  </w:t>
+      </w:r>
+      <w:hyperlink r:id="rId71">
+        <w:r>
+          <w:rPr>
+            <w:color w:val="255878"/>
+            <w:sz w:val="18"/>
+          </w:rPr>
+          <w:t>R03 Founder Feast常见问题</w:t>
+        </w:r>
+      </w:hyperlink>
+      <w:r>
+        <w:t xml:space="preserve">  </w:t>
+      </w:r>
+      <w:hyperlink r:id="rId73">
+        <w:r>
+          <w:rPr>
+            <w:color w:val="255878"/>
+            <w:sz w:val="18"/>
+          </w:rPr>
+          <w:t>B14 Founder Feast加拿大应用商店</w:t>
+        </w:r>
+      </w:hyperlink>
+      <w:r>
+        <w:t xml:space="preserve">  </w:t>
+      </w:r>
+      <w:hyperlink r:id="rId25">
+        <w:r>
+          <w:rPr>
+            <w:color w:val="255878"/>
+            <w:sz w:val="18"/>
+          </w:rPr>
+          <w:t>C01 钻石婚恋爱情定制本轮复核</w:t>
+        </w:r>
+      </w:hyperlink>
+      <w:r>
+        <w:t xml:space="preserve">  </w:t>
+      </w:r>
+      <w:hyperlink r:id="rId40">
+        <w:r>
+          <w:rPr>
+            <w:color w:val="255878"/>
+            <w:sz w:val="18"/>
+          </w:rPr>
+          <w:t>QI 奇语旅行济州岛4天3晚</w:t>
+        </w:r>
+      </w:hyperlink>
+      <w:r>
+        <w:t xml:space="preserve">  </w:t>
+      </w:r>
+      <w:hyperlink r:id="rId41">
+        <w:r>
+          <w:rPr>
+            <w:color w:val="255878"/>
+            <w:sz w:val="18"/>
+          </w:rPr>
+          <w:t>OWR Other Way Round墨西哥城4日</w:t>
+        </w:r>
+      </w:hyperlink>
+      <w:r>
+        <w:t xml:space="preserve">  </w:t>
+      </w:r>
+      <w:hyperlink r:id="rId54">
+        <w:r>
+          <w:rPr>
+            <w:color w:val="255878"/>
+            <w:sz w:val="18"/>
+          </w:rPr>
+          <w:t>R05 OWR预订付款取消条款</w:t>
+        </w:r>
+      </w:hyperlink>
+    </w:p>
+    <w:p>
+      <w:r>
+        <w:t>因此本报告不排“最好公司”。综合优先学BoL，轻量组织再看Founder Feast，婚恋专业能力看钻石，旅行交付看OWR；奇语与Offline Club各提供可拆解的内容和社群旅行形式。这是按学习用途分配优先级，依据是具体产品与可复制工作。</w:t>
+      </w:r>
+    </w:p>
+    <w:p>
+      <w:pPr>
+        <w:pStyle w:val="Heading2"/>
+        <w:pageBreakBefore/>
+      </w:pPr>
+      <w:r>
+        <w:t>13 客户第一次究竟付哪几笔钱</w:t>
+      </w:r>
+    </w:p>
+    <w:tbl>
+      <w:tblPr>
+        <w:tblW w:type="auto" w:w="0"/>
+        <w:jc w:val="center"/>
+        <w:tblLayout w:type="fixed"/>
+        <w:tblLook w:firstColumn="1" w:firstRow="1" w:lastColumn="0" w:lastRow="0" w:noHBand="0" w:noVBand="1" w:val="04A0"/>
+        <w:tblBorders>
+          <w:top w:val="single" w:sz="4" w:color="CDD4DA"/>
+          <w:bottom w:val="single" w:sz="4" w:color="CDD4DA"/>
+          <w:left w:val="single" w:sz="4" w:color="CDD4DA"/>
+          <w:right w:val="single" w:sz="4" w:color="CDD4DA"/>
+          <w:insideH w:val="single" w:sz="4" w:color="CDD4DA"/>
+          <w:insideV w:val="single" w:sz="4" w:color="CDD4DA"/>
+        </w:tblBorders>
+      </w:tblPr>
+      <w:tblGrid>
+        <w:gridCol w:w="1984"/>
+        <w:gridCol w:w="2835"/>
+        <w:gridCol w:w="4706"/>
+      </w:tblGrid>
+      <w:tr>
+        <w:trPr>
+          <w:cantSplit/>
+          <w:tblHeader/>
+        </w:trPr>
+        <w:tc>
+          <w:tcPr>
+            <w:tcW w:type="dxa" w:w="1984"/>
+            <w:vAlign w:val="center"/>
+            <w:tcMar>
+              <w:top w:w="90" w:type="dxa"/>
+              <w:bottom w:w="90" w:type="dxa"/>
+              <w:left w:w="90" w:type="dxa"/>
+              <w:right w:w="90" w:type="dxa"/>
+            </w:tcMar>
+            <w:shd w:fill="E8EDF1"/>
+          </w:tcPr>
+          <w:p>
+            <w:pPr>
+              <w:spacing w:line="304" w:lineRule="exact" w:after="40"/>
+            </w:pPr>
+            <w:r>
+              <w:rPr>
+                <w:b/>
+                <w:sz w:val="20"/>
+              </w:rPr>
+              <w:t>产品</w:t>
+            </w:r>
+          </w:p>
+        </w:tc>
+        <w:tc>
+          <w:tcPr>
+            <w:tcW w:type="dxa" w:w="2835"/>
+            <w:vAlign w:val="center"/>
+            <w:tcMar>
+              <w:top w:w="90" w:type="dxa"/>
+              <w:bottom w:w="90" w:type="dxa"/>
+              <w:left w:w="90" w:type="dxa"/>
+              <w:right w:w="90" w:type="dxa"/>
+            </w:tcMar>
+            <w:shd w:fill="E8EDF1"/>
+          </w:tcPr>
+          <w:p>
+            <w:pPr>
+              <w:spacing w:line="304" w:lineRule="exact" w:after="40"/>
+            </w:pPr>
+            <w:r>
+              <w:rPr>
+                <w:b/>
+                <w:sz w:val="20"/>
+              </w:rPr>
+              <w:t>首笔或总价</w:t>
+            </w:r>
+          </w:p>
+        </w:tc>
+        <w:tc>
+          <w:tcPr>
+            <w:tcW w:type="dxa" w:w="4706"/>
+            <w:vAlign w:val="center"/>
+            <w:tcMar>
+              <w:top w:w="90" w:type="dxa"/>
+              <w:bottom w:w="90" w:type="dxa"/>
+              <w:left w:w="90" w:type="dxa"/>
+              <w:right w:w="90" w:type="dxa"/>
+            </w:tcMar>
+            <w:shd w:fill="E8EDF1"/>
+          </w:tcPr>
+          <w:p>
+            <w:pPr>
+              <w:spacing w:line="304" w:lineRule="exact" w:after="40"/>
+            </w:pPr>
+            <w:r>
+              <w:rPr>
+                <w:b/>
+                <w:sz w:val="20"/>
+              </w:rPr>
+              <w:t>已包含与另付</w:t>
+            </w:r>
+          </w:p>
+        </w:tc>
+      </w:tr>
+      <w:tr>
+        <w:trPr>
+          <w:cantSplit/>
+        </w:trPr>
+        <w:tc>
+          <w:tcPr>
+            <w:tcW w:type="dxa" w:w="1984"/>
+            <w:vAlign w:val="center"/>
+            <w:tcMar>
+              <w:top w:w="90" w:type="dxa"/>
+              <w:bottom w:w="90" w:type="dxa"/>
+              <w:left w:w="90" w:type="dxa"/>
+              <w:right w:w="90" w:type="dxa"/>
+            </w:tcMar>
+          </w:tcPr>
+          <w:p>
+            <w:pPr>
+              <w:spacing w:line="304" w:lineRule="exact" w:after="40"/>
+            </w:pPr>
+            <w:r>
+              <w:rPr>
+                <w:b w:val="0"/>
+                <w:sz w:val="20"/>
+              </w:rPr>
+              <w:t>BoL星光</w:t>
+            </w:r>
+          </w:p>
+        </w:tc>
+        <w:tc>
+          <w:tcPr>
+            <w:tcW w:type="dxa" w:w="2835"/>
+            <w:vAlign w:val="center"/>
+            <w:tcMar>
+              <w:top w:w="90" w:type="dxa"/>
+              <w:bottom w:w="90" w:type="dxa"/>
+              <w:left w:w="90" w:type="dxa"/>
+              <w:right w:w="90" w:type="dxa"/>
+            </w:tcMar>
+          </w:tcPr>
+          <w:p>
+            <w:pPr>
+              <w:spacing w:line="304" w:lineRule="exact" w:after="40"/>
+            </w:pPr>
+            <w:r>
+              <w:rPr>
+                <w:b w:val="0"/>
+                <w:sz w:val="20"/>
+              </w:rPr>
+              <w:t>488元／年</w:t>
+            </w:r>
+          </w:p>
+        </w:tc>
+        <w:tc>
+          <w:tcPr>
+            <w:tcW w:type="dxa" w:w="4706"/>
+            <w:vAlign w:val="center"/>
+            <w:tcMar>
+              <w:top w:w="90" w:type="dxa"/>
+              <w:bottom w:w="90" w:type="dxa"/>
+              <w:left w:w="90" w:type="dxa"/>
+              <w:right w:w="90" w:type="dxa"/>
+            </w:tcMar>
+          </w:tcPr>
+          <w:p>
+            <w:pPr>
+              <w:spacing w:line="304" w:lineRule="exact" w:after="40"/>
+            </w:pPr>
+            <w:r>
+              <w:rPr>
+                <w:b w:val="0"/>
+                <w:sz w:val="20"/>
+              </w:rPr>
+              <w:t>已列全年10+酒会免费入场；另付：沙龙、运动会员价；私宴按资格另售</w:t>
+            </w:r>
+          </w:p>
+        </w:tc>
+      </w:tr>
+      <w:tr>
+        <w:trPr>
+          <w:cantSplit/>
+        </w:trPr>
+        <w:tc>
+          <w:tcPr>
+            <w:tcW w:type="dxa" w:w="1984"/>
+            <w:vAlign w:val="center"/>
+            <w:tcMar>
+              <w:top w:w="90" w:type="dxa"/>
+              <w:bottom w:w="90" w:type="dxa"/>
+              <w:left w:w="90" w:type="dxa"/>
+              <w:right w:w="90" w:type="dxa"/>
+            </w:tcMar>
+          </w:tcPr>
+          <w:p>
+            <w:pPr>
+              <w:spacing w:line="304" w:lineRule="exact" w:after="40"/>
+            </w:pPr>
+            <w:r>
+              <w:rPr>
+                <w:b w:val="0"/>
+                <w:sz w:val="20"/>
+              </w:rPr>
+              <w:t>BoL星辰</w:t>
+            </w:r>
+          </w:p>
+        </w:tc>
+        <w:tc>
+          <w:tcPr>
+            <w:tcW w:type="dxa" w:w="2835"/>
+            <w:vAlign w:val="center"/>
+            <w:tcMar>
+              <w:top w:w="90" w:type="dxa"/>
+              <w:bottom w:w="90" w:type="dxa"/>
+              <w:left w:w="90" w:type="dxa"/>
+              <w:right w:w="90" w:type="dxa"/>
+            </w:tcMar>
+          </w:tcPr>
+          <w:p>
+            <w:pPr>
+              <w:spacing w:line="304" w:lineRule="exact" w:after="40"/>
+            </w:pPr>
+            <w:r>
+              <w:rPr>
+                <w:b w:val="0"/>
+                <w:sz w:val="20"/>
+              </w:rPr>
+              <w:t>2888元／年</w:t>
+            </w:r>
+          </w:p>
+        </w:tc>
+        <w:tc>
+          <w:tcPr>
+            <w:tcW w:type="dxa" w:w="4706"/>
+            <w:vAlign w:val="center"/>
+            <w:tcMar>
+              <w:top w:w="90" w:type="dxa"/>
+              <w:bottom w:w="90" w:type="dxa"/>
+              <w:left w:w="90" w:type="dxa"/>
+              <w:right w:w="90" w:type="dxa"/>
+            </w:tcMar>
+          </w:tcPr>
+          <w:p>
+            <w:pPr>
+              <w:spacing w:line="304" w:lineRule="exact" w:after="40"/>
+            </w:pPr>
+            <w:r>
+              <w:rPr>
+                <w:b w:val="0"/>
+                <w:sz w:val="20"/>
+              </w:rPr>
+              <w:t>酒会、沙龙、运动全年各10+场及合作福利；另付：审核私宴另售；会员价未公开</w:t>
+            </w:r>
+          </w:p>
+        </w:tc>
+      </w:tr>
+      <w:tr>
+        <w:trPr>
+          <w:cantSplit/>
+        </w:trPr>
+        <w:tc>
+          <w:tcPr>
+            <w:tcW w:type="dxa" w:w="1984"/>
+            <w:vAlign w:val="center"/>
+            <w:tcMar>
+              <w:top w:w="90" w:type="dxa"/>
+              <w:bottom w:w="90" w:type="dxa"/>
+              <w:left w:w="90" w:type="dxa"/>
+              <w:right w:w="90" w:type="dxa"/>
+            </w:tcMar>
+          </w:tcPr>
+          <w:p>
+            <w:pPr>
+              <w:spacing w:line="304" w:lineRule="exact" w:after="40"/>
+            </w:pPr>
+            <w:r>
+              <w:rPr>
+                <w:b w:val="0"/>
+                <w:sz w:val="20"/>
+              </w:rPr>
+              <w:t>Founder Feast</w:t>
+            </w:r>
+          </w:p>
+        </w:tc>
+        <w:tc>
+          <w:tcPr>
+            <w:tcW w:type="dxa" w:w="2835"/>
+            <w:vAlign w:val="center"/>
+            <w:tcMar>
+              <w:top w:w="90" w:type="dxa"/>
+              <w:bottom w:w="90" w:type="dxa"/>
+              <w:left w:w="90" w:type="dxa"/>
+              <w:right w:w="90" w:type="dxa"/>
+            </w:tcMar>
+          </w:tcPr>
+          <w:p>
+            <w:pPr>
+              <w:spacing w:line="304" w:lineRule="exact" w:after="40"/>
+            </w:pPr>
+            <w:r>
+              <w:rPr>
+                <w:b w:val="0"/>
+                <w:sz w:val="20"/>
+              </w:rPr>
+              <w:t>温哥华39.99加元／月</w:t>
+            </w:r>
+          </w:p>
+        </w:tc>
+        <w:tc>
+          <w:tcPr>
+            <w:tcW w:type="dxa" w:w="4706"/>
+            <w:vAlign w:val="center"/>
+            <w:tcMar>
+              <w:top w:w="90" w:type="dxa"/>
+              <w:bottom w:w="90" w:type="dxa"/>
+              <w:left w:w="90" w:type="dxa"/>
+              <w:right w:w="90" w:type="dxa"/>
+            </w:tcMar>
+          </w:tcPr>
+          <w:p>
+            <w:pPr>
+              <w:spacing w:line="304" w:lineRule="exact" w:after="40"/>
+            </w:pPr>
+            <w:r>
+              <w:rPr>
+                <w:b w:val="0"/>
+                <w:sz w:val="20"/>
+              </w:rPr>
+              <w:t>人工筛选、配桌、预约及App联系；另付：餐酒按菜单另付；FAQ列未通知缺席50加元</w:t>
+            </w:r>
+          </w:p>
+        </w:tc>
+      </w:tr>
+      <w:tr>
+        <w:trPr>
+          <w:cantSplit/>
+        </w:trPr>
+        <w:tc>
+          <w:tcPr>
+            <w:tcW w:type="dxa" w:w="1984"/>
+            <w:vAlign w:val="center"/>
+            <w:tcMar>
+              <w:top w:w="90" w:type="dxa"/>
+              <w:bottom w:w="90" w:type="dxa"/>
+              <w:left w:w="90" w:type="dxa"/>
+              <w:right w:w="90" w:type="dxa"/>
+            </w:tcMar>
+          </w:tcPr>
+          <w:p>
+            <w:pPr>
+              <w:spacing w:line="304" w:lineRule="exact" w:after="40"/>
+            </w:pPr>
+            <w:r>
+              <w:rPr>
+                <w:b w:val="0"/>
+                <w:sz w:val="20"/>
+              </w:rPr>
+              <w:t>OWR墨西哥城</w:t>
+            </w:r>
+          </w:p>
+        </w:tc>
+        <w:tc>
+          <w:tcPr>
+            <w:tcW w:type="dxa" w:w="2835"/>
+            <w:vAlign w:val="center"/>
+            <w:tcMar>
+              <w:top w:w="90" w:type="dxa"/>
+              <w:bottom w:w="90" w:type="dxa"/>
+              <w:left w:w="90" w:type="dxa"/>
+              <w:right w:w="90" w:type="dxa"/>
+            </w:tcMar>
+          </w:tcPr>
+          <w:p>
+            <w:pPr>
+              <w:spacing w:line="304" w:lineRule="exact" w:after="40"/>
+            </w:pPr>
+            <w:r>
+              <w:rPr>
+                <w:b w:val="0"/>
+                <w:sz w:val="20"/>
+              </w:rPr>
+              <w:t>1400英镑／人；独住合计1625英镑</w:t>
+            </w:r>
+          </w:p>
+        </w:tc>
+        <w:tc>
+          <w:tcPr>
+            <w:tcW w:type="dxa" w:w="4706"/>
+            <w:vAlign w:val="center"/>
+            <w:tcMar>
+              <w:top w:w="90" w:type="dxa"/>
+              <w:bottom w:w="90" w:type="dxa"/>
+              <w:left w:w="90" w:type="dxa"/>
+              <w:right w:w="90" w:type="dxa"/>
+            </w:tcMar>
+          </w:tcPr>
+          <w:p>
+            <w:pPr>
+              <w:spacing w:line="304" w:lineRule="exact" w:after="40"/>
+            </w:pPr>
+            <w:r>
+              <w:rPr>
+                <w:b w:val="0"/>
+                <w:sz w:val="20"/>
+              </w:rPr>
+              <w:t>四天三晚及所列餐、接送、体验；另付：国际机票、保险、未列餐饮及个人消费</w:t>
+            </w:r>
+          </w:p>
+        </w:tc>
+      </w:tr>
+      <w:tr>
+        <w:trPr>
+          <w:cantSplit/>
+        </w:trPr>
+        <w:tc>
+          <w:tcPr>
+            <w:tcW w:type="dxa" w:w="1984"/>
+            <w:vAlign w:val="center"/>
+            <w:tcMar>
+              <w:top w:w="90" w:type="dxa"/>
+              <w:bottom w:w="90" w:type="dxa"/>
+              <w:left w:w="90" w:type="dxa"/>
+              <w:right w:w="90" w:type="dxa"/>
+            </w:tcMar>
+          </w:tcPr>
+          <w:p>
+            <w:pPr>
+              <w:spacing w:line="304" w:lineRule="exact" w:after="40"/>
+            </w:pPr>
+            <w:r>
+              <w:rPr>
+                <w:b w:val="0"/>
+                <w:sz w:val="20"/>
+              </w:rPr>
+              <w:t>Offline法国五月</w:t>
+            </w:r>
+          </w:p>
+        </w:tc>
+        <w:tc>
+          <w:tcPr>
+            <w:tcW w:type="dxa" w:w="2835"/>
+            <w:vAlign w:val="center"/>
+            <w:tcMar>
+              <w:top w:w="90" w:type="dxa"/>
+              <w:bottom w:w="90" w:type="dxa"/>
+              <w:left w:w="90" w:type="dxa"/>
+              <w:right w:w="90" w:type="dxa"/>
+            </w:tcMar>
+          </w:tcPr>
+          <w:p>
+            <w:pPr>
+              <w:spacing w:line="304" w:lineRule="exact" w:after="40"/>
+            </w:pPr>
+            <w:r>
+              <w:rPr>
+                <w:b w:val="0"/>
+                <w:sz w:val="20"/>
+              </w:rPr>
+              <w:t>帐篷双住995欧元；房屋独住1095；小屋独住1125</w:t>
+            </w:r>
+          </w:p>
+        </w:tc>
+        <w:tc>
+          <w:tcPr>
+            <w:tcW w:type="dxa" w:w="4706"/>
+            <w:vAlign w:val="center"/>
+            <w:tcMar>
+              <w:top w:w="90" w:type="dxa"/>
+              <w:bottom w:w="90" w:type="dxa"/>
+              <w:left w:w="90" w:type="dxa"/>
+              <w:right w:w="90" w:type="dxa"/>
+            </w:tcMar>
+          </w:tcPr>
+          <w:p>
+            <w:pPr>
+              <w:spacing w:line="304" w:lineRule="exact" w:after="40"/>
+            </w:pPr>
+            <w:r>
+              <w:rPr>
+                <w:b w:val="0"/>
+                <w:sz w:val="20"/>
+              </w:rPr>
+              <w:t>5晚、全餐及场地活动；另付：往返交通、部分外出交通及饮食特殊加价按规则</w:t>
+            </w:r>
+          </w:p>
+        </w:tc>
+      </w:tr>
+    </w:tbl>
+    <w:p>
+      <w:pPr>
+        <w:spacing w:after="0"/>
+      </w:pPr>
+    </w:p>
+    <w:p>
+      <w:pPr>
+        <w:spacing w:line="260" w:lineRule="exact" w:after="100"/>
+      </w:pPr>
+      <w:r>
+        <w:rPr>
+          <w:sz w:val="18"/>
+        </w:rPr>
+        <w:t>BOLSCREEN BoL会籍及Selected六张用户提供截图  微信小程序内查看</w:t>
+      </w:r>
+      <w:r>
+        <w:t xml:space="preserve">  </w:t>
+      </w:r>
+      <w:hyperlink r:id="rId71">
+        <w:r>
+          <w:rPr>
+            <w:color w:val="255878"/>
+            <w:sz w:val="18"/>
+          </w:rPr>
+          <w:t>R03 Founder Feast常见问题</w:t>
+        </w:r>
+      </w:hyperlink>
+      <w:r>
+        <w:t xml:space="preserve">  </w:t>
+      </w:r>
+      <w:hyperlink r:id="rId24">
+        <w:r>
+          <w:rPr>
+            <w:color w:val="255878"/>
+            <w:sz w:val="18"/>
+          </w:rPr>
+          <w:t>R11 Founder Feast现行价格复核</w:t>
+        </w:r>
+      </w:hyperlink>
+      <w:r>
+        <w:t xml:space="preserve">  </w:t>
+      </w:r>
+      <w:hyperlink r:id="rId41">
+        <w:r>
+          <w:rPr>
+            <w:color w:val="255878"/>
+            <w:sz w:val="18"/>
+          </w:rPr>
+          <w:t>OWR Other Way Round墨西哥城4日</w:t>
+        </w:r>
+      </w:hyperlink>
+      <w:r>
+        <w:t xml:space="preserve">  </w:t>
+      </w:r>
+      <w:hyperlink r:id="rId54">
+        <w:r>
+          <w:rPr>
+            <w:color w:val="255878"/>
+            <w:sz w:val="18"/>
+          </w:rPr>
+          <w:t>R05 OWR预订付款取消条款</w:t>
+        </w:r>
+      </w:hyperlink>
+      <w:r>
+        <w:t xml:space="preserve">  </w:t>
+      </w:r>
+      <w:hyperlink r:id="rId49">
+        <w:r>
+          <w:rPr>
+            <w:color w:val="255878"/>
+            <w:sz w:val="18"/>
+          </w:rPr>
+          <w:t>R12 The Offline Club五月法国房型与付款退改</w:t>
+        </w:r>
+      </w:hyperlink>
+    </w:p>
+    <w:p>
+      <w:r>
+        <w:t>比较时先看自己的使用方式：只想参加一次晚宴的人，未必适合购买全年多场权益；想独住的人，要看单房差后的总价；希望商谈具体问题的人，会在意组桌结果。年费、订阅和团费各有成立条件，现阶段不根据几家标价直接给我们的产品定价。</w:t>
+      </w:r>
+    </w:p>
+    <w:p>
+      <w:r>
+        <w:t>我们的两个本地活动与一条旅行仍放在配套模型中，1680／680／19800元用于讨论成本和人数变化。建议把“符合准入的人是否愿意在具体日期为这些含项付款”作为下一步定价验证。</w:t>
+      </w:r>
+    </w:p>
+    <w:p>
+      <w:pPr>
+        <w:pStyle w:val="Heading2"/>
+        <w:pageBreakBefore/>
+      </w:pPr>
+      <w:r>
+        <w:t>13 对首轮收费测试的具体建议</w:t>
+      </w:r>
+    </w:p>
+    <w:p>
+      <w:r>
+        <w:t>建议先测试一次同城私宴，保留1680元作为内部测试价。它与Selected该场1688元展示价接近，且能用既有餐食、组织和获客预算计算不同人数结果。收费依据应写成具体同行条件和交付，不因A8标签直接加价。</w:t>
+      </w:r>
+    </w:p>
+    <w:tbl>
+      <w:tblPr>
+        <w:tblW w:type="auto" w:w="0"/>
+        <w:jc w:val="center"/>
+        <w:tblLayout w:type="fixed"/>
+        <w:tblLook w:firstColumn="1" w:firstRow="1" w:lastColumn="0" w:lastRow="0" w:noHBand="0" w:noVBand="1" w:val="04A0"/>
+        <w:tblBorders>
+          <w:top w:val="single" w:sz="4" w:color="CDD4DA"/>
+          <w:bottom w:val="single" w:sz="4" w:color="CDD4DA"/>
+          <w:left w:val="single" w:sz="4" w:color="CDD4DA"/>
+          <w:right w:val="single" w:sz="4" w:color="CDD4DA"/>
+          <w:insideH w:val="single" w:sz="4" w:color="CDD4DA"/>
+          <w:insideV w:val="single" w:sz="4" w:color="CDD4DA"/>
+        </w:tblBorders>
+      </w:tblPr>
+      <w:tblGrid>
+        <w:gridCol w:w="2268"/>
+        <w:gridCol w:w="3685"/>
+        <w:gridCol w:w="3572"/>
+      </w:tblGrid>
+      <w:tr>
+        <w:trPr>
+          <w:cantSplit/>
+          <w:tblHeader/>
+        </w:trPr>
+        <w:tc>
+          <w:tcPr>
+            <w:tcW w:type="dxa" w:w="2268"/>
+            <w:vAlign w:val="center"/>
+            <w:tcMar>
+              <w:top w:w="90" w:type="dxa"/>
+              <w:bottom w:w="90" w:type="dxa"/>
+              <w:left w:w="90" w:type="dxa"/>
+              <w:right w:w="90" w:type="dxa"/>
+            </w:tcMar>
+            <w:shd w:fill="E8EDF1"/>
+          </w:tcPr>
+          <w:p>
+            <w:pPr>
+              <w:spacing w:line="304" w:lineRule="exact" w:after="40"/>
+            </w:pPr>
+            <w:r>
+              <w:rPr>
+                <w:b/>
+                <w:sz w:val="20"/>
+              </w:rPr>
+              <w:t>初案及研究试价</w:t>
+            </w:r>
+          </w:p>
+        </w:tc>
+        <w:tc>
+          <w:tcPr>
+            <w:tcW w:type="dxa" w:w="3685"/>
+            <w:vAlign w:val="center"/>
+            <w:tcMar>
+              <w:top w:w="90" w:type="dxa"/>
+              <w:bottom w:w="90" w:type="dxa"/>
+              <w:left w:w="90" w:type="dxa"/>
+              <w:right w:w="90" w:type="dxa"/>
+            </w:tcMar>
+            <w:shd w:fill="E8EDF1"/>
+          </w:tcPr>
+          <w:p>
+            <w:pPr>
+              <w:spacing w:line="304" w:lineRule="exact" w:after="40"/>
+            </w:pPr>
+            <w:r>
+              <w:rPr>
+                <w:b/>
+                <w:sz w:val="20"/>
+              </w:rPr>
+              <w:t>基准情景</w:t>
+            </w:r>
+          </w:p>
+        </w:tc>
+        <w:tc>
+          <w:tcPr>
+            <w:tcW w:type="dxa" w:w="3572"/>
+            <w:vAlign w:val="center"/>
+            <w:tcMar>
+              <w:top w:w="90" w:type="dxa"/>
+              <w:bottom w:w="90" w:type="dxa"/>
+              <w:left w:w="90" w:type="dxa"/>
+              <w:right w:w="90" w:type="dxa"/>
+            </w:tcMar>
+            <w:shd w:fill="E8EDF1"/>
+          </w:tcPr>
+          <w:p>
+            <w:pPr>
+              <w:spacing w:line="304" w:lineRule="exact" w:after="40"/>
+            </w:pPr>
+            <w:r>
+              <w:rPr>
+                <w:b/>
+                <w:sz w:val="20"/>
+              </w:rPr>
+              <w:t>本轮建议</w:t>
+            </w:r>
+          </w:p>
+        </w:tc>
+      </w:tr>
+      <w:tr>
+        <w:trPr>
+          <w:cantSplit/>
+        </w:trPr>
+        <w:tc>
+          <w:tcPr>
+            <w:tcW w:type="dxa" w:w="2268"/>
+            <w:vAlign w:val="center"/>
+            <w:tcMar>
+              <w:top w:w="90" w:type="dxa"/>
+              <w:bottom w:w="90" w:type="dxa"/>
+              <w:left w:w="90" w:type="dxa"/>
+              <w:right w:w="90" w:type="dxa"/>
+            </w:tcMar>
+          </w:tcPr>
+          <w:p>
+            <w:pPr>
+              <w:spacing w:line="304" w:lineRule="exact" w:after="40"/>
+            </w:pPr>
+            <w:r>
+              <w:rPr>
+                <w:b w:val="0"/>
+                <w:sz w:val="20"/>
+              </w:rPr>
+              <w:t>单身晚宴</w:t>
+              <w:br/>
+              <w:t>1680元／人</w:t>
+            </w:r>
+          </w:p>
+        </w:tc>
+        <w:tc>
+          <w:tcPr>
+            <w:tcW w:type="dxa" w:w="3685"/>
+            <w:vAlign w:val="center"/>
+            <w:tcMar>
+              <w:top w:w="90" w:type="dxa"/>
+              <w:bottom w:w="90" w:type="dxa"/>
+              <w:left w:w="90" w:type="dxa"/>
+              <w:right w:w="90" w:type="dxa"/>
+            </w:tcMar>
+          </w:tcPr>
+          <w:p>
+            <w:pPr>
+              <w:spacing w:line="304" w:lineRule="exact" w:after="40"/>
+            </w:pPr>
+            <w:r>
+              <w:rPr>
+                <w:b w:val="0"/>
+                <w:sz w:val="20"/>
+              </w:rPr>
+              <w:t>20人收入33600元；项目贡献9492元，团队合计70小时</w:t>
+            </w:r>
+          </w:p>
+        </w:tc>
+        <w:tc>
+          <w:tcPr>
+            <w:tcW w:type="dxa" w:w="3572"/>
+            <w:vAlign w:val="center"/>
+            <w:tcMar>
+              <w:top w:w="90" w:type="dxa"/>
+              <w:bottom w:w="90" w:type="dxa"/>
+              <w:left w:w="90" w:type="dxa"/>
+              <w:right w:w="90" w:type="dxa"/>
+            </w:tcMar>
+          </w:tcPr>
+          <w:p>
+            <w:pPr>
+              <w:spacing w:line="304" w:lineRule="exact" w:after="40"/>
+            </w:pPr>
+            <w:r>
+              <w:rPr>
+                <w:b w:val="0"/>
+                <w:sz w:val="20"/>
+              </w:rPr>
+              <w:t>作为首轮报价测试。以一席餐食、行前沟通、主持和自愿后续联系解释价格。</w:t>
+            </w:r>
+          </w:p>
+        </w:tc>
+      </w:tr>
+      <w:tr>
+        <w:trPr>
+          <w:cantSplit/>
+        </w:trPr>
+        <w:tc>
+          <w:tcPr>
+            <w:tcW w:type="dxa" w:w="2268"/>
+            <w:vAlign w:val="center"/>
+            <w:tcMar>
+              <w:top w:w="90" w:type="dxa"/>
+              <w:bottom w:w="90" w:type="dxa"/>
+              <w:left w:w="90" w:type="dxa"/>
+              <w:right w:w="90" w:type="dxa"/>
+            </w:tcMar>
+          </w:tcPr>
+          <w:p>
+            <w:pPr>
+              <w:spacing w:line="304" w:lineRule="exact" w:after="40"/>
+            </w:pPr>
+            <w:r>
+              <w:rPr>
+                <w:b w:val="0"/>
+                <w:sz w:val="20"/>
+              </w:rPr>
+              <w:t>经营者分享会</w:t>
+              <w:br/>
+              <w:t>680元／人</w:t>
+            </w:r>
+          </w:p>
+        </w:tc>
+        <w:tc>
+          <w:tcPr>
+            <w:tcW w:type="dxa" w:w="3685"/>
+            <w:vAlign w:val="center"/>
+            <w:tcMar>
+              <w:top w:w="90" w:type="dxa"/>
+              <w:bottom w:w="90" w:type="dxa"/>
+              <w:left w:w="90" w:type="dxa"/>
+              <w:right w:w="90" w:type="dxa"/>
+            </w:tcMar>
+          </w:tcPr>
+          <w:p>
+            <w:pPr>
+              <w:spacing w:line="304" w:lineRule="exact" w:after="40"/>
+            </w:pPr>
+            <w:r>
+              <w:rPr>
+                <w:b w:val="0"/>
+                <w:sz w:val="20"/>
+              </w:rPr>
+              <w:t>24人收入16320元；贡献1590.4元，16人时亏1606.4元；团队52小时</w:t>
+            </w:r>
+          </w:p>
+        </w:tc>
+        <w:tc>
+          <w:tcPr>
+            <w:tcW w:type="dxa" w:w="3572"/>
+            <w:vAlign w:val="center"/>
+            <w:tcMar>
+              <w:top w:w="90" w:type="dxa"/>
+              <w:bottom w:w="90" w:type="dxa"/>
+              <w:left w:w="90" w:type="dxa"/>
+              <w:right w:w="90" w:type="dxa"/>
+            </w:tcMar>
+          </w:tcPr>
+          <w:p>
+            <w:pPr>
+              <w:spacing w:line="304" w:lineRule="exact" w:after="40"/>
+            </w:pPr>
+            <w:r>
+              <w:rPr>
+                <w:b w:val="0"/>
+                <w:sz w:val="20"/>
+              </w:rPr>
+              <w:t>先确认足够具体的议题与分享者，优先合作场地；当前固定成本下盈利空间薄，不靠多办场掩盖低贡献。</w:t>
+            </w:r>
+          </w:p>
+        </w:tc>
+      </w:tr>
+      <w:tr>
+        <w:trPr>
+          <w:cantSplit/>
+        </w:trPr>
+        <w:tc>
+          <w:tcPr>
+            <w:tcW w:type="dxa" w:w="2268"/>
+            <w:vAlign w:val="center"/>
+            <w:tcMar>
+              <w:top w:w="90" w:type="dxa"/>
+              <w:bottom w:w="90" w:type="dxa"/>
+              <w:left w:w="90" w:type="dxa"/>
+              <w:right w:w="90" w:type="dxa"/>
+            </w:tcMar>
+          </w:tcPr>
+          <w:p>
+            <w:pPr>
+              <w:spacing w:line="304" w:lineRule="exact" w:after="40"/>
+            </w:pPr>
+            <w:r>
+              <w:rPr>
+                <w:b w:val="0"/>
+                <w:sz w:val="20"/>
+              </w:rPr>
+              <w:t>三亚四天三晚</w:t>
+              <w:br/>
+              <w:t>19800元／人</w:t>
+            </w:r>
+          </w:p>
+        </w:tc>
+        <w:tc>
+          <w:tcPr>
+            <w:tcW w:type="dxa" w:w="3685"/>
+            <w:vAlign w:val="center"/>
+            <w:tcMar>
+              <w:top w:w="90" w:type="dxa"/>
+              <w:bottom w:w="90" w:type="dxa"/>
+              <w:left w:w="90" w:type="dxa"/>
+              <w:right w:w="90" w:type="dxa"/>
+            </w:tcMar>
+          </w:tcPr>
+          <w:p>
+            <w:pPr>
+              <w:spacing w:line="304" w:lineRule="exact" w:after="40"/>
+            </w:pPr>
+            <w:r>
+              <w:rPr>
+                <w:b w:val="0"/>
+                <w:sz w:val="20"/>
+              </w:rPr>
+              <w:t>14人收入277200元；贡献35104元，贡献率12.7%；团队190小时，周转需求141296元</w:t>
+            </w:r>
+          </w:p>
+        </w:tc>
+        <w:tc>
+          <w:tcPr>
+            <w:tcW w:type="dxa" w:w="3572"/>
+            <w:vAlign w:val="center"/>
+            <w:tcMar>
+              <w:top w:w="90" w:type="dxa"/>
+              <w:bottom w:w="90" w:type="dxa"/>
+              <w:left w:w="90" w:type="dxa"/>
+              <w:right w:w="90" w:type="dxa"/>
+            </w:tcMar>
+          </w:tcPr>
+          <w:p>
+            <w:pPr>
+              <w:spacing w:line="304" w:lineRule="exact" w:after="40"/>
+            </w:pPr>
+            <w:r>
+              <w:rPr>
+                <w:b w:val="0"/>
+                <w:sz w:val="20"/>
+              </w:rPr>
+              <w:t>作为后续产品测算，先有合格同行者与承办报价再启动。机票另付，三晚独住和社交组织写进含项。</w:t>
+            </w:r>
+          </w:p>
+        </w:tc>
+      </w:tr>
+    </w:tbl>
+    <w:p>
+      <w:pPr>
+        <w:spacing w:after="0"/>
+      </w:pPr>
+    </w:p>
+    <w:p>
+      <w:r>
+        <w:t>这些是配套模型的情景结果，已计人员项目工时、获客预算和3%退款预留；项目贡献尚未扣公司年度管理费用及相关税费。酒店采用11月19—22日单间三晚7870元零售基准，其他费用仍有预算假设。</w:t>
+      </w:r>
+    </w:p>
+    <w:p>
+      <w:r>
+        <w:t>三亚旅行并没有因为每人收19800元就形成很厚的利润：在14人基准下，售价下调10%会使贡献由35104元降至8215.6元。研究判断是先证明同行体验值得购买，再谈折扣和会员优惠。</w:t>
+      </w:r>
+    </w:p>
+    <w:p>
+      <w:r>
+        <w:t>同线路比较的当前结论：官网与携程可核到同酒店三晚价，但旅行社的2748或5980元起价对应不同天数、酒店及同住方式。现有证据不足以计算相同规格旅行的社交溢价。供应商正式询价继续列外部验证，不阻塞本版公开研究交付。</w:t>
+      </w:r>
+    </w:p>
+    <w:p>
+      <w:pPr>
+        <w:spacing w:line="260" w:lineRule="exact" w:after="100"/>
+      </w:pPr>
+      <w:r>
+        <w:rPr>
+          <w:sz w:val="18"/>
+        </w:rPr>
+        <w:t>BOLSCREEN BoL会籍及Selected六张用户提供截图  微信小程序内查看</w:t>
+      </w:r>
+      <w:r>
+        <w:t xml:space="preserve">  </w:t>
+      </w:r>
+      <w:hyperlink r:id="rId45">
+        <w:r>
+          <w:rPr>
+            <w:color w:val="255878"/>
+            <w:sz w:val="18"/>
+          </w:rPr>
+          <w:t>R09 32号海南六日私家团</w:t>
+        </w:r>
+      </w:hyperlink>
+      <w:r>
+        <w:t xml:space="preserve">  </w:t>
+      </w:r>
+      <w:hyperlink r:id="rId47">
+        <w:r>
+          <w:rPr>
+            <w:color w:val="255878"/>
+            <w:sz w:val="18"/>
+          </w:rPr>
+          <w:t>R10 三亚四天私家包车产品</w:t>
+        </w:r>
+      </w:hyperlink>
+      <w:r>
+        <w:t xml:space="preserve">  </w:t>
+      </w:r>
+      <w:hyperlink r:id="rId80">
+        <w:r>
+          <w:rPr>
+            <w:color w:val="255878"/>
+            <w:sz w:val="18"/>
+          </w:rPr>
+          <w:t>MARBB 万豪官网同日青樾大床含早套餐</w:t>
+        </w:r>
+      </w:hyperlink>
+      <w:r>
+        <w:t xml:space="preserve">  </w:t>
+      </w:r>
+      <w:hyperlink r:id="rId81">
+        <w:r>
+          <w:rPr>
+            <w:color w:val="255878"/>
+            <w:sz w:val="18"/>
+          </w:rPr>
+          <w:t>CTRBB 携程同日青樾大床含早预订详情</w:t>
+        </w:r>
+      </w:hyperlink>
     </w:p>
     <w:p>
       <w:pPr>
@@ -14404,7 +17860,7 @@
                 <w:b w:val="0"/>
                 <w:sz w:val="20"/>
               </w:rPr>
-              <w:t>重点保留城市社群延伸度假的形式。客群未设高资产或婚恋条件；标题5日与含项5晚需确认。</w:t>
+              <w:t>重点保留城市社群延伸度假的形式。客群未设高资产或婚恋条件；已核5月20—25日、五晚及具体房型票；社群主持人与农场合作交付。</w:t>
             </w:r>
           </w:p>
         </w:tc>
@@ -14496,7 +17952,7 @@
       <w:pPr>
         <w:spacing w:line="260" w:lineRule="exact" w:after="100"/>
       </w:pPr>
-      <w:hyperlink r:id="rId70">
+      <w:hyperlink r:id="rId82">
         <w:r>
           <w:rPr>
             <w:color w:val="255878"/>
@@ -14508,7 +17964,7 @@
       <w:r>
         <w:t xml:space="preserve">  </w:t>
       </w:r>
-      <w:hyperlink r:id="rId71">
+      <w:hyperlink r:id="rId83">
         <w:r>
           <w:rPr>
             <w:color w:val="255878"/>
@@ -14520,7 +17976,7 @@
       <w:r>
         <w:t xml:space="preserve">  </w:t>
       </w:r>
-      <w:hyperlink r:id="rId72">
+      <w:hyperlink r:id="rId53">
         <w:r>
           <w:rPr>
             <w:color w:val="255878"/>
@@ -14532,7 +17988,7 @@
       <w:r>
         <w:t xml:space="preserve">  </w:t>
       </w:r>
-      <w:hyperlink r:id="rId73">
+      <w:hyperlink r:id="rId84">
         <w:r>
           <w:rPr>
             <w:color w:val="255878"/>
@@ -14574,267 +18030,6 @@
     <w:p>
       <w:r>
         <w:t>旧金山的会员社交俱乐部。会员带来职业、兴趣和生活主题，再在活动里认识朋友。 会籍现价未公开；会员活动由App预约，非会员需会员在场带入。</w:t>
-      </w:r>
-    </w:p>
-    <w:p>
-      <w:pPr>
-        <w:spacing w:line="260" w:lineRule="exact" w:after="100"/>
-      </w:pPr>
-      <w:hyperlink r:id="rId74">
-        <w:r>
-          <w:rPr>
-            <w:color w:val="255878"/>
-            <w:sz w:val="18"/>
-          </w:rPr>
-          <w:t>TF01 Modernist社区与活动</w:t>
-        </w:r>
-      </w:hyperlink>
-    </w:p>
-    <w:p>
-      <w:pPr>
-        <w:pStyle w:val="Heading3"/>
-      </w:pPr>
-      <w:r>
-        <w:t>The Supper Club</w:t>
-      </w:r>
-    </w:p>
-    <w:p>
-      <w:r>
-        <w:t>城市会员餐叙与活动组织。当前Quattro为2500美元／年另750入会，限同州4场，不开放And Beyond旅行；Explorer5000美元／年另750入会，可跨城市8场。适合学习次数、地域和旅行准入分层。</w:t>
-      </w:r>
-    </w:p>
-    <w:p>
-      <w:pPr>
-        <w:spacing w:line="260" w:lineRule="exact" w:after="100"/>
-      </w:pPr>
-      <w:hyperlink r:id="rId75">
-        <w:r>
-          <w:rPr>
-            <w:color w:val="255878"/>
-            <w:sz w:val="18"/>
-          </w:rPr>
-          <w:t>TF02 The Supper Club会籍</w:t>
-        </w:r>
-      </w:hyperlink>
-      <w:r>
-        <w:t xml:space="preserve">  </w:t>
-      </w:r>
-      <w:hyperlink r:id="rId76">
-        <w:r>
-          <w:rPr>
-            <w:color w:val="255878"/>
-            <w:sz w:val="18"/>
-          </w:rPr>
-          <w:t>TF03 The Supper Club条款</w:t>
-        </w:r>
-      </w:hyperlink>
-    </w:p>
-    <w:p>
-      <w:pPr>
-        <w:pStyle w:val="Heading3"/>
-      </w:pPr>
-      <w:r>
-        <w:t>Parlor</w:t>
-      </w:r>
-    </w:p>
-    <w:p>
-      <w:r>
-        <w:t>以活动和兴趣小组连接城市职业人群的轻资产社交组织。 官方手册区分Standard与Premium；未取得现行完整价表，手册日期不明。</w:t>
-      </w:r>
-    </w:p>
-    <w:p>
-      <w:pPr>
-        <w:spacing w:line="260" w:lineRule="exact" w:after="100"/>
-      </w:pPr>
-      <w:hyperlink r:id="rId77">
-        <w:r>
-          <w:rPr>
-            <w:color w:val="255878"/>
-            <w:sz w:val="18"/>
-          </w:rPr>
-          <w:t>TF04 Parlor会员手册</w:t>
-        </w:r>
-      </w:hyperlink>
-    </w:p>
-    <w:p>
-      <w:pPr>
-        <w:pStyle w:val="Heading3"/>
-      </w:pPr>
-      <w:r>
-        <w:t>Mandala Club</w:t>
-      </w:r>
-    </w:p>
-    <w:p>
-      <w:r>
-        <w:t>在新加坡把餐饮、文化、运动与生活方式结合的会员社区。 个人、伴侣、30岁以下类型；官网未列完整会费。权益含场地使用、健身康体课程、活动日历、合作酒店优惠等，餐饮消费另查。</w:t>
-      </w:r>
-    </w:p>
-    <w:p>
-      <w:pPr>
-        <w:spacing w:line="260" w:lineRule="exact" w:after="100"/>
-      </w:pPr>
-      <w:hyperlink r:id="rId78">
-        <w:r>
-          <w:rPr>
-            <w:color w:val="255878"/>
-            <w:sz w:val="18"/>
-          </w:rPr>
-          <w:t>TF05 Mandala权益与会籍</w:t>
-        </w:r>
-      </w:hyperlink>
-      <w:r>
-        <w:t xml:space="preserve">  </w:t>
-      </w:r>
-      <w:hyperlink r:id="rId79">
-        <w:r>
-          <w:rPr>
-            <w:color w:val="255878"/>
-            <w:sz w:val="18"/>
-          </w:rPr>
-          <w:t>TF06 Mandala活动入口</w:t>
-        </w:r>
-      </w:hyperlink>
-    </w:p>
-    <w:p>
-      <w:pPr>
-        <w:pStyle w:val="Heading3"/>
-      </w:pPr>
-      <w:r>
-        <w:t>67 Pall Mall</w:t>
-      </w:r>
-    </w:p>
-    <w:p>
-      <w:r>
-        <w:t>以葡萄酒为共同兴趣的会员俱乐部，专业内容是持续相聚的理由。 新加坡标准年费S$4800 nett，通常入会费S$2000；30岁以下与葡萄酒从业者年费S$2800，Joint年费S$1000，终身S$60000。</w:t>
-      </w:r>
-    </w:p>
-    <w:p>
-      <w:pPr>
-        <w:spacing w:line="260" w:lineRule="exact" w:after="100"/>
-      </w:pPr>
-      <w:hyperlink r:id="rId80">
-        <w:r>
-          <w:rPr>
-            <w:color w:val="255878"/>
-            <w:sz w:val="18"/>
-          </w:rPr>
-          <w:t>TF07 67 Pall Mall新加坡收费</w:t>
-        </w:r>
-      </w:hyperlink>
-    </w:p>
-    <w:p>
-      <w:pPr>
-        <w:pStyle w:val="Heading2"/>
-        <w:pageBreakBefore/>
-      </w:pPr>
-      <w:r>
-        <w:t>附录 既有国外案例继续怎样使用续</w:t>
-      </w:r>
-    </w:p>
-    <w:p>
-      <w:pPr>
-        <w:pStyle w:val="Heading3"/>
-      </w:pPr>
-      <w:r>
-        <w:t>The Battery</w:t>
-      </w:r>
-    </w:p>
-    <w:p>
-      <w:r>
-        <w:t>旧金山综合会员俱乐部，把单身小组放在更大的兴趣社区里。 本轮未取得完整现行会费；旧版目录的Singles、Supper Club和Terroir只作组织结构证据。</w:t>
-      </w:r>
-    </w:p>
-    <w:p>
-      <w:pPr>
-        <w:spacing w:line="260" w:lineRule="exact" w:after="100"/>
-      </w:pPr>
-      <w:hyperlink r:id="rId81">
-        <w:r>
-          <w:rPr>
-            <w:color w:val="255878"/>
-            <w:sz w:val="18"/>
-          </w:rPr>
-          <w:t>TF08 The Battery社群目录</w:t>
-        </w:r>
-      </w:hyperlink>
-      <w:r>
-        <w:t xml:space="preserve">  </w:t>
-      </w:r>
-      <w:hyperlink r:id="rId82">
-        <w:r>
-          <w:rPr>
-            <w:color w:val="255878"/>
-            <w:sz w:val="18"/>
-          </w:rPr>
-          <w:t>TF09 The Battery活动入口</w:t>
-        </w:r>
-      </w:hyperlink>
-    </w:p>
-    <w:p>
-      <w:pPr>
-        <w:pStyle w:val="Heading3"/>
-      </w:pPr>
-      <w:r>
-        <w:t>Carlyle &amp; Co</w:t>
-      </w:r>
-    </w:p>
-    <w:p>
-      <w:r>
-        <w:t>香港的私人成员社区，侧重成员的经历、个性、文化和餐桌交往。 现行完整会费本轮未取得；旧2025年晚宴价不放入现价比较。</w:t>
-      </w:r>
-    </w:p>
-    <w:p>
-      <w:pPr>
-        <w:spacing w:line="260" w:lineRule="exact" w:after="100"/>
-      </w:pPr>
-      <w:hyperlink r:id="rId83">
-        <w:r>
-          <w:rPr>
-            <w:color w:val="255878"/>
-            <w:sz w:val="18"/>
-          </w:rPr>
-          <w:t>TF10 Carlyle &amp; Co会员定位</w:t>
-        </w:r>
-      </w:hyperlink>
-    </w:p>
-    <w:p>
-      <w:pPr>
-        <w:pStyle w:val="Heading3"/>
-      </w:pPr>
-      <w:r>
-        <w:t>Estelle Community</w:t>
-      </w:r>
-    </w:p>
-    <w:p>
-      <w:r>
-        <w:t>把伦敦城市会所与牛津郡乡间庄园连接的会员社区。 当前官网将Maison Estelle、Celeste、Estelle Manor三处列为社区，未见完整公开会费。住宿餐饮需逐项报价。</w:t>
-      </w:r>
-    </w:p>
-    <w:p>
-      <w:pPr>
-        <w:spacing w:line="260" w:lineRule="exact" w:after="100"/>
-      </w:pPr>
-      <w:hyperlink r:id="rId84">
-        <w:r>
-          <w:rPr>
-            <w:color w:val="255878"/>
-            <w:sz w:val="18"/>
-          </w:rPr>
-          <w:t>TF11 Estelle三处空间</w:t>
-        </w:r>
-      </w:hyperlink>
-    </w:p>
-    <w:p>
-      <w:pPr>
-        <w:pStyle w:val="Heading3"/>
-      </w:pPr>
-      <w:r>
-        <w:t>The Arts Club</w:t>
-      </w:r>
-    </w:p>
-    <w:p>
-      <w:r>
-        <w:t>伦敦以艺术文化、餐饮和交流为核心的会员俱乐部。 33岁及以上年费£3200，评审费£1600；同住配偶或伴侣年费£1400免评审费；33岁以下年费£1500、评审费£500。</w:t>
       </w:r>
     </w:p>
     <w:p>
@@ -14847,13 +18042,274 @@
             <w:color w:val="255878"/>
             <w:sz w:val="18"/>
           </w:rPr>
+          <w:t>TF01 Modernist社区与活动</w:t>
+        </w:r>
+      </w:hyperlink>
+    </w:p>
+    <w:p>
+      <w:pPr>
+        <w:pStyle w:val="Heading3"/>
+      </w:pPr>
+      <w:r>
+        <w:t>The Supper Club</w:t>
+      </w:r>
+    </w:p>
+    <w:p>
+      <w:r>
+        <w:t>城市会员餐叙与活动组织。当前Quattro为2500美元／年另750入会，限同州4场，不开放And Beyond旅行；Explorer5000美元／年另750入会，可跨城市8场。适合学习次数、地域和旅行准入分层。</w:t>
+      </w:r>
+    </w:p>
+    <w:p>
+      <w:pPr>
+        <w:spacing w:line="260" w:lineRule="exact" w:after="100"/>
+      </w:pPr>
+      <w:hyperlink r:id="rId86">
+        <w:r>
+          <w:rPr>
+            <w:color w:val="255878"/>
+            <w:sz w:val="18"/>
+          </w:rPr>
+          <w:t>TF02 The Supper Club会籍</w:t>
+        </w:r>
+      </w:hyperlink>
+      <w:r>
+        <w:t xml:space="preserve">  </w:t>
+      </w:r>
+      <w:hyperlink r:id="rId87">
+        <w:r>
+          <w:rPr>
+            <w:color w:val="255878"/>
+            <w:sz w:val="18"/>
+          </w:rPr>
+          <w:t>TF03 The Supper Club条款</w:t>
+        </w:r>
+      </w:hyperlink>
+    </w:p>
+    <w:p>
+      <w:pPr>
+        <w:pStyle w:val="Heading3"/>
+      </w:pPr>
+      <w:r>
+        <w:t>Parlor</w:t>
+      </w:r>
+    </w:p>
+    <w:p>
+      <w:r>
+        <w:t>以活动和兴趣小组连接城市职业人群的轻资产社交组织。 官方手册区分Standard与Premium；未取得现行完整价表，手册日期不明。</w:t>
+      </w:r>
+    </w:p>
+    <w:p>
+      <w:pPr>
+        <w:spacing w:line="260" w:lineRule="exact" w:after="100"/>
+      </w:pPr>
+      <w:hyperlink r:id="rId88">
+        <w:r>
+          <w:rPr>
+            <w:color w:val="255878"/>
+            <w:sz w:val="18"/>
+          </w:rPr>
+          <w:t>TF04 Parlor会员手册</w:t>
+        </w:r>
+      </w:hyperlink>
+    </w:p>
+    <w:p>
+      <w:pPr>
+        <w:pStyle w:val="Heading3"/>
+      </w:pPr>
+      <w:r>
+        <w:t>Mandala Club</w:t>
+      </w:r>
+    </w:p>
+    <w:p>
+      <w:r>
+        <w:t>在新加坡把餐饮、文化、运动与生活方式结合的会员社区。 个人、伴侣、30岁以下类型；官网未列完整会费。权益含场地使用、健身康体课程、活动日历、合作酒店优惠等，餐饮消费另查。</w:t>
+      </w:r>
+    </w:p>
+    <w:p>
+      <w:pPr>
+        <w:spacing w:line="260" w:lineRule="exact" w:after="100"/>
+      </w:pPr>
+      <w:hyperlink r:id="rId89">
+        <w:r>
+          <w:rPr>
+            <w:color w:val="255878"/>
+            <w:sz w:val="18"/>
+          </w:rPr>
+          <w:t>TF05 Mandala权益与会籍</w:t>
+        </w:r>
+      </w:hyperlink>
+      <w:r>
+        <w:t xml:space="preserve">  </w:t>
+      </w:r>
+      <w:hyperlink r:id="rId90">
+        <w:r>
+          <w:rPr>
+            <w:color w:val="255878"/>
+            <w:sz w:val="18"/>
+          </w:rPr>
+          <w:t>TF06 Mandala活动入口</w:t>
+        </w:r>
+      </w:hyperlink>
+    </w:p>
+    <w:p>
+      <w:pPr>
+        <w:pStyle w:val="Heading3"/>
+      </w:pPr>
+      <w:r>
+        <w:t>67 Pall Mall</w:t>
+      </w:r>
+    </w:p>
+    <w:p>
+      <w:r>
+        <w:t>以葡萄酒为共同兴趣的会员俱乐部，专业内容是持续相聚的理由。 新加坡标准年费S$4800 nett，通常入会费S$2000；30岁以下与葡萄酒从业者年费S$2800，Joint年费S$1000，终身S$60000。</w:t>
+      </w:r>
+    </w:p>
+    <w:p>
+      <w:pPr>
+        <w:spacing w:line="260" w:lineRule="exact" w:after="100"/>
+      </w:pPr>
+      <w:hyperlink r:id="rId91">
+        <w:r>
+          <w:rPr>
+            <w:color w:val="255878"/>
+            <w:sz w:val="18"/>
+          </w:rPr>
+          <w:t>TF07 67 Pall Mall新加坡收费</w:t>
+        </w:r>
+      </w:hyperlink>
+    </w:p>
+    <w:p>
+      <w:pPr>
+        <w:pStyle w:val="Heading2"/>
+        <w:pageBreakBefore/>
+      </w:pPr>
+      <w:r>
+        <w:t>附录 既有国外案例继续怎样使用续</w:t>
+      </w:r>
+    </w:p>
+    <w:p>
+      <w:pPr>
+        <w:pStyle w:val="Heading3"/>
+      </w:pPr>
+      <w:r>
+        <w:t>The Battery</w:t>
+      </w:r>
+    </w:p>
+    <w:p>
+      <w:r>
+        <w:t>旧金山综合会员俱乐部，把单身小组放在更大的兴趣社区里。 本轮未取得完整现行会费；旧版目录的Singles、Supper Club和Terroir只作组织结构证据。</w:t>
+      </w:r>
+    </w:p>
+    <w:p>
+      <w:pPr>
+        <w:spacing w:line="260" w:lineRule="exact" w:after="100"/>
+      </w:pPr>
+      <w:hyperlink r:id="rId92">
+        <w:r>
+          <w:rPr>
+            <w:color w:val="255878"/>
+            <w:sz w:val="18"/>
+          </w:rPr>
+          <w:t>TF08 The Battery社群目录</w:t>
+        </w:r>
+      </w:hyperlink>
+      <w:r>
+        <w:t xml:space="preserve">  </w:t>
+      </w:r>
+      <w:hyperlink r:id="rId93">
+        <w:r>
+          <w:rPr>
+            <w:color w:val="255878"/>
+            <w:sz w:val="18"/>
+          </w:rPr>
+          <w:t>TF09 The Battery活动入口</w:t>
+        </w:r>
+      </w:hyperlink>
+    </w:p>
+    <w:p>
+      <w:pPr>
+        <w:pStyle w:val="Heading3"/>
+      </w:pPr>
+      <w:r>
+        <w:t>Carlyle &amp; Co</w:t>
+      </w:r>
+    </w:p>
+    <w:p>
+      <w:r>
+        <w:t>香港的私人成员社区，侧重成员的经历、个性、文化和餐桌交往。 现行完整会费本轮未取得；旧2025年晚宴价不放入现价比较。</w:t>
+      </w:r>
+    </w:p>
+    <w:p>
+      <w:pPr>
+        <w:spacing w:line="260" w:lineRule="exact" w:after="100"/>
+      </w:pPr>
+      <w:hyperlink r:id="rId94">
+        <w:r>
+          <w:rPr>
+            <w:color w:val="255878"/>
+            <w:sz w:val="18"/>
+          </w:rPr>
+          <w:t>TF10 Carlyle &amp; Co会员定位</w:t>
+        </w:r>
+      </w:hyperlink>
+    </w:p>
+    <w:p>
+      <w:pPr>
+        <w:pStyle w:val="Heading3"/>
+      </w:pPr>
+      <w:r>
+        <w:t>Estelle Community</w:t>
+      </w:r>
+    </w:p>
+    <w:p>
+      <w:r>
+        <w:t>把伦敦城市会所与牛津郡乡间庄园连接的会员社区。 当前官网将Maison Estelle、Celeste、Estelle Manor三处列为社区，未见完整公开会费。住宿餐饮需逐项报价。</w:t>
+      </w:r>
+    </w:p>
+    <w:p>
+      <w:pPr>
+        <w:spacing w:line="260" w:lineRule="exact" w:after="100"/>
+      </w:pPr>
+      <w:hyperlink r:id="rId95">
+        <w:r>
+          <w:rPr>
+            <w:color w:val="255878"/>
+            <w:sz w:val="18"/>
+          </w:rPr>
+          <w:t>TF11 Estelle三处空间</w:t>
+        </w:r>
+      </w:hyperlink>
+    </w:p>
+    <w:p>
+      <w:pPr>
+        <w:pStyle w:val="Heading3"/>
+      </w:pPr>
+      <w:r>
+        <w:t>The Arts Club</w:t>
+      </w:r>
+    </w:p>
+    <w:p>
+      <w:r>
+        <w:t>伦敦以艺术文化、餐饮和交流为核心的会员俱乐部。 33岁及以上年费£3200，评审费£1600；同住配偶或伴侣年费£1400免评审费；33岁以下年费£1500、评审费£500。</w:t>
+      </w:r>
+    </w:p>
+    <w:p>
+      <w:pPr>
+        <w:spacing w:line="260" w:lineRule="exact" w:after="100"/>
+      </w:pPr>
+      <w:hyperlink r:id="rId96">
+        <w:r>
+          <w:rPr>
+            <w:color w:val="255878"/>
+            <w:sz w:val="18"/>
+          </w:rPr>
           <w:t>TF12 The Arts Club会费</w:t>
         </w:r>
       </w:hyperlink>
       <w:r>
         <w:t xml:space="preserve">  </w:t>
       </w:r>
-      <w:hyperlink r:id="rId86">
+      <w:hyperlink r:id="rId97">
         <w:r>
           <w:rPr>
             <w:color w:val="255878"/>
@@ -15219,7 +18675,7 @@
       <w:pPr>
         <w:spacing w:line="260" w:lineRule="exact" w:after="100"/>
       </w:pPr>
-      <w:hyperlink r:id="rId87">
+      <w:hyperlink r:id="rId80">
         <w:r>
           <w:rPr>
             <w:color w:val="255878"/>
@@ -15231,7 +18687,7 @@
       <w:r>
         <w:t xml:space="preserve">  </w:t>
       </w:r>
-      <w:hyperlink r:id="rId88">
+      <w:hyperlink r:id="rId81">
         <w:r>
           <w:rPr>
             <w:color w:val="255878"/>
@@ -15409,7 +18865,7 @@
                 <w:b w:val="0"/>
                 <w:sz w:val="20"/>
               </w:rPr>
-              <w:t>65条；复用原36家及既有国外案例，加入补查品牌线索</w:t>
+              <w:t>66条；复用原36家及既有国外案例，加入补查品牌线索</w:t>
             </w:r>
           </w:p>
         </w:tc>
@@ -15486,7 +18942,7 @@
                 <w:b w:val="0"/>
                 <w:sz w:val="20"/>
               </w:rPr>
-              <w:t>本轮38个网页任务，36次有效正文</w:t>
+              <w:t>本轮50个网页任务，47次有效正文</w:t>
             </w:r>
           </w:p>
         </w:tc>
@@ -16007,7 +19463,7 @@
     </w:p>
     <w:p>
       <w:r>
-        <w:t>尚未完成外部核实的事项：真实会员成交价、合同中的完整退改、实际付费客户分布、成团与复购、成本利润，以及我们自己的客户和资源验证。旧版1680／680／19800元仅是研究试价，本版不将其写成最终产品售价。</w:t>
+        <w:t>尚需外部核实的事项：部分机构真实成交价、合同中的完整退改、实际付费客户分布、成团与复购、成本利润，以及我们自己的客户和资源验证。旧版1680／680／19800元仅是研究试价，本版不将其写成最终产品售价。</w:t>
       </w:r>
     </w:p>
     <w:p>
@@ -16560,6 +20016,22 @@
       </w:r>
     </w:p>
     <w:p>
+      <w:r>
+        <w:t>BOLSCREEN BoL会籍及Selected六张用户提供截图  微信搜索BoL万象博联</w:t>
+      </w:r>
+    </w:p>
+    <w:p>
+      <w:pPr>
+        <w:spacing w:line="270" w:lineRule="exact"/>
+      </w:pPr>
+      <w:r>
+        <w:rPr>
+          <w:sz w:val="18"/>
+        </w:rPr>
+        <w:t>2026-10-24收到；会籍页未标发布日，Selected为10月24日活动；用户提供的小程序页面截图。六张原图及哈希随证据保存；确认488／2888年费、七项权益、审核与五环节。1288元／次×12位于价值栏，不作为会员票价；本批未展示最终报名规格或结算价。</w:t>
+      </w:r>
+    </w:p>
+    <w:p>
       <w:hyperlink r:id="rId40">
         <w:r>
           <w:rPr>
@@ -16714,7 +20186,192 @@
       </w:r>
     </w:p>
     <w:p>
+      <w:hyperlink r:id="rId45">
+        <w:r>
+          <w:rPr>
+            <w:color w:val="255878"/>
+            <w:sz w:val="18"/>
+          </w:rPr>
+          <w:t>R09 32号海南六日私家团</w:t>
+        </w:r>
+      </w:hyperlink>
+    </w:p>
+    <w:p>
+      <w:pPr>
+        <w:spacing w:line="270" w:lineRule="exact"/>
+      </w:pPr>
+      <w:r>
+        <w:rPr>
+          <w:sz w:val="18"/>
+        </w:rPr>
+        <w:t>2026-10-24 15:59采集；本轮Crawl4AI官网或主办方售票页原文。23034字；原文及SHA-256留档。客户比例与规模为品牌自述，未列调查年份的保留原口径。</w:t>
+      </w:r>
+    </w:p>
+    <w:p>
+      <w:pPr>
+        <w:pStyle w:val="Heading2"/>
+        <w:pageBreakBefore/>
+      </w:pPr>
+      <w:r>
+        <w:t>附录 资料索引续</w:t>
+      </w:r>
+    </w:p>
+    <w:p>
       <w:hyperlink r:id="rId47">
+        <w:r>
+          <w:rPr>
+            <w:color w:val="255878"/>
+            <w:sz w:val="18"/>
+          </w:rPr>
+          <w:t>R10 三亚四天私家包车产品</w:t>
+        </w:r>
+      </w:hyperlink>
+    </w:p>
+    <w:p>
+      <w:pPr>
+        <w:spacing w:line="270" w:lineRule="exact"/>
+      </w:pPr>
+      <w:r>
+        <w:rPr>
+          <w:sz w:val="18"/>
+        </w:rPr>
+        <w:t>2026-10-24 15:59采集；本轮Crawl4AI官网或主办方售票页原文。19014字；原文及SHA-256留档。客户比例与规模为品牌自述，未列调查年份的保留原口径。</w:t>
+      </w:r>
+    </w:p>
+    <w:p>
+      <w:hyperlink r:id="rId48">
+        <w:r>
+          <w:rPr>
+            <w:color w:val="255878"/>
+            <w:sz w:val="18"/>
+          </w:rPr>
+          <w:t>TD08 如爱盘锦一日活动</w:t>
+        </w:r>
+      </w:hyperlink>
+    </w:p>
+    <w:p>
+      <w:pPr>
+        <w:spacing w:line="270" w:lineRule="exact"/>
+      </w:pPr>
+      <w:r>
+        <w:rPr>
+          <w:sz w:val="18"/>
+        </w:rPr>
+        <w:t>活动2026年10月18日，10月23日复核；机构公开资料。男115女95，报名显示18，现场签到模块为空</w:t>
+      </w:r>
+    </w:p>
+    <w:p>
+      <w:hyperlink r:id="rId49">
+        <w:r>
+          <w:rPr>
+            <w:color w:val="255878"/>
+            <w:sz w:val="18"/>
+          </w:rPr>
+          <w:t>R12 The Offline Club五月法国房型与付款退改</w:t>
+        </w:r>
+      </w:hyperlink>
+    </w:p>
+    <w:p>
+      <w:pPr>
+        <w:spacing w:line="270" w:lineRule="exact"/>
+      </w:pPr>
+      <w:r>
+        <w:rPr>
+          <w:sz w:val="18"/>
+        </w:rPr>
+        <w:t>2026-10-24 16:00采集；本轮Crawl4AI官网或主办方售票页原文。8961字；原文及SHA-256留档。客户比例与规模为品牌自述，未列调查年份的保留原口径。</w:t>
+      </w:r>
+    </w:p>
+    <w:p>
+      <w:hyperlink r:id="rId50">
+        <w:r>
+          <w:rPr>
+            <w:color w:val="255878"/>
+            <w:sz w:val="18"/>
+          </w:rPr>
+          <w:t>R06 FTLO客群及复购优惠</w:t>
+        </w:r>
+      </w:hyperlink>
+    </w:p>
+    <w:p>
+      <w:pPr>
+        <w:spacing w:line="270" w:lineRule="exact"/>
+      </w:pPr>
+      <w:r>
+        <w:rPr>
+          <w:sz w:val="18"/>
+        </w:rPr>
+        <w:t>2026-10-24 15:58采集；本轮Crawl4AI官网或主办方售票页原文。87519字；原文及SHA-256留档。客户比例与规模为品牌自述，未列调查年份的保留原口径。</w:t>
+      </w:r>
+    </w:p>
+    <w:p>
+      <w:hyperlink r:id="rId52">
+        <w:r>
+          <w:rPr>
+            <w:color w:val="255878"/>
+            <w:sz w:val="18"/>
+          </w:rPr>
+          <w:t>R04 OWR旅行适配条件</w:t>
+        </w:r>
+      </w:hyperlink>
+    </w:p>
+    <w:p>
+      <w:pPr>
+        <w:spacing w:line="270" w:lineRule="exact"/>
+      </w:pPr>
+      <w:r>
+        <w:rPr>
+          <w:sz w:val="18"/>
+        </w:rPr>
+        <w:t>2026-10-24 15:58采集；本轮Crawl4AI官网或主办方售票页原文。11044字；原文及SHA-256留档。客户比例与规模为品牌自述，未列调查年份的保留原口径。</w:t>
+      </w:r>
+    </w:p>
+    <w:p>
+      <w:hyperlink r:id="rId53">
+        <w:r>
+          <w:rPr>
+            <w:color w:val="255878"/>
+            <w:sz w:val="18"/>
+          </w:rPr>
+          <w:t>R07 The Offline Club法国社群度假</w:t>
+        </w:r>
+      </w:hyperlink>
+    </w:p>
+    <w:p>
+      <w:pPr>
+        <w:spacing w:line="270" w:lineRule="exact"/>
+      </w:pPr>
+      <w:r>
+        <w:rPr>
+          <w:sz w:val="18"/>
+        </w:rPr>
+        <w:t>2026-10-24 15:59采集；本轮Crawl4AI官网或主办方售票页原文。29038字；原文及SHA-256留档。客户比例与规模为品牌自述，未列调查年份的保留原口径。</w:t>
+      </w:r>
+    </w:p>
+    <w:p>
+      <w:hyperlink r:id="rId54">
+        <w:r>
+          <w:rPr>
+            <w:color w:val="255878"/>
+            <w:sz w:val="18"/>
+          </w:rPr>
+          <w:t>R05 OWR预订付款取消条款</w:t>
+        </w:r>
+      </w:hyperlink>
+    </w:p>
+    <w:p>
+      <w:pPr>
+        <w:spacing w:line="270" w:lineRule="exact"/>
+      </w:pPr>
+      <w:r>
+        <w:rPr>
+          <w:sz w:val="18"/>
+        </w:rPr>
+        <w:t>2026-10-24 15:58采集；本轮Crawl4AI官网或主办方售票页原文。23432字；原文及SHA-256留档。客户比例与规模为品牌自述，未列调查年份的保留原口径。</w:t>
+      </w:r>
+    </w:p>
+    <w:p>
+      <w:hyperlink r:id="rId55">
         <w:r>
           <w:rPr>
             <w:color w:val="255878"/>
@@ -16736,7 +20393,7 @@
       </w:r>
     </w:p>
     <w:p>
-      <w:hyperlink r:id="rId48">
+      <w:hyperlink r:id="rId56">
         <w:r>
           <w:rPr>
             <w:color w:val="255878"/>
@@ -16758,16 +20415,7 @@
       </w:r>
     </w:p>
     <w:p>
-      <w:pPr>
-        <w:pStyle w:val="Heading2"/>
-        <w:pageBreakBefore/>
-      </w:pPr>
-      <w:r>
-        <w:t>附录 资料索引续</w:t>
-      </w:r>
-    </w:p>
-    <w:p>
-      <w:hyperlink r:id="rId49">
+      <w:hyperlink r:id="rId57">
         <w:r>
           <w:rPr>
             <w:color w:val="255878"/>
@@ -16789,7 +20437,7 @@
       </w:r>
     </w:p>
     <w:p>
-      <w:hyperlink r:id="rId50">
+      <w:hyperlink r:id="rId58">
         <w:r>
           <w:rPr>
             <w:color w:val="255878"/>
@@ -16811,7 +20459,16 @@
       </w:r>
     </w:p>
     <w:p>
-      <w:hyperlink r:id="rId51">
+      <w:pPr>
+        <w:pStyle w:val="Heading2"/>
+        <w:pageBreakBefore/>
+      </w:pPr>
+      <w:r>
+        <w:t>附录 资料索引续</w:t>
+      </w:r>
+    </w:p>
+    <w:p>
+      <w:hyperlink r:id="rId59">
         <w:r>
           <w:rPr>
             <w:color w:val="255878"/>
@@ -16833,7 +20490,7 @@
       </w:r>
     </w:p>
     <w:p>
-      <w:hyperlink r:id="rId52">
+      <w:hyperlink r:id="rId60">
         <w:r>
           <w:rPr>
             <w:color w:val="255878"/>
@@ -16855,7 +20512,7 @@
       </w:r>
     </w:p>
     <w:p>
-      <w:hyperlink r:id="rId53">
+      <w:hyperlink r:id="rId61">
         <w:r>
           <w:rPr>
             <w:color w:val="255878"/>
@@ -16877,7 +20534,7 @@
       </w:r>
     </w:p>
     <w:p>
-      <w:hyperlink r:id="rId54">
+      <w:hyperlink r:id="rId62">
         <w:r>
           <w:rPr>
             <w:color w:val="255878"/>
@@ -16899,7 +20556,7 @@
       </w:r>
     </w:p>
     <w:p>
-      <w:hyperlink r:id="rId55">
+      <w:hyperlink r:id="rId63">
         <w:r>
           <w:rPr>
             <w:color w:val="255878"/>
@@ -16921,7 +20578,7 @@
       </w:r>
     </w:p>
     <w:p>
-      <w:hyperlink r:id="rId56">
+      <w:hyperlink r:id="rId64">
         <w:r>
           <w:rPr>
             <w:color w:val="255878"/>
@@ -16943,7 +20600,7 @@
       </w:r>
     </w:p>
     <w:p>
-      <w:hyperlink r:id="rId57">
+      <w:hyperlink r:id="rId65">
         <w:r>
           <w:rPr>
             <w:color w:val="255878"/>
@@ -16965,7 +20622,7 @@
       </w:r>
     </w:p>
     <w:p>
-      <w:hyperlink r:id="rId58">
+      <w:hyperlink r:id="rId66">
         <w:r>
           <w:rPr>
             <w:color w:val="255878"/>
@@ -16987,7 +20644,7 @@
       </w:r>
     </w:p>
     <w:p>
-      <w:hyperlink r:id="rId59">
+      <w:hyperlink r:id="rId67">
         <w:r>
           <w:rPr>
             <w:color w:val="255878"/>
@@ -17009,16 +20666,7 @@
       </w:r>
     </w:p>
     <w:p>
-      <w:pPr>
-        <w:pStyle w:val="Heading2"/>
-        <w:pageBreakBefore/>
-      </w:pPr>
-      <w:r>
-        <w:t>附录 资料索引续</w:t>
-      </w:r>
-    </w:p>
-    <w:p>
-      <w:hyperlink r:id="rId60">
+      <w:hyperlink r:id="rId68">
         <w:r>
           <w:rPr>
             <w:color w:val="255878"/>
@@ -17040,23 +20688,7 @@
       </w:r>
     </w:p>
     <w:p>
-      <w:r>
-        <w:t>BOLSCREEN BoL会籍及Selected六张用户提供截图  微信搜索BoL万象博联</w:t>
-      </w:r>
-    </w:p>
-    <w:p>
-      <w:pPr>
-        <w:spacing w:line="270" w:lineRule="exact"/>
-      </w:pPr>
-      <w:r>
-        <w:rPr>
-          <w:sz w:val="18"/>
-        </w:rPr>
-        <w:t>2026-10-24收到；会籍页未标发布日，Selected为10月24日活动；用户提供的小程序页面截图。六张原图及哈希随证据保存；确认488／2888年费、七项权益、审核与五环节。1288元／次×12位于价值栏，不作为会员票价；本批未展示最终报名规格或结算价。</w:t>
-      </w:r>
-    </w:p>
-    <w:p>
-      <w:hyperlink r:id="rId61">
+      <w:hyperlink r:id="rId69">
         <w:r>
           <w:rPr>
             <w:color w:val="255878"/>
@@ -17078,13 +20710,22 @@
       </w:r>
     </w:p>
     <w:p>
-      <w:hyperlink r:id="rId62">
+      <w:pPr>
+        <w:pStyle w:val="Heading2"/>
+        <w:pageBreakBefore/>
+      </w:pPr>
+      <w:r>
+        <w:t>附录 资料索引续</w:t>
+      </w:r>
+    </w:p>
+    <w:p>
+      <w:hyperlink r:id="rId70">
         <w:r>
           <w:rPr>
             <w:color w:val="255878"/>
             <w:sz w:val="18"/>
           </w:rPr>
-          <w:t>B13 Founder Feast具体酒会票价与流程</w:t>
+          <w:t>R01 Founder Feast匹配与交付</w:t>
         </w:r>
       </w:hyperlink>
     </w:p>
@@ -17096,11 +20737,77 @@
         <w:rPr>
           <w:sz w:val="18"/>
         </w:rPr>
-        <w:t>2026-10-24采集；Crawl4AI官网原文。200；11192字；原始文件及哈希本机留存</w:t>
-      </w:r>
-    </w:p>
-    <w:p>
-      <w:hyperlink r:id="rId63">
+        <w:t>2026-10-24 15:57采集；本轮Crawl4AI官网或主办方售票页原文。8805字；原文及SHA-256留档。客户比例与规模为品牌自述，未列调查年份的保留原口径。</w:t>
+      </w:r>
+    </w:p>
+    <w:p>
+      <w:hyperlink r:id="rId71">
+        <w:r>
+          <w:rPr>
+            <w:color w:val="255878"/>
+            <w:sz w:val="18"/>
+          </w:rPr>
+          <w:t>R03 Founder Feast常见问题</w:t>
+        </w:r>
+      </w:hyperlink>
+    </w:p>
+    <w:p>
+      <w:pPr>
+        <w:spacing w:line="270" w:lineRule="exact"/>
+      </w:pPr>
+      <w:r>
+        <w:rPr>
+          <w:sz w:val="18"/>
+        </w:rPr>
+        <w:t>2026-10-24 15:58采集；本轮Crawl4AI官网或主办方售票页原文。10411字；原文及SHA-256留档。客户比例与规模为品牌自述，未列调查年份的保留原口径。</w:t>
+      </w:r>
+    </w:p>
+    <w:p>
+      <w:hyperlink r:id="rId24">
+        <w:r>
+          <w:rPr>
+            <w:color w:val="255878"/>
+            <w:sz w:val="18"/>
+          </w:rPr>
+          <w:t>R11 Founder Feast现行价格复核</w:t>
+        </w:r>
+      </w:hyperlink>
+    </w:p>
+    <w:p>
+      <w:pPr>
+        <w:spacing w:line="270" w:lineRule="exact"/>
+      </w:pPr>
+      <w:r>
+        <w:rPr>
+          <w:sz w:val="18"/>
+        </w:rPr>
+        <w:t>2026-10-24 16:00采集；本轮Crawl4AI官网或主办方售票页原文。7642字；原文及SHA-256留档。客户比例与规模为品牌自述，未列调查年份的保留原口径。</w:t>
+      </w:r>
+    </w:p>
+    <w:p>
+      <w:hyperlink r:id="rId72">
+        <w:r>
+          <w:rPr>
+            <w:color w:val="255878"/>
+            <w:sz w:val="18"/>
+          </w:rPr>
+          <w:t>C04 Founder Feast十一月酒会流程复核</w:t>
+        </w:r>
+      </w:hyperlink>
+    </w:p>
+    <w:p>
+      <w:pPr>
+        <w:spacing w:line="270" w:lineRule="exact"/>
+      </w:pPr>
+      <w:r>
+        <w:rPr>
+          <w:sz w:val="18"/>
+        </w:rPr>
+        <w:t>2026-10-24读取；页面未标更新日；Crawl4AI原文。HTTP 200；正文11192字；HTML及SHA256本机保存。</w:t>
+      </w:r>
+    </w:p>
+    <w:p>
+      <w:hyperlink r:id="rId73">
         <w:r>
           <w:rPr>
             <w:color w:val="255878"/>
@@ -17122,51 +20829,7 @@
       </w:r>
     </w:p>
     <w:p>
-      <w:hyperlink r:id="rId24">
-        <w:r>
-          <w:rPr>
-            <w:color w:val="255878"/>
-            <w:sz w:val="18"/>
-          </w:rPr>
-          <w:t>C03 Founder Feast当期定价复核</w:t>
-        </w:r>
-      </w:hyperlink>
-    </w:p>
-    <w:p>
-      <w:pPr>
-        <w:spacing w:line="270" w:lineRule="exact"/>
-      </w:pPr>
-      <w:r>
-        <w:rPr>
-          <w:sz w:val="18"/>
-        </w:rPr>
-        <w:t>2026-10-24读取；页面未标更新日；Crawl4AI原文。HTTP 200；正文7642字；HTML及SHA256本机保存。</w:t>
-      </w:r>
-    </w:p>
-    <w:p>
-      <w:hyperlink r:id="rId62">
-        <w:r>
-          <w:rPr>
-            <w:color w:val="255878"/>
-            <w:sz w:val="18"/>
-          </w:rPr>
-          <w:t>C04 Founder Feast十一月酒会流程复核</w:t>
-        </w:r>
-      </w:hyperlink>
-    </w:p>
-    <w:p>
-      <w:pPr>
-        <w:spacing w:line="270" w:lineRule="exact"/>
-      </w:pPr>
-      <w:r>
-        <w:rPr>
-          <w:sz w:val="18"/>
-        </w:rPr>
-        <w:t>2026-10-24读取；页面未标更新日；Crawl4AI原文。HTTP 200；正文11192字；HTML及SHA256本机保存。</w:t>
-      </w:r>
-    </w:p>
-    <w:p>
-      <w:hyperlink r:id="rId64">
+      <w:hyperlink r:id="rId74">
         <w:r>
           <w:rPr>
             <w:color w:val="255878"/>
@@ -17188,7 +20851,7 @@
       </w:r>
     </w:p>
     <w:p>
-      <w:hyperlink r:id="rId65">
+      <w:hyperlink r:id="rId75">
         <w:r>
           <w:rPr>
             <w:color w:val="255878"/>
@@ -17210,7 +20873,7 @@
       </w:r>
     </w:p>
     <w:p>
-      <w:hyperlink r:id="rId66">
+      <w:hyperlink r:id="rId76">
         <w:r>
           <w:rPr>
             <w:color w:val="255878"/>
@@ -17232,7 +20895,7 @@
       </w:r>
     </w:p>
     <w:p>
-      <w:hyperlink r:id="rId67">
+      <w:hyperlink r:id="rId77">
         <w:r>
           <w:rPr>
             <w:color w:val="255878"/>
@@ -17254,16 +20917,7 @@
       </w:r>
     </w:p>
     <w:p>
-      <w:pPr>
-        <w:pStyle w:val="Heading2"/>
-        <w:pageBreakBefore/>
-      </w:pPr>
-      <w:r>
-        <w:t>附录 资料索引续</w:t>
-      </w:r>
-    </w:p>
-    <w:p>
-      <w:hyperlink r:id="rId68">
+      <w:hyperlink r:id="rId78">
         <w:r>
           <w:rPr>
             <w:color w:val="255878"/>
@@ -17285,7 +20939,7 @@
       </w:r>
     </w:p>
     <w:p>
-      <w:hyperlink r:id="rId69">
+      <w:hyperlink r:id="rId79">
         <w:r>
           <w:rPr>
             <w:color w:val="255878"/>
@@ -17307,7 +20961,60 @@
       </w:r>
     </w:p>
     <w:p>
-      <w:hyperlink r:id="rId70">
+      <w:pPr>
+        <w:pStyle w:val="Heading2"/>
+        <w:pageBreakBefore/>
+      </w:pPr>
+      <w:r>
+        <w:t>附录 资料索引续</w:t>
+      </w:r>
+    </w:p>
+    <w:p>
+      <w:hyperlink r:id="rId80">
+        <w:r>
+          <w:rPr>
+            <w:color w:val="255878"/>
+            <w:sz w:val="18"/>
+          </w:rPr>
+          <w:t>MARBB 万豪官网同日青樾大床含早套餐</w:t>
+        </w:r>
+      </w:hyperlink>
+    </w:p>
+    <w:p>
+      <w:pPr>
+        <w:spacing w:line="270" w:lineRule="exact"/>
+      </w:pPr>
+      <w:r>
+        <w:rPr>
+          <w:sz w:val="18"/>
+        </w:rPr>
+        <w:t>2026-10-24 12:51采集；2026-11-19至22日三晚；万豪官网查询结果及房价详情；浏览器实查。7870元／间／三晚；每天2成人及2位6岁以下儿童早餐；本次按1位成人查询；明细显示2026-10-25 23:59后取消预计扣6750元，即全部晚数房费；1间客房、1位成人的零售公开价；未证明可按此价取得14间房；不是旅行社或酒店团体书面报价</w:t>
+      </w:r>
+    </w:p>
+    <w:p>
+      <w:hyperlink r:id="rId81">
+        <w:r>
+          <w:rPr>
+            <w:color w:val="255878"/>
+            <w:sz w:val="18"/>
+          </w:rPr>
+          <w:t>CTRBB 携程同日青樾大床含早预订详情</w:t>
+        </w:r>
+      </w:hyperlink>
+    </w:p>
+    <w:p>
+      <w:pPr>
+        <w:spacing w:line="270" w:lineRule="exact"/>
+      </w:pPr>
+      <w:r>
+        <w:rPr>
+          <w:sz w:val="18"/>
+        </w:rPr>
+        <w:t>2026-10-24 15:23采集；2026-11-19至22日三晚；用户已登录Chrome；酒店详情及预订详情页只读核验，未提交订单。7240.86元／间／三晚；2份早餐；2026-10-24 23:59前免费取消；之后不可取消，未入住收7240.86元（优惠券积分另按实际支付）；搜索1房1成人；结算页写房型可住2人。1间三晚零售报价，未取得14间库存及团体价</w:t>
+      </w:r>
+    </w:p>
+    <w:p>
+      <w:hyperlink r:id="rId82">
         <w:r>
           <w:rPr>
             <w:color w:val="255878"/>
@@ -17329,7 +21036,7 @@
       </w:r>
     </w:p>
     <w:p>
-      <w:hyperlink r:id="rId71">
+      <w:hyperlink r:id="rId83">
         <w:r>
           <w:rPr>
             <w:color w:val="255878"/>
@@ -17351,7 +21058,7 @@
       </w:r>
     </w:p>
     <w:p>
-      <w:hyperlink r:id="rId72">
+      <w:hyperlink r:id="rId53">
         <w:r>
           <w:rPr>
             <w:color w:val="255878"/>
@@ -17373,7 +21080,7 @@
       </w:r>
     </w:p>
     <w:p>
-      <w:hyperlink r:id="rId73">
+      <w:hyperlink r:id="rId84">
         <w:r>
           <w:rPr>
             <w:color w:val="255878"/>
@@ -17395,7 +21102,7 @@
       </w:r>
     </w:p>
     <w:p>
-      <w:hyperlink r:id="rId74">
+      <w:hyperlink r:id="rId85">
         <w:r>
           <w:rPr>
             <w:color w:val="255878"/>
@@ -17417,7 +21124,7 @@
       </w:r>
     </w:p>
     <w:p>
-      <w:hyperlink r:id="rId75">
+      <w:hyperlink r:id="rId86">
         <w:r>
           <w:rPr>
             <w:color w:val="255878"/>
@@ -17439,7 +21146,7 @@
       </w:r>
     </w:p>
     <w:p>
-      <w:hyperlink r:id="rId76">
+      <w:hyperlink r:id="rId87">
         <w:r>
           <w:rPr>
             <w:color w:val="255878"/>
@@ -17461,7 +21168,7 @@
       </w:r>
     </w:p>
     <w:p>
-      <w:hyperlink r:id="rId77">
+      <w:hyperlink r:id="rId88">
         <w:r>
           <w:rPr>
             <w:color w:val="255878"/>
@@ -17483,7 +21190,7 @@
       </w:r>
     </w:p>
     <w:p>
-      <w:hyperlink r:id="rId78">
+      <w:hyperlink r:id="rId89">
         <w:r>
           <w:rPr>
             <w:color w:val="255878"/>
@@ -17514,7 +21221,7 @@
       </w:r>
     </w:p>
     <w:p>
-      <w:hyperlink r:id="rId79">
+      <w:hyperlink r:id="rId90">
         <w:r>
           <w:rPr>
             <w:color w:val="255878"/>
@@ -17536,7 +21243,7 @@
       </w:r>
     </w:p>
     <w:p>
-      <w:hyperlink r:id="rId80">
+      <w:hyperlink r:id="rId91">
         <w:r>
           <w:rPr>
             <w:color w:val="255878"/>
@@ -17558,7 +21265,7 @@
       </w:r>
     </w:p>
     <w:p>
-      <w:hyperlink r:id="rId81">
+      <w:hyperlink r:id="rId92">
         <w:r>
           <w:rPr>
             <w:color w:val="255878"/>
@@ -17580,7 +21287,7 @@
       </w:r>
     </w:p>
     <w:p>
-      <w:hyperlink r:id="rId82">
+      <w:hyperlink r:id="rId93">
         <w:r>
           <w:rPr>
             <w:color w:val="255878"/>
@@ -17602,7 +21309,7 @@
       </w:r>
     </w:p>
     <w:p>
-      <w:hyperlink r:id="rId83">
+      <w:hyperlink r:id="rId94">
         <w:r>
           <w:rPr>
             <w:color w:val="255878"/>
@@ -17624,7 +21331,7 @@
       </w:r>
     </w:p>
     <w:p>
-      <w:hyperlink r:id="rId84">
+      <w:hyperlink r:id="rId95">
         <w:r>
           <w:rPr>
             <w:color w:val="255878"/>
@@ -17646,7 +21353,7 @@
       </w:r>
     </w:p>
     <w:p>
-      <w:hyperlink r:id="rId85">
+      <w:hyperlink r:id="rId96">
         <w:r>
           <w:rPr>
             <w:color w:val="255878"/>
@@ -17668,7 +21375,7 @@
       </w:r>
     </w:p>
     <w:p>
-      <w:hyperlink r:id="rId86">
+      <w:hyperlink r:id="rId97">
         <w:r>
           <w:rPr>
             <w:color w:val="255878"/>
@@ -17687,50 +21394,6 @@
           <w:sz w:val="18"/>
         </w:rPr>
         <w:t>页面未标更新日，2026年10月23日复核；机构公开资料。</w:t>
-      </w:r>
-    </w:p>
-    <w:p>
-      <w:hyperlink r:id="rId87">
-        <w:r>
-          <w:rPr>
-            <w:color w:val="255878"/>
-            <w:sz w:val="18"/>
-          </w:rPr>
-          <w:t>MARBB 万豪官网同日青樾大床含早套餐</w:t>
-        </w:r>
-      </w:hyperlink>
-    </w:p>
-    <w:p>
-      <w:pPr>
-        <w:spacing w:line="270" w:lineRule="exact"/>
-      </w:pPr>
-      <w:r>
-        <w:rPr>
-          <w:sz w:val="18"/>
-        </w:rPr>
-        <w:t>2026-10-24 12:51采集；2026-11-19至22日三晚；万豪官网查询结果及房价详情；浏览器实查。7870元／间／三晚；每天2成人及2位6岁以下儿童早餐；本次按1位成人查询；明细显示2026-10-25 23:59后取消预计扣6750元，即全部晚数房费；1间客房、1位成人的零售公开价；未证明可按此价取得14间房；不是旅行社或酒店团体书面报价</w:t>
-      </w:r>
-    </w:p>
-    <w:p>
-      <w:hyperlink r:id="rId88">
-        <w:r>
-          <w:rPr>
-            <w:color w:val="255878"/>
-            <w:sz w:val="18"/>
-          </w:rPr>
-          <w:t>CTRBB 携程同日青樾大床含早预订详情</w:t>
-        </w:r>
-      </w:hyperlink>
-    </w:p>
-    <w:p>
-      <w:pPr>
-        <w:spacing w:line="270" w:lineRule="exact"/>
-      </w:pPr>
-      <w:r>
-        <w:rPr>
-          <w:sz w:val="18"/>
-        </w:rPr>
-        <w:t>2026-10-24 15:23采集；2026-11-19至22日三晚；用户已登录Chrome；酒店详情及预订详情页只读核验，未提交订单。7240.86元／间／三晚；2份早餐；2026-10-24 23:59前免费取消；之后不可取消，未入住收7240.86元（优惠券积分另按实际支付）；搜索1房1成人；结算页写房型可住2人。1间三晚零售报价，未取得14间库存及团体价</w:t>
       </w:r>
     </w:p>
     <w:sectPr>
